--- a/doc/refcards/utilities-ref.docx
+++ b/doc/refcards/utilities-ref.docx
@@ -9,7 +9,6 @@
           <w:rFonts w:ascii="Georgia" w:hAnsi="Georgia"/>
           <w:b w:val="false"/>
           <w:bCs w:val="false"/>
-          <w:i w:val="false"/>
           <w:i w:val="false"/>
           <w:iCs w:val="false"/>
           <w:sz w:val="48"/>
@@ -38,11 +37,11 @@
           <w:tab w:val="left" w:pos="4110" w:leader="none"/>
         </w:tabs>
         <w:suppressAutoHyphens w:val="true"/>
-        <w:overflowPunct w:val="false"/>
+        <w:overflowPunct w:val="true"/>
         <w:bidi w:val="0"/>
         <w:spacing w:before="0" w:after="0"/>
-        <w:ind w:hanging="0" w:start="0" w:end="0"/>
-        <w:jc w:val="start"/>
+        <w:ind w:hanging="0" w:left="0" w:right="0"/>
+        <w:jc w:val="left"/>
         <w:rPr>
           <w:sz w:val="32"/>
           <w:szCs w:val="32"/>
@@ -105,7 +104,7 @@
           <w:u w:val="none"/>
           <w:shd w:fill="333333" w:val="clear"/>
         </w:rPr>
-        <w:t xml:space="preserve">Reference        </w:t>
+        <w:t xml:space="preserve">Reference         </w:t>
       </w:r>
       <w:r>
         <w:rPr>
@@ -367,7 +366,7 @@
           <w:sz w:val="16"/>
           <w:szCs w:val="16"/>
         </w:rPr>
-        <w:t>6</w:t>
+        <w:t>9</w:t>
       </w:r>
     </w:p>
     <w:p>
@@ -421,7 +420,7 @@
           <w:u w:val="none"/>
           <w:shd w:fill="333333" w:val="clear"/>
         </w:rPr>
-        <w:t xml:space="preserve">mu-sys </w:t>
+        <w:t>mu-sy</w:t>
       </w:r>
       <w:r>
         <w:rPr>
@@ -430,12 +429,13 @@
           <w:bCs/>
           <w:i/>
           <w:iCs/>
+          <w:color w:val="FFFFFF"/>
           <w:sz w:val="24"/>
           <w:szCs w:val="24"/>
           <w:u w:val="none"/>
           <w:shd w:fill="333333" w:val="clear"/>
         </w:rPr>
-        <w:t xml:space="preserve">                                 </w:t>
+        <w:t xml:space="preserve">s   </w:t>
       </w:r>
       <w:r>
         <w:rPr>
@@ -444,18 +444,17 @@
           <w:bCs/>
           <w:i/>
           <w:iCs/>
-          <w:color w:val="000000"/>
           <w:sz w:val="24"/>
           <w:szCs w:val="24"/>
           <w:u w:val="none"/>
           <w:shd w:fill="333333" w:val="clear"/>
         </w:rPr>
-        <w:t xml:space="preserve"> . </w:t>
+        <w:t xml:space="preserve">  </w:t>
       </w:r>
       <w:r>
         <w:rPr>
           <w:rFonts w:ascii="Georgia" w:hAnsi="Georgia"/>
-          <w:b/>
+          <w:b w:val="false"/>
           <w:bCs/>
           <w:i/>
           <w:iCs/>
@@ -464,19 +463,18 @@
           <w:u w:val="none"/>
           <w:shd w:fill="333333" w:val="clear"/>
         </w:rPr>
-        <w:t xml:space="preserve">                                                </w:t>
-      </w:r>
-    </w:p>
-    <w:p>
-      <w:pPr>
-        <w:pStyle w:val="Normal"/>
-        <w:ind w:hanging="0" w:start="0" w:end="0"/>
+        <w:t xml:space="preserve">      </w:t>
+      </w:r>
+    </w:p>
+    <w:p>
+      <w:pPr>
+        <w:pStyle w:val="Normal"/>
+        <w:ind w:hanging="0" w:left="0" w:right="0"/>
         <w:rPr>
           <w:rFonts w:ascii="Georgia" w:hAnsi="Georgia" w:eastAsia="Songti SC" w:cs="Arial Unicode MS"/>
           <w:b w:val="false"/>
           <w:bCs w:val="false"/>
           <w:i/>
-          <w:i/>
           <w:iCs/>
           <w:color w:val="auto"/>
           <w:kern w:val="2"/>
@@ -505,7 +503,7 @@
     <w:p>
       <w:pPr>
         <w:pStyle w:val="Normal"/>
-        <w:ind w:hanging="0" w:start="0" w:end="0"/>
+        <w:ind w:hanging="0" w:left="0" w:right="0"/>
         <w:rPr>
           <w:sz w:val="14"/>
           <w:szCs w:val="14"/>
@@ -579,7 +577,7 @@
     <w:p>
       <w:pPr>
         <w:pStyle w:val="Normal"/>
-        <w:ind w:hanging="0" w:start="0" w:end="0"/>
+        <w:ind w:hanging="0" w:left="0" w:right="0"/>
         <w:rPr>
           <w:sz w:val="14"/>
           <w:szCs w:val="14"/>
@@ -701,23 +699,23 @@
     <w:p>
       <w:pPr>
         <w:pStyle w:val="Normal"/>
-        <w:ind w:hanging="0" w:start="0" w:end="0"/>
-        <w:rPr>
-          <w:sz w:val="14"/>
-          <w:szCs w:val="14"/>
-        </w:rPr>
-      </w:pPr>
-      <w:r>
-        <w:rPr>
-          <w:sz w:val="14"/>
-          <w:szCs w:val="14"/>
-        </w:rPr>
-      </w:r>
-    </w:p>
-    <w:p>
-      <w:pPr>
-        <w:pStyle w:val="Normal"/>
-        <w:ind w:hanging="0" w:start="0" w:end="0"/>
+        <w:ind w:hanging="0" w:left="0" w:right="0"/>
+        <w:rPr>
+          <w:sz w:val="14"/>
+          <w:szCs w:val="14"/>
+        </w:rPr>
+      </w:pPr>
+      <w:r>
+        <w:rPr>
+          <w:sz w:val="14"/>
+          <w:szCs w:val="14"/>
+        </w:rPr>
+      </w:r>
+    </w:p>
+    <w:p>
+      <w:pPr>
+        <w:pStyle w:val="Normal"/>
+        <w:ind w:hanging="0" w:left="0" w:right="0"/>
         <w:rPr>
           <w:sz w:val="14"/>
           <w:szCs w:val="14"/>
@@ -775,7 +773,7 @@
     <w:p>
       <w:pPr>
         <w:pStyle w:val="Normal"/>
-        <w:ind w:hanging="0" w:start="0" w:end="0"/>
+        <w:ind w:hanging="0" w:left="0" w:right="0"/>
         <w:rPr>
           <w:sz w:val="12"/>
           <w:szCs w:val="12"/>
@@ -850,7 +848,7 @@
     <w:p>
       <w:pPr>
         <w:pStyle w:val="Normal"/>
-        <w:ind w:hanging="0" w:start="0" w:end="0"/>
+        <w:ind w:hanging="0" w:left="0" w:right="0"/>
         <w:rPr>
           <w:sz w:val="12"/>
           <w:szCs w:val="12"/>
@@ -925,7 +923,7 @@
     <w:p>
       <w:pPr>
         <w:pStyle w:val="Normal"/>
-        <w:ind w:hanging="0" w:start="0" w:end="0"/>
+        <w:ind w:hanging="0" w:left="0" w:right="0"/>
         <w:rPr>
           <w:sz w:val="12"/>
           <w:szCs w:val="12"/>
@@ -1000,7 +998,7 @@
     <w:p>
       <w:pPr>
         <w:pStyle w:val="Normal"/>
-        <w:ind w:hanging="0" w:start="0" w:end="0"/>
+        <w:ind w:hanging="0" w:left="0" w:right="0"/>
         <w:rPr>
           <w:sz w:val="12"/>
           <w:szCs w:val="12"/>
@@ -1077,7 +1075,7 @@
     <w:p>
       <w:pPr>
         <w:pStyle w:val="Normal"/>
-        <w:ind w:hanging="0" w:start="0" w:end="0"/>
+        <w:ind w:hanging="0" w:left="0" w:right="0"/>
         <w:rPr>
           <w:sz w:val="12"/>
           <w:szCs w:val="12"/>
@@ -1119,7 +1117,7 @@
     <w:p>
       <w:pPr>
         <w:pStyle w:val="Normal"/>
-        <w:ind w:hanging="0" w:start="0" w:end="0"/>
+        <w:ind w:hanging="0" w:left="0" w:right="0"/>
         <w:rPr>
           <w:rFonts w:ascii="Andale Mono" w:hAnsi="Andale Mono"/>
           <w:b w:val="false"/>
@@ -1203,7 +1201,7 @@
           <w:u w:val="none"/>
           <w:shd w:fill="333333" w:val="clear"/>
         </w:rPr>
-        <w:t xml:space="preserve"> . </w:t>
+        <w:t xml:space="preserve"> </w:t>
       </w:r>
       <w:r>
         <w:rPr>
@@ -1223,13 +1221,12 @@
     <w:p>
       <w:pPr>
         <w:pStyle w:val="Normal"/>
-        <w:ind w:hanging="0" w:start="0" w:end="0"/>
+        <w:ind w:hanging="0" w:left="0" w:right="0"/>
         <w:rPr>
           <w:rFonts w:ascii="Georgia" w:hAnsi="Georgia" w:eastAsia="Songti SC" w:cs="Arial Unicode MS"/>
           <w:b w:val="false"/>
           <w:bCs w:val="false"/>
           <w:i/>
-          <w:i/>
           <w:iCs/>
           <w:color w:val="auto"/>
           <w:kern w:val="2"/>
@@ -1258,7 +1255,7 @@
     <w:p>
       <w:pPr>
         <w:pStyle w:val="Normal"/>
-        <w:ind w:hanging="0" w:start="0" w:end="0"/>
+        <w:ind w:hanging="0" w:left="0" w:right="0"/>
         <w:rPr>
           <w:sz w:val="14"/>
           <w:szCs w:val="14"/>
@@ -1332,7 +1329,7 @@
     <w:p>
       <w:pPr>
         <w:pStyle w:val="Normal"/>
-        <w:ind w:hanging="0" w:start="0" w:end="0"/>
+        <w:ind w:hanging="0" w:left="0" w:right="0"/>
         <w:rPr>
           <w:sz w:val="14"/>
           <w:szCs w:val="14"/>
@@ -1454,23 +1451,23 @@
     <w:p>
       <w:pPr>
         <w:pStyle w:val="Normal"/>
-        <w:ind w:hanging="0" w:start="0" w:end="0"/>
-        <w:rPr>
-          <w:sz w:val="14"/>
-          <w:szCs w:val="14"/>
-        </w:rPr>
-      </w:pPr>
-      <w:r>
-        <w:rPr>
-          <w:sz w:val="14"/>
-          <w:szCs w:val="14"/>
-        </w:rPr>
-      </w:r>
-    </w:p>
-    <w:p>
-      <w:pPr>
-        <w:pStyle w:val="Normal"/>
-        <w:ind w:hanging="0" w:start="0" w:end="0"/>
+        <w:ind w:hanging="0" w:left="0" w:right="0"/>
+        <w:rPr>
+          <w:sz w:val="14"/>
+          <w:szCs w:val="14"/>
+        </w:rPr>
+      </w:pPr>
+      <w:r>
+        <w:rPr>
+          <w:sz w:val="14"/>
+          <w:szCs w:val="14"/>
+        </w:rPr>
+      </w:r>
+    </w:p>
+    <w:p>
+      <w:pPr>
+        <w:pStyle w:val="Normal"/>
+        <w:ind w:hanging="0" w:left="0" w:right="0"/>
         <w:rPr>
           <w:sz w:val="14"/>
           <w:szCs w:val="14"/>
@@ -1528,7 +1525,7 @@
     <w:p>
       <w:pPr>
         <w:pStyle w:val="Normal"/>
-        <w:ind w:hanging="0" w:start="0" w:end="0"/>
+        <w:ind w:hanging="0" w:left="0" w:right="0"/>
         <w:rPr>
           <w:sz w:val="12"/>
           <w:szCs w:val="12"/>
@@ -1573,7 +1570,7 @@
     <w:p>
       <w:pPr>
         <w:pStyle w:val="Normal"/>
-        <w:ind w:hanging="0" w:start="0" w:end="0"/>
+        <w:ind w:hanging="0" w:left="0" w:right="0"/>
         <w:rPr>
           <w:sz w:val="12"/>
           <w:szCs w:val="12"/>
@@ -1648,7 +1645,7 @@
     <w:p>
       <w:pPr>
         <w:pStyle w:val="Normal"/>
-        <w:ind w:hanging="0" w:start="0" w:end="0"/>
+        <w:ind w:hanging="0" w:left="0" w:right="0"/>
         <w:rPr>
           <w:sz w:val="12"/>
           <w:szCs w:val="12"/>
@@ -1723,7 +1720,7 @@
     <w:p>
       <w:pPr>
         <w:pStyle w:val="Normal"/>
-        <w:ind w:hanging="0" w:start="0" w:end="0"/>
+        <w:ind w:hanging="0" w:left="0" w:right="0"/>
         <w:rPr>
           <w:sz w:val="12"/>
           <w:szCs w:val="12"/>
@@ -1798,7 +1795,7 @@
     <w:p>
       <w:pPr>
         <w:pStyle w:val="Normal"/>
-        <w:ind w:hanging="0" w:start="0" w:end="0"/>
+        <w:ind w:hanging="0" w:left="0" w:right="0"/>
         <w:rPr>
           <w:sz w:val="12"/>
           <w:szCs w:val="12"/>
@@ -1875,7 +1872,7 @@
     <w:p>
       <w:pPr>
         <w:pStyle w:val="Normal"/>
-        <w:ind w:hanging="0" w:start="0" w:end="0"/>
+        <w:ind w:hanging="0" w:left="0" w:right="0"/>
         <w:rPr>
           <w:sz w:val="12"/>
           <w:szCs w:val="12"/>
@@ -1917,7 +1914,7 @@
     <w:p>
       <w:pPr>
         <w:pStyle w:val="Normal"/>
-        <w:ind w:hanging="0" w:start="0" w:end="0"/>
+        <w:ind w:hanging="0" w:left="0" w:right="0"/>
         <w:rPr>
           <w:rFonts w:ascii="Andale Mono" w:hAnsi="Andale Mono"/>
           <w:b w:val="false"/>
@@ -1939,7 +1936,7 @@
     <w:p>
       <w:pPr>
         <w:pStyle w:val="Normal"/>
-        <w:ind w:hanging="0" w:start="0" w:end="0"/>
+        <w:ind w:hanging="0" w:left="0" w:right="0"/>
         <w:rPr>
           <w:rFonts w:ascii="Andale Mono" w:hAnsi="Andale Mono"/>
           <w:b w:val="false"/>
@@ -2023,7 +2020,7 @@
           <w:u w:val="none"/>
           <w:shd w:fill="333333" w:val="clear"/>
         </w:rPr>
-        <w:t xml:space="preserve"> . </w:t>
+        <w:t xml:space="preserve"> </w:t>
       </w:r>
       <w:r>
         <w:rPr>
@@ -2037,19 +2034,18 @@
           <w:u w:val="none"/>
           <w:shd w:fill="333333" w:val="clear"/>
         </w:rPr>
-        <w:t xml:space="preserve">                                                </w:t>
-      </w:r>
-    </w:p>
-    <w:p>
-      <w:pPr>
-        <w:pStyle w:val="Normal"/>
-        <w:ind w:hanging="0" w:start="0" w:end="0"/>
+        <w:t xml:space="preserve">                                              </w:t>
+      </w:r>
+    </w:p>
+    <w:p>
+      <w:pPr>
+        <w:pStyle w:val="Normal"/>
+        <w:ind w:hanging="0" w:left="0" w:right="0"/>
         <w:rPr>
           <w:rFonts w:ascii="Georgia" w:hAnsi="Georgia" w:eastAsia="Songti SC" w:cs="Arial Unicode MS"/>
           <w:b w:val="false"/>
           <w:bCs w:val="false"/>
           <w:i/>
-          <w:i/>
           <w:iCs/>
           <w:color w:val="auto"/>
           <w:kern w:val="2"/>
@@ -2078,7 +2074,7 @@
     <w:p>
       <w:pPr>
         <w:pStyle w:val="Normal"/>
-        <w:ind w:hanging="0" w:start="0" w:end="0"/>
+        <w:ind w:hanging="0" w:left="0" w:right="0"/>
         <w:rPr>
           <w:sz w:val="14"/>
           <w:szCs w:val="14"/>
@@ -2152,7 +2148,7 @@
     <w:p>
       <w:pPr>
         <w:pStyle w:val="Normal"/>
-        <w:ind w:hanging="0" w:start="0" w:end="0"/>
+        <w:ind w:hanging="0" w:left="0" w:right="0"/>
         <w:rPr>
           <w:sz w:val="14"/>
           <w:szCs w:val="14"/>
@@ -2274,23 +2270,23 @@
     <w:p>
       <w:pPr>
         <w:pStyle w:val="Normal"/>
-        <w:ind w:hanging="0" w:start="0" w:end="0"/>
-        <w:rPr>
-          <w:sz w:val="14"/>
-          <w:szCs w:val="14"/>
-        </w:rPr>
-      </w:pPr>
-      <w:r>
-        <w:rPr>
-          <w:sz w:val="14"/>
-          <w:szCs w:val="14"/>
-        </w:rPr>
-      </w:r>
-    </w:p>
-    <w:p>
-      <w:pPr>
-        <w:pStyle w:val="Normal"/>
-        <w:ind w:hanging="0" w:start="0" w:end="0"/>
+        <w:ind w:hanging="0" w:left="0" w:right="0"/>
+        <w:rPr>
+          <w:sz w:val="14"/>
+          <w:szCs w:val="14"/>
+        </w:rPr>
+      </w:pPr>
+      <w:r>
+        <w:rPr>
+          <w:sz w:val="14"/>
+          <w:szCs w:val="14"/>
+        </w:rPr>
+      </w:r>
+    </w:p>
+    <w:p>
+      <w:pPr>
+        <w:pStyle w:val="Normal"/>
+        <w:ind w:hanging="0" w:left="0" w:right="0"/>
         <w:rPr>
           <w:sz w:val="14"/>
           <w:szCs w:val="14"/>
@@ -2348,7 +2344,7 @@
     <w:p>
       <w:pPr>
         <w:pStyle w:val="Normal"/>
-        <w:ind w:hanging="0" w:start="0" w:end="0"/>
+        <w:ind w:hanging="0" w:left="0" w:right="0"/>
         <w:rPr>
           <w:sz w:val="12"/>
           <w:szCs w:val="12"/>
@@ -2393,7 +2389,7 @@
     <w:p>
       <w:pPr>
         <w:pStyle w:val="Normal"/>
-        <w:ind w:hanging="0" w:start="0" w:end="0"/>
+        <w:ind w:hanging="0" w:left="0" w:right="0"/>
         <w:rPr>
           <w:sz w:val="12"/>
           <w:szCs w:val="12"/>
@@ -2468,7 +2464,7 @@
     <w:p>
       <w:pPr>
         <w:pStyle w:val="Normal"/>
-        <w:ind w:hanging="0" w:start="0" w:end="0"/>
+        <w:ind w:hanging="0" w:left="0" w:right="0"/>
         <w:rPr>
           <w:sz w:val="12"/>
           <w:szCs w:val="12"/>
@@ -2543,7 +2539,7 @@
     <w:p>
       <w:pPr>
         <w:pStyle w:val="Normal"/>
-        <w:ind w:hanging="0" w:start="0" w:end="0"/>
+        <w:ind w:hanging="0" w:left="0" w:right="0"/>
         <w:rPr>
           <w:sz w:val="12"/>
           <w:szCs w:val="12"/>
@@ -2618,7 +2614,7 @@
     <w:p>
       <w:pPr>
         <w:pStyle w:val="Normal"/>
-        <w:ind w:hanging="0" w:start="0" w:end="0"/>
+        <w:ind w:hanging="0" w:left="0" w:right="0"/>
         <w:rPr>
           <w:sz w:val="12"/>
           <w:szCs w:val="12"/>
@@ -2695,7 +2691,7 @@
     <w:p>
       <w:pPr>
         <w:pStyle w:val="Normal"/>
-        <w:ind w:hanging="0" w:start="0" w:end="0"/>
+        <w:ind w:hanging="0" w:left="0" w:right="0"/>
         <w:rPr>
           <w:sz w:val="12"/>
           <w:szCs w:val="12"/>
@@ -2737,7 +2733,7 @@
     <w:p>
       <w:pPr>
         <w:pStyle w:val="Normal"/>
-        <w:ind w:hanging="0" w:start="0" w:end="0"/>
+        <w:ind w:hanging="0" w:left="0" w:right="0"/>
         <w:rPr>
           <w:rFonts w:ascii="Andale Mono" w:hAnsi="Andale Mono"/>
           <w:b w:val="false"/>
@@ -2759,7 +2755,7 @@
     <w:p>
       <w:pPr>
         <w:pStyle w:val="Normal"/>
-        <w:ind w:hanging="0" w:start="0" w:end="0"/>
+        <w:ind w:hanging="0" w:left="0" w:right="0"/>
         <w:rPr>
           <w:rFonts w:ascii="Andale Mono" w:hAnsi="Andale Mono"/>
           <w:b w:val="false"/>
@@ -2781,183 +2777,7 @@
     <w:p>
       <w:pPr>
         <w:pStyle w:val="Normal"/>
-        <w:ind w:hanging="0" w:start="0" w:end="0"/>
-        <w:rPr>
-          <w:rFonts w:ascii="Andale Mono" w:hAnsi="Andale Mono"/>
-          <w:b w:val="false"/>
-          <w:bCs w:val="false"/>
-          <w:sz w:val="16"/>
-          <w:szCs w:val="16"/>
-        </w:rPr>
-      </w:pPr>
-      <w:r>
-        <w:rPr>
-          <w:rFonts w:ascii="Andale Mono" w:hAnsi="Andale Mono"/>
-          <w:b w:val="false"/>
-          <w:bCs w:val="false"/>
-          <w:sz w:val="16"/>
-          <w:szCs w:val="16"/>
-        </w:rPr>
-      </w:r>
-    </w:p>
-    <w:p>
-      <w:pPr>
-        <w:pStyle w:val="Normal"/>
-        <w:ind w:hanging="0" w:start="0" w:end="0"/>
-        <w:rPr>
-          <w:rFonts w:ascii="Andale Mono" w:hAnsi="Andale Mono"/>
-          <w:b w:val="false"/>
-          <w:bCs w:val="false"/>
-          <w:sz w:val="16"/>
-          <w:szCs w:val="16"/>
-        </w:rPr>
-      </w:pPr>
-      <w:r>
-        <w:rPr>
-          <w:rFonts w:ascii="Andale Mono" w:hAnsi="Andale Mono"/>
-          <w:b w:val="false"/>
-          <w:bCs w:val="false"/>
-          <w:sz w:val="16"/>
-          <w:szCs w:val="16"/>
-        </w:rPr>
-      </w:r>
-    </w:p>
-    <w:p>
-      <w:pPr>
-        <w:pStyle w:val="Normal"/>
-        <w:ind w:hanging="0" w:start="0" w:end="0"/>
-        <w:rPr>
-          <w:rFonts w:ascii="Andale Mono" w:hAnsi="Andale Mono"/>
-          <w:b w:val="false"/>
-          <w:bCs w:val="false"/>
-          <w:sz w:val="16"/>
-          <w:szCs w:val="16"/>
-        </w:rPr>
-      </w:pPr>
-      <w:r>
-        <w:rPr>
-          <w:rFonts w:ascii="Andale Mono" w:hAnsi="Andale Mono"/>
-          <w:b w:val="false"/>
-          <w:bCs w:val="false"/>
-          <w:sz w:val="16"/>
-          <w:szCs w:val="16"/>
-        </w:rPr>
-      </w:r>
-    </w:p>
-    <w:p>
-      <w:pPr>
-        <w:pStyle w:val="Normal"/>
-        <w:ind w:hanging="0" w:start="0" w:end="0"/>
-        <w:rPr>
-          <w:rFonts w:ascii="Andale Mono" w:hAnsi="Andale Mono"/>
-          <w:b w:val="false"/>
-          <w:bCs w:val="false"/>
-          <w:sz w:val="16"/>
-          <w:szCs w:val="16"/>
-        </w:rPr>
-      </w:pPr>
-      <w:r>
-        <w:rPr>
-          <w:rFonts w:ascii="Andale Mono" w:hAnsi="Andale Mono"/>
-          <w:b w:val="false"/>
-          <w:bCs w:val="false"/>
-          <w:sz w:val="16"/>
-          <w:szCs w:val="16"/>
-        </w:rPr>
-      </w:r>
-    </w:p>
-    <w:p>
-      <w:pPr>
-        <w:pStyle w:val="Normal"/>
-        <w:ind w:hanging="0" w:start="0" w:end="0"/>
-        <w:rPr>
-          <w:rFonts w:ascii="Andale Mono" w:hAnsi="Andale Mono"/>
-          <w:b w:val="false"/>
-          <w:bCs w:val="false"/>
-          <w:sz w:val="16"/>
-          <w:szCs w:val="16"/>
-        </w:rPr>
-      </w:pPr>
-      <w:r>
-        <w:rPr>
-          <w:rFonts w:ascii="Andale Mono" w:hAnsi="Andale Mono"/>
-          <w:b w:val="false"/>
-          <w:bCs w:val="false"/>
-          <w:sz w:val="16"/>
-          <w:szCs w:val="16"/>
-        </w:rPr>
-      </w:r>
-    </w:p>
-    <w:p>
-      <w:pPr>
-        <w:pStyle w:val="Normal"/>
-        <w:ind w:hanging="0" w:start="0" w:end="0"/>
-        <w:rPr>
-          <w:rFonts w:ascii="Andale Mono" w:hAnsi="Andale Mono"/>
-          <w:b w:val="false"/>
-          <w:bCs w:val="false"/>
-          <w:sz w:val="16"/>
-          <w:szCs w:val="16"/>
-        </w:rPr>
-      </w:pPr>
-      <w:r>
-        <w:rPr>
-          <w:rFonts w:ascii="Andale Mono" w:hAnsi="Andale Mono"/>
-          <w:b w:val="false"/>
-          <w:bCs w:val="false"/>
-          <w:sz w:val="16"/>
-          <w:szCs w:val="16"/>
-        </w:rPr>
-      </w:r>
-    </w:p>
-    <w:p>
-      <w:pPr>
-        <w:pStyle w:val="Normal"/>
-        <w:ind w:hanging="0" w:start="0" w:end="0"/>
-        <w:rPr>
-          <w:rFonts w:ascii="Andale Mono" w:hAnsi="Andale Mono"/>
-          <w:b w:val="false"/>
-          <w:bCs w:val="false"/>
-          <w:sz w:val="16"/>
-          <w:szCs w:val="16"/>
-        </w:rPr>
-      </w:pPr>
-      <w:r>
-        <w:rPr>
-          <w:rFonts w:ascii="Andale Mono" w:hAnsi="Andale Mono"/>
-          <w:b w:val="false"/>
-          <w:bCs w:val="false"/>
-          <w:sz w:val="16"/>
-          <w:szCs w:val="16"/>
-        </w:rPr>
-      </w:r>
-    </w:p>
-    <w:p>
-      <w:pPr>
-        <w:pStyle w:val="Normal"/>
-        <w:ind w:hanging="0" w:start="0" w:end="0"/>
-        <w:rPr>
-          <w:rFonts w:ascii="Andale Mono" w:hAnsi="Andale Mono"/>
-          <w:b w:val="false"/>
-          <w:bCs w:val="false"/>
-          <w:sz w:val="16"/>
-          <w:szCs w:val="16"/>
-        </w:rPr>
-      </w:pPr>
-      <w:r>
-        <w:rPr>
-          <w:rFonts w:ascii="Andale Mono" w:hAnsi="Andale Mono"/>
-          <w:b w:val="false"/>
-          <w:bCs w:val="false"/>
-          <w:sz w:val="16"/>
-          <w:szCs w:val="16"/>
-        </w:rPr>
-      </w:r>
-    </w:p>
-    <w:p>
-      <w:pPr>
-        <w:pStyle w:val="Normal"/>
-        <w:ind w:hanging="0" w:start="0" w:end="0"/>
+        <w:ind w:hanging="0" w:left="0" w:right="0"/>
         <w:rPr>
           <w:rFonts w:ascii="Andale Mono" w:hAnsi="Andale Mono"/>
           <w:b w:val="false"/>
@@ -3027,22 +2847,7 @@
           <w:u w:val="none"/>
           <w:shd w:fill="333333" w:val="clear"/>
         </w:rPr>
-        <w:t>sys-dev</w:t>
-      </w:r>
-      <w:r>
-        <w:rPr>
-          <w:rFonts w:ascii="Georgia" w:hAnsi="Georgia"/>
-          <w:b/>
-          <w:bCs/>
-          <w:i/>
-          <w:iCs/>
-          <w:color w:val="FFFFFF"/>
-          <w:sz w:val="24"/>
-          <w:szCs w:val="24"/>
-          <w:u w:val="none"/>
-          <w:shd w:fill="333333" w:val="clear"/>
-        </w:rPr>
-        <w:t xml:space="preserve">      </w:t>
+        <w:t xml:space="preserve">sys-dev      </w:t>
       </w:r>
       <w:r>
         <w:rPr>
@@ -3071,7 +2876,7 @@
           <w:u w:val="none"/>
           <w:shd w:fill="333333" w:val="clear"/>
         </w:rPr>
-        <w:t xml:space="preserve"> . </w:t>
+        <w:t xml:space="preserve"> </w:t>
       </w:r>
       <w:r>
         <w:rPr>
@@ -3091,13 +2896,12 @@
     <w:p>
       <w:pPr>
         <w:pStyle w:val="Normal"/>
-        <w:ind w:hanging="0" w:start="0" w:end="0"/>
+        <w:ind w:hanging="0" w:left="0" w:right="0"/>
         <w:rPr>
           <w:rFonts w:ascii="Georgia" w:hAnsi="Georgia" w:eastAsia="Songti SC" w:cs="Arial Unicode MS"/>
           <w:b w:val="false"/>
           <w:bCs w:val="false"/>
           <w:i/>
-          <w:i/>
           <w:iCs/>
           <w:color w:val="auto"/>
           <w:kern w:val="2"/>
@@ -3126,7 +2930,7 @@
     <w:p>
       <w:pPr>
         <w:pStyle w:val="Normal"/>
-        <w:ind w:hanging="0" w:start="0" w:end="0"/>
+        <w:ind w:hanging="0" w:left="0" w:right="0"/>
         <w:rPr>
           <w:sz w:val="14"/>
           <w:szCs w:val="14"/>
@@ -3178,45 +2982,13 @@
           <w:u w:val="none"/>
           <w:lang w:val="en-US" w:eastAsia="zh-CN" w:bidi="hi-IN"/>
         </w:rPr>
-        <w:t xml:space="preserve">:     </w:t>
-      </w:r>
-      <w:r>
-        <w:rPr>
-          <w:rFonts w:eastAsia="Songti SC" w:cs="Arial Unicode MS" w:ascii="Andale Mono" w:hAnsi="Andale Mono"/>
-          <w:b w:val="false"/>
-          <w:bCs w:val="false"/>
-          <w:i w:val="false"/>
-          <w:iCs w:val="false"/>
-          <w:color w:val="auto"/>
-          <w:kern w:val="2"/>
-          <w:sz w:val="14"/>
-          <w:szCs w:val="14"/>
-          <w:u w:val="none"/>
-          <w:lang w:val="en-US" w:eastAsia="zh-CN" w:bidi="hi-IN"/>
-        </w:rPr>
-        <w:t>sys-dev</w:t>
-      </w:r>
-      <w:r>
-        <w:rPr>
-          <w:rFonts w:eastAsia="Songti SC" w:cs="Arial Unicode MS" w:ascii="Andale Mono" w:hAnsi="Andale Mono"/>
-          <w:b w:val="false"/>
-          <w:bCs w:val="false"/>
-          <w:i w:val="false"/>
-          <w:iCs w:val="false"/>
-          <w:color w:val="auto"/>
-          <w:kern w:val="2"/>
-          <w:sz w:val="14"/>
-          <w:szCs w:val="14"/>
-          <w:u w:val="none"/>
-          <w:lang w:val="en-US" w:eastAsia="zh-CN" w:bidi="hi-IN"/>
-        </w:rPr>
-        <w:t xml:space="preserve"> – system development tool</w:t>
-      </w:r>
-    </w:p>
-    <w:p>
-      <w:pPr>
-        <w:pStyle w:val="Normal"/>
-        <w:ind w:hanging="0" w:start="0" w:end="0"/>
+        <w:t>:     sys-dev – system development tool</w:t>
+      </w:r>
+    </w:p>
+    <w:p>
+      <w:pPr>
+        <w:pStyle w:val="Normal"/>
+        <w:ind w:hanging="0" w:left="0" w:right="0"/>
         <w:rPr>
           <w:sz w:val="14"/>
           <w:szCs w:val="14"/>
@@ -3268,24 +3040,104 @@
           <w:u w:val="none"/>
           <w:lang w:val="en-US" w:eastAsia="zh-CN" w:bidi="hi-IN"/>
         </w:rPr>
-        <w:t xml:space="preserve">: </w:t>
-      </w:r>
-      <w:r>
-        <w:rPr>
-          <w:rFonts w:eastAsia="Songti SC" w:cs="Arial Unicode MS" w:ascii="Andale Mono" w:hAnsi="Andale Mono"/>
-          <w:b w:val="false"/>
-          <w:bCs w:val="false"/>
-          <w:i w:val="false"/>
-          <w:iCs w:val="false"/>
-          <w:color w:val="auto"/>
-          <w:kern w:val="2"/>
-          <w:sz w:val="14"/>
-          <w:szCs w:val="14"/>
-          <w:u w:val="none"/>
-          <w:lang w:val="en-US" w:eastAsia="zh-CN" w:bidi="hi-IN"/>
-        </w:rPr>
-        <w:t>sys-dev</w:t>
-      </w:r>
+        <w:t xml:space="preserve">: sys-dev </w:t>
+      </w:r>
+      <w:r>
+        <w:rPr>
+          <w:rFonts w:eastAsia="Songti SC" w:cs="Arial Unicode MS" w:ascii="Andale Mono" w:hAnsi="Andale Mono"/>
+          <w:b w:val="false"/>
+          <w:bCs w:val="false"/>
+          <w:i/>
+          <w:iCs/>
+          <w:color w:val="auto"/>
+          <w:kern w:val="2"/>
+          <w:sz w:val="14"/>
+          <w:szCs w:val="14"/>
+          <w:u w:val="none"/>
+          <w:lang w:val="en-US" w:eastAsia="zh-CN" w:bidi="hi-IN"/>
+        </w:rPr>
+        <w:t>command</w:t>
+      </w:r>
+      <w:r>
+        <w:rPr>
+          <w:rFonts w:eastAsia="Songti SC" w:cs="Arial Unicode MS" w:ascii="Andale Mono" w:hAnsi="Andale Mono"/>
+          <w:b w:val="false"/>
+          <w:bCs w:val="false"/>
+          <w:i w:val="false"/>
+          <w:iCs w:val="false"/>
+          <w:color w:val="auto"/>
+          <w:kern w:val="2"/>
+          <w:sz w:val="14"/>
+          <w:szCs w:val="14"/>
+          <w:u w:val="none"/>
+          <w:lang w:val="en-US" w:eastAsia="zh-CN" w:bidi="hi-IN"/>
+        </w:rPr>
+        <w:t xml:space="preserve"> [</w:t>
+      </w:r>
+      <w:r>
+        <w:rPr>
+          <w:rFonts w:eastAsia="Songti SC" w:cs="Arial Unicode MS" w:ascii="Andale Mono" w:hAnsi="Andale Mono"/>
+          <w:b w:val="false"/>
+          <w:bCs w:val="false"/>
+          <w:i/>
+          <w:iCs/>
+          <w:color w:val="auto"/>
+          <w:kern w:val="2"/>
+          <w:sz w:val="14"/>
+          <w:szCs w:val="14"/>
+          <w:u w:val="none"/>
+          <w:lang w:val="en-US" w:eastAsia="zh-CN" w:bidi="hi-IN"/>
+        </w:rPr>
+        <w:t>options…</w:t>
+      </w:r>
+      <w:r>
+        <w:rPr>
+          <w:rFonts w:eastAsia="Songti SC" w:cs="Arial Unicode MS" w:ascii="Andale Mono" w:hAnsi="Andale Mono"/>
+          <w:b w:val="false"/>
+          <w:bCs w:val="false"/>
+          <w:i w:val="false"/>
+          <w:iCs w:val="false"/>
+          <w:color w:val="auto"/>
+          <w:kern w:val="2"/>
+          <w:sz w:val="14"/>
+          <w:szCs w:val="14"/>
+          <w:u w:val="none"/>
+          <w:lang w:val="en-US" w:eastAsia="zh-CN" w:bidi="hi-IN"/>
+        </w:rPr>
+        <w:t>]</w:t>
+      </w:r>
+    </w:p>
+    <w:p>
+      <w:pPr>
+        <w:pStyle w:val="Normal"/>
+        <w:ind w:hanging="0" w:left="0" w:right="0"/>
+        <w:rPr>
+          <w:rFonts w:ascii="Andale Mono" w:hAnsi="Andale Mono"/>
+          <w:b w:val="false"/>
+          <w:bCs w:val="false"/>
+          <w:sz w:val="16"/>
+          <w:szCs w:val="16"/>
+        </w:rPr>
+      </w:pPr>
+      <w:r>
+        <w:rPr>
+          <w:rFonts w:ascii="Andale Mono" w:hAnsi="Andale Mono"/>
+          <w:b w:val="false"/>
+          <w:bCs w:val="false"/>
+          <w:sz w:val="16"/>
+          <w:szCs w:val="16"/>
+        </w:rPr>
+      </w:r>
+    </w:p>
+    <w:p>
+      <w:pPr>
+        <w:pStyle w:val="Normal"/>
+        <w:ind w:hanging="0" w:left="0" w:right="0"/>
+        <w:rPr>
+          <w:sz w:val="14"/>
+          <w:szCs w:val="14"/>
+        </w:rPr>
+      </w:pPr>
       <w:r>
         <w:rPr>
           <w:rFonts w:eastAsia="Songti SC" w:cs="Arial Unicode MS" w:ascii="Andale Mono" w:hAnsi="Andale Mono"/>
@@ -3316,157 +3168,99 @@
           <w:u w:val="none"/>
           <w:lang w:val="en-US" w:eastAsia="zh-CN" w:bidi="hi-IN"/>
         </w:rPr>
-        <w:t>command</w:t>
-      </w:r>
-      <w:r>
-        <w:rPr>
-          <w:rFonts w:eastAsia="Songti SC" w:cs="Arial Unicode MS" w:ascii="Andale Mono" w:hAnsi="Andale Mono"/>
-          <w:b w:val="false"/>
-          <w:bCs w:val="false"/>
-          <w:i w:val="false"/>
-          <w:iCs w:val="false"/>
-          <w:color w:val="auto"/>
-          <w:kern w:val="2"/>
-          <w:sz w:val="14"/>
-          <w:szCs w:val="14"/>
-          <w:u w:val="none"/>
-          <w:lang w:val="en-US" w:eastAsia="zh-CN" w:bidi="hi-IN"/>
-        </w:rPr>
-        <w:t xml:space="preserve"> [</w:t>
-      </w:r>
-      <w:r>
-        <w:rPr>
-          <w:rFonts w:eastAsia="Songti SC" w:cs="Arial Unicode MS" w:ascii="Andale Mono" w:hAnsi="Andale Mono"/>
-          <w:b w:val="false"/>
-          <w:bCs w:val="false"/>
-          <w:i/>
-          <w:iCs/>
-          <w:color w:val="auto"/>
-          <w:kern w:val="2"/>
-          <w:sz w:val="14"/>
-          <w:szCs w:val="14"/>
-          <w:u w:val="none"/>
-          <w:lang w:val="en-US" w:eastAsia="zh-CN" w:bidi="hi-IN"/>
-        </w:rPr>
-        <w:t>options…</w:t>
-      </w:r>
-      <w:r>
-        <w:rPr>
-          <w:rFonts w:eastAsia="Songti SC" w:cs="Arial Unicode MS" w:ascii="Andale Mono" w:hAnsi="Andale Mono"/>
-          <w:b w:val="false"/>
-          <w:bCs w:val="false"/>
-          <w:i w:val="false"/>
-          <w:iCs w:val="false"/>
-          <w:color w:val="auto"/>
-          <w:kern w:val="2"/>
-          <w:sz w:val="14"/>
-          <w:szCs w:val="14"/>
-          <w:u w:val="none"/>
-          <w:lang w:val="en-US" w:eastAsia="zh-CN" w:bidi="hi-IN"/>
-        </w:rPr>
-        <w:t>]</w:t>
-      </w:r>
-    </w:p>
-    <w:p>
-      <w:pPr>
-        <w:pStyle w:val="Normal"/>
-        <w:ind w:hanging="0" w:start="0" w:end="0"/>
+        <w:t>Description</w:t>
+      </w:r>
+      <w:r>
+        <w:rPr>
+          <w:rFonts w:eastAsia="Songti SC" w:cs="Arial Unicode MS" w:ascii="Andale Mono" w:hAnsi="Andale Mono"/>
+          <w:b w:val="false"/>
+          <w:bCs w:val="false"/>
+          <w:i w:val="false"/>
+          <w:iCs w:val="false"/>
+          <w:color w:val="auto"/>
+          <w:kern w:val="2"/>
+          <w:sz w:val="14"/>
+          <w:szCs w:val="14"/>
+          <w:u w:val="none"/>
+          <w:lang w:val="en-US" w:eastAsia="zh-CN" w:bidi="hi-IN"/>
+        </w:rPr>
+        <w:t>: 0.0.20</w:t>
+      </w:r>
+    </w:p>
+    <w:p>
+      <w:pPr>
+        <w:pStyle w:val="Normal"/>
+        <w:ind w:hanging="0" w:left="0" w:right="0"/>
         <w:rPr>
           <w:rFonts w:ascii="Andale Mono" w:hAnsi="Andale Mono"/>
-          <w:b w:val="false"/>
-          <w:bCs w:val="false"/>
-          <w:sz w:val="16"/>
-          <w:szCs w:val="16"/>
-        </w:rPr>
-      </w:pPr>
-      <w:r>
+          <w:sz w:val="12"/>
+          <w:szCs w:val="12"/>
+        </w:rPr>
+      </w:pPr>
+      <w:r>
+        <w:rPr>
+          <w:rFonts w:eastAsia="Songti SC" w:cs="Arial Unicode MS" w:ascii="Andale Mono" w:hAnsi="Andale Mono"/>
+          <w:b w:val="false"/>
+          <w:bCs w:val="false"/>
+          <w:i w:val="false"/>
+          <w:iCs w:val="false"/>
+          <w:color w:val="auto"/>
+          <w:kern w:val="2"/>
+          <w:sz w:val="12"/>
+          <w:szCs w:val="12"/>
+          <w:u w:val="none"/>
+          <w:lang w:val="en-US" w:eastAsia="zh-CN" w:bidi="hi-IN"/>
+        </w:rPr>
+        <w:t xml:space="preserve"> </w:t>
+      </w:r>
+    </w:p>
+    <w:p>
+      <w:pPr>
+        <w:pStyle w:val="Normal"/>
+        <w:ind w:hanging="0" w:left="0" w:right="0"/>
         <w:rPr>
           <w:rFonts w:ascii="Andale Mono" w:hAnsi="Andale Mono"/>
-          <w:b w:val="false"/>
-          <w:bCs w:val="false"/>
-          <w:sz w:val="16"/>
-          <w:szCs w:val="16"/>
-        </w:rPr>
-      </w:r>
-    </w:p>
-    <w:p>
-      <w:pPr>
-        <w:pStyle w:val="Normal"/>
-        <w:ind w:hanging="0" w:start="0" w:end="0"/>
-        <w:rPr>
-          <w:sz w:val="14"/>
-          <w:szCs w:val="14"/>
-        </w:rPr>
-      </w:pPr>
-      <w:r>
-        <w:rPr>
-          <w:rFonts w:eastAsia="Songti SC" w:cs="Arial Unicode MS" w:ascii="Andale Mono" w:hAnsi="Andale Mono"/>
-          <w:b w:val="false"/>
-          <w:bCs w:val="false"/>
-          <w:i w:val="false"/>
-          <w:iCs w:val="false"/>
-          <w:color w:val="auto"/>
-          <w:kern w:val="2"/>
-          <w:sz w:val="14"/>
-          <w:szCs w:val="14"/>
-          <w:u w:val="none"/>
-          <w:lang w:val="en-US" w:eastAsia="zh-CN" w:bidi="hi-IN"/>
-        </w:rPr>
-        <w:t xml:space="preserve"> </w:t>
-      </w:r>
-      <w:r>
-        <w:rPr>
-          <w:rFonts w:eastAsia="Songti SC" w:cs="Arial Unicode MS" w:ascii="Andale Mono" w:hAnsi="Andale Mono"/>
-          <w:b w:val="false"/>
-          <w:bCs w:val="false"/>
-          <w:i/>
-          <w:iCs/>
-          <w:color w:val="auto"/>
-          <w:kern w:val="2"/>
-          <w:sz w:val="14"/>
-          <w:szCs w:val="14"/>
-          <w:u w:val="none"/>
-          <w:lang w:val="en-US" w:eastAsia="zh-CN" w:bidi="hi-IN"/>
-        </w:rPr>
-        <w:t>Description</w:t>
-      </w:r>
-      <w:r>
-        <w:rPr>
-          <w:rFonts w:eastAsia="Songti SC" w:cs="Arial Unicode MS" w:ascii="Andale Mono" w:hAnsi="Andale Mono"/>
-          <w:b w:val="false"/>
-          <w:bCs w:val="false"/>
-          <w:i w:val="false"/>
-          <w:iCs w:val="false"/>
-          <w:color w:val="auto"/>
-          <w:kern w:val="2"/>
-          <w:sz w:val="14"/>
-          <w:szCs w:val="14"/>
-          <w:u w:val="none"/>
-          <w:lang w:val="en-US" w:eastAsia="zh-CN" w:bidi="hi-IN"/>
-        </w:rPr>
-        <w:t>: 0.0.</w:t>
-      </w:r>
-      <w:r>
-        <w:rPr>
-          <w:rFonts w:eastAsia="Songti SC" w:cs="Arial Unicode MS" w:ascii="Andale Mono" w:hAnsi="Andale Mono"/>
-          <w:b w:val="false"/>
-          <w:bCs w:val="false"/>
-          <w:i w:val="false"/>
-          <w:iCs w:val="false"/>
-          <w:color w:val="auto"/>
-          <w:kern w:val="2"/>
-          <w:sz w:val="14"/>
-          <w:szCs w:val="14"/>
-          <w:u w:val="none"/>
-          <w:lang w:val="en-US" w:eastAsia="zh-CN" w:bidi="hi-IN"/>
-        </w:rPr>
-        <w:t>20</w:t>
-      </w:r>
-    </w:p>
-    <w:p>
-      <w:pPr>
-        <w:pStyle w:val="Normal"/>
-        <w:ind w:hanging="0" w:start="0" w:end="0"/>
+          <w:sz w:val="12"/>
+          <w:szCs w:val="12"/>
+        </w:rPr>
+      </w:pPr>
+      <w:r>
+        <w:rPr>
+          <w:rFonts w:eastAsia="Songti SC" w:cs="Arial Unicode MS" w:ascii="Andale Mono" w:hAnsi="Andale Mono"/>
+          <w:b w:val="false"/>
+          <w:bCs w:val="false"/>
+          <w:i w:val="false"/>
+          <w:iCs w:val="false"/>
+          <w:color w:val="auto"/>
+          <w:kern w:val="2"/>
+          <w:sz w:val="12"/>
+          <w:szCs w:val="12"/>
+          <w:u w:val="none"/>
+          <w:lang w:val="en-US" w:eastAsia="zh-CN" w:bidi="hi-IN"/>
+        </w:rPr>
+        <w:t xml:space="preserve">  </w:t>
+      </w:r>
+      <w:r>
+        <w:rPr>
+          <w:rFonts w:eastAsia="Songti SC" w:cs="Arial Unicode MS" w:ascii="Andale Mono" w:hAnsi="Andale Mono"/>
+          <w:b w:val="false"/>
+          <w:bCs w:val="false"/>
+          <w:i w:val="false"/>
+          <w:iCs w:val="false"/>
+          <w:color w:val="auto"/>
+          <w:kern w:val="2"/>
+          <w:sz w:val="12"/>
+          <w:szCs w:val="12"/>
+          <w:u w:val="none"/>
+          <w:lang w:val="en-US" w:eastAsia="zh-CN" w:bidi="hi-IN"/>
+        </w:rPr>
+        <w:t>Usage: mforge 0.0.20 command [option...]</w:t>
+      </w:r>
+    </w:p>
+    <w:p>
+      <w:pPr>
+        <w:pStyle w:val="Normal"/>
+        <w:ind w:hanging="0" w:left="0" w:right="0"/>
         <w:rPr>
           <w:rFonts w:ascii="Andale Mono" w:hAnsi="Andale Mono"/>
           <w:sz w:val="12"/>
@@ -3487,13 +3281,29 @@
           <w:u w:val="none"/>
           <w:lang w:val="en-US" w:eastAsia="zh-CN" w:bidi="hi-IN"/>
         </w:rPr>
-        <w:t xml:space="preserve"> </w:t>
-      </w:r>
-    </w:p>
-    <w:p>
-      <w:pPr>
-        <w:pStyle w:val="Normal"/>
-        <w:ind w:hanging="0" w:start="0" w:end="0"/>
+        <w:t xml:space="preserve">   </w:t>
+      </w:r>
+      <w:r>
+        <w:rPr>
+          <w:rFonts w:eastAsia="Songti SC" w:cs="Arial Unicode MS" w:ascii="Andale Mono" w:hAnsi="Andale Mono"/>
+          <w:b w:val="false"/>
+          <w:bCs w:val="false"/>
+          <w:i w:val="false"/>
+          <w:iCs w:val="false"/>
+          <w:color w:val="auto"/>
+          <w:kern w:val="2"/>
+          <w:sz w:val="12"/>
+          <w:szCs w:val="12"/>
+          <w:u w:val="none"/>
+          <w:lang w:val="en-US" w:eastAsia="zh-CN" w:bidi="hi-IN"/>
+        </w:rPr>
+        <w:t>command:</w:t>
+      </w:r>
+    </w:p>
+    <w:p>
+      <w:pPr>
+        <w:pStyle w:val="Normal"/>
+        <w:ind w:hanging="0" w:left="0" w:right="0"/>
         <w:rPr>
           <w:rFonts w:ascii="Andale Mono" w:hAnsi="Andale Mono"/>
           <w:sz w:val="12"/>
@@ -3514,6 +3324,716 @@
           <w:u w:val="none"/>
           <w:lang w:val="en-US" w:eastAsia="zh-CN" w:bidi="hi-IN"/>
         </w:rPr>
+        <w:t xml:space="preserve">     </w:t>
+      </w:r>
+      <w:r>
+        <w:rPr>
+          <w:rFonts w:eastAsia="Songti SC" w:cs="Arial Unicode MS" w:ascii="Andale Mono" w:hAnsi="Andale Mono"/>
+          <w:b w:val="false"/>
+          <w:bCs w:val="false"/>
+          <w:i w:val="false"/>
+          <w:iCs w:val="false"/>
+          <w:color w:val="auto"/>
+          <w:kern w:val="2"/>
+          <w:sz w:val="12"/>
+          <w:szCs w:val="12"/>
+          <w:u w:val="none"/>
+          <w:lang w:val="en-US" w:eastAsia="zh-CN" w:bidi="hi-IN"/>
+        </w:rPr>
+        <w:t>help                              ; this message</w:t>
+      </w:r>
+    </w:p>
+    <w:p>
+      <w:pPr>
+        <w:pStyle w:val="Normal"/>
+        <w:ind w:hanging="0" w:left="0" w:right="0"/>
+        <w:rPr>
+          <w:rFonts w:ascii="Andale Mono" w:hAnsi="Andale Mono"/>
+          <w:sz w:val="12"/>
+          <w:szCs w:val="12"/>
+        </w:rPr>
+      </w:pPr>
+      <w:r>
+        <w:rPr>
+          <w:rFonts w:eastAsia="Songti SC" w:cs="Arial Unicode MS" w:ascii="Andale Mono" w:hAnsi="Andale Mono"/>
+          <w:b w:val="false"/>
+          <w:bCs w:val="false"/>
+          <w:i w:val="false"/>
+          <w:iCs w:val="false"/>
+          <w:color w:val="auto"/>
+          <w:kern w:val="2"/>
+          <w:sz w:val="12"/>
+          <w:szCs w:val="12"/>
+          <w:u w:val="none"/>
+          <w:lang w:val="en-US" w:eastAsia="zh-CN" w:bidi="hi-IN"/>
+        </w:rPr>
+        <w:t xml:space="preserve">     </w:t>
+      </w:r>
+      <w:r>
+        <w:rPr>
+          <w:rFonts w:eastAsia="Songti SC" w:cs="Arial Unicode MS" w:ascii="Andale Mono" w:hAnsi="Andale Mono"/>
+          <w:b w:val="false"/>
+          <w:bCs w:val="false"/>
+          <w:i w:val="false"/>
+          <w:iCs w:val="false"/>
+          <w:color w:val="auto"/>
+          <w:kern w:val="2"/>
+          <w:sz w:val="12"/>
+          <w:szCs w:val="12"/>
+          <w:u w:val="none"/>
+          <w:lang w:val="en-US" w:eastAsia="zh-CN" w:bidi="hi-IN"/>
+        </w:rPr>
+        <w:t>version                           ; mforge version</w:t>
+      </w:r>
+    </w:p>
+    <w:p>
+      <w:pPr>
+        <w:pStyle w:val="Normal"/>
+        <w:ind w:hanging="0" w:left="0" w:right="0"/>
+        <w:rPr>
+          <w:rFonts w:ascii="Andale Mono" w:hAnsi="Andale Mono"/>
+          <w:sz w:val="12"/>
+          <w:szCs w:val="12"/>
+        </w:rPr>
+      </w:pPr>
+      <w:r>
+        <w:rPr>
+          <w:rFonts w:ascii="Andale Mono" w:hAnsi="Andale Mono"/>
+          <w:sz w:val="12"/>
+          <w:szCs w:val="12"/>
+        </w:rPr>
+      </w:r>
+    </w:p>
+    <w:p>
+      <w:pPr>
+        <w:pStyle w:val="Normal"/>
+        <w:ind w:hanging="0" w:left="0" w:right="0"/>
+        <w:rPr>
+          <w:rFonts w:ascii="Andale Mono" w:hAnsi="Andale Mono"/>
+          <w:sz w:val="12"/>
+          <w:szCs w:val="12"/>
+        </w:rPr>
+      </w:pPr>
+      <w:r>
+        <w:rPr>
+          <w:rFonts w:eastAsia="Songti SC" w:cs="Arial Unicode MS" w:ascii="Andale Mono" w:hAnsi="Andale Mono"/>
+          <w:b w:val="false"/>
+          <w:bCs w:val="false"/>
+          <w:i w:val="false"/>
+          <w:iCs w:val="false"/>
+          <w:color w:val="auto"/>
+          <w:kern w:val="2"/>
+          <w:sz w:val="12"/>
+          <w:szCs w:val="12"/>
+          <w:u w:val="none"/>
+          <w:lang w:val="en-US" w:eastAsia="zh-CN" w:bidi="hi-IN"/>
+        </w:rPr>
+        <w:t xml:space="preserve">     </w:t>
+      </w:r>
+      <w:r>
+        <w:rPr>
+          <w:rFonts w:eastAsia="Songti SC" w:cs="Arial Unicode MS" w:ascii="Andale Mono" w:hAnsi="Andale Mono"/>
+          <w:b w:val="false"/>
+          <w:bCs w:val="false"/>
+          <w:i w:val="false"/>
+          <w:iCs w:val="false"/>
+          <w:color w:val="auto"/>
+          <w:kern w:val="2"/>
+          <w:sz w:val="12"/>
+          <w:szCs w:val="12"/>
+          <w:u w:val="none"/>
+          <w:lang w:val="en-US" w:eastAsia="zh-CN" w:bidi="hi-IN"/>
+        </w:rPr>
+        <w:t>workspace init | env              ; manage workspace</w:t>
+      </w:r>
+    </w:p>
+    <w:p>
+      <w:pPr>
+        <w:pStyle w:val="Normal"/>
+        <w:ind w:hanging="0" w:left="0" w:right="0"/>
+        <w:rPr>
+          <w:rFonts w:ascii="Andale Mono" w:hAnsi="Andale Mono"/>
+          <w:sz w:val="12"/>
+          <w:szCs w:val="12"/>
+        </w:rPr>
+      </w:pPr>
+      <w:r>
+        <w:rPr>
+          <w:rFonts w:ascii="Andale Mono" w:hAnsi="Andale Mono"/>
+          <w:sz w:val="12"/>
+          <w:szCs w:val="12"/>
+        </w:rPr>
+      </w:r>
+    </w:p>
+    <w:p>
+      <w:pPr>
+        <w:pStyle w:val="Normal"/>
+        <w:ind w:hanging="0" w:left="0" w:right="0"/>
+        <w:rPr>
+          <w:rFonts w:ascii="Andale Mono" w:hAnsi="Andale Mono"/>
+          <w:sz w:val="12"/>
+          <w:szCs w:val="12"/>
+        </w:rPr>
+      </w:pPr>
+      <w:r>
+        <w:rPr>
+          <w:rFonts w:eastAsia="Songti SC" w:cs="Arial Unicode MS" w:ascii="Andale Mono" w:hAnsi="Andale Mono"/>
+          <w:b w:val="false"/>
+          <w:bCs w:val="false"/>
+          <w:i w:val="false"/>
+          <w:iCs w:val="false"/>
+          <w:color w:val="auto"/>
+          <w:kern w:val="2"/>
+          <w:sz w:val="12"/>
+          <w:szCs w:val="12"/>
+          <w:u w:val="none"/>
+          <w:lang w:val="en-US" w:eastAsia="zh-CN" w:bidi="hi-IN"/>
+        </w:rPr>
+        <w:t xml:space="preserve">     </w:t>
+      </w:r>
+      <w:r>
+        <w:rPr>
+          <w:rFonts w:eastAsia="Songti SC" w:cs="Arial Unicode MS" w:ascii="Andale Mono" w:hAnsi="Andale Mono"/>
+          <w:b w:val="false"/>
+          <w:bCs w:val="false"/>
+          <w:i w:val="false"/>
+          <w:iCs w:val="false"/>
+          <w:color w:val="auto"/>
+          <w:kern w:val="2"/>
+          <w:sz w:val="12"/>
+          <w:szCs w:val="12"/>
+          <w:u w:val="none"/>
+          <w:lang w:val="en-US" w:eastAsia="zh-CN" w:bidi="hi-IN"/>
+        </w:rPr>
+        <w:t>bench     base | current | report | clean</w:t>
+      </w:r>
+    </w:p>
+    <w:p>
+      <w:pPr>
+        <w:pStyle w:val="Normal"/>
+        <w:ind w:hanging="0" w:left="0" w:right="0"/>
+        <w:rPr>
+          <w:rFonts w:ascii="Andale Mono" w:hAnsi="Andale Mono"/>
+          <w:sz w:val="12"/>
+          <w:szCs w:val="12"/>
+        </w:rPr>
+      </w:pPr>
+      <w:r>
+        <w:rPr>
+          <w:rFonts w:eastAsia="Songti SC" w:cs="Arial Unicode MS" w:ascii="Andale Mono" w:hAnsi="Andale Mono"/>
+          <w:b w:val="false"/>
+          <w:bCs w:val="false"/>
+          <w:i w:val="false"/>
+          <w:iCs w:val="false"/>
+          <w:color w:val="auto"/>
+          <w:kern w:val="2"/>
+          <w:sz w:val="12"/>
+          <w:szCs w:val="12"/>
+          <w:u w:val="none"/>
+          <w:lang w:val="en-US" w:eastAsia="zh-CN" w:bidi="hi-IN"/>
+        </w:rPr>
+        <w:t xml:space="preserve">               </w:t>
+      </w:r>
+      <w:r>
+        <w:rPr>
+          <w:rFonts w:eastAsia="Songti SC" w:cs="Arial Unicode MS" w:ascii="Andale Mono" w:hAnsi="Andale Mono"/>
+          <w:b w:val="false"/>
+          <w:bCs w:val="false"/>
+          <w:i w:val="false"/>
+          <w:iCs w:val="false"/>
+          <w:color w:val="auto"/>
+          <w:kern w:val="2"/>
+          <w:sz w:val="12"/>
+          <w:szCs w:val="12"/>
+          <w:u w:val="none"/>
+          <w:lang w:val="en-US" w:eastAsia="zh-CN" w:bidi="hi-IN"/>
+        </w:rPr>
+        <w:t>[--ntests=number] [--all]</w:t>
+      </w:r>
+    </w:p>
+    <w:p>
+      <w:pPr>
+        <w:pStyle w:val="Normal"/>
+        <w:ind w:hanging="0" w:left="0" w:right="0"/>
+        <w:rPr>
+          <w:rFonts w:ascii="Andale Mono" w:hAnsi="Andale Mono"/>
+          <w:sz w:val="12"/>
+          <w:szCs w:val="12"/>
+        </w:rPr>
+      </w:pPr>
+      <w:r>
+        <w:rPr>
+          <w:rFonts w:eastAsia="Songti SC" w:cs="Arial Unicode MS" w:ascii="Andale Mono" w:hAnsi="Andale Mono"/>
+          <w:b w:val="false"/>
+          <w:bCs w:val="false"/>
+          <w:i w:val="false"/>
+          <w:iCs w:val="false"/>
+          <w:color w:val="auto"/>
+          <w:kern w:val="2"/>
+          <w:sz w:val="12"/>
+          <w:szCs w:val="12"/>
+          <w:u w:val="none"/>
+          <w:lang w:val="en-US" w:eastAsia="zh-CN" w:bidi="hi-IN"/>
+        </w:rPr>
+        <w:t xml:space="preserve">                                       </w:t>
+      </w:r>
+      <w:r>
+        <w:rPr>
+          <w:rFonts w:eastAsia="Songti SC" w:cs="Arial Unicode MS" w:ascii="Andale Mono" w:hAnsi="Andale Mono"/>
+          <w:b w:val="false"/>
+          <w:bCs w:val="false"/>
+          <w:i w:val="false"/>
+          <w:iCs w:val="false"/>
+          <w:color w:val="auto"/>
+          <w:kern w:val="2"/>
+          <w:sz w:val="12"/>
+          <w:szCs w:val="12"/>
+          <w:u w:val="none"/>
+          <w:lang w:val="en-US" w:eastAsia="zh-CN" w:bidi="hi-IN"/>
+        </w:rPr>
+        <w:t>; benchmark test suite</w:t>
+      </w:r>
+    </w:p>
+    <w:p>
+      <w:pPr>
+        <w:pStyle w:val="Normal"/>
+        <w:ind w:hanging="0" w:left="0" w:right="0"/>
+        <w:rPr>
+          <w:rFonts w:ascii="Andale Mono" w:hAnsi="Andale Mono"/>
+          <w:sz w:val="12"/>
+          <w:szCs w:val="12"/>
+        </w:rPr>
+      </w:pPr>
+      <w:r>
+        <w:rPr>
+          <w:rFonts w:ascii="Andale Mono" w:hAnsi="Andale Mono"/>
+          <w:sz w:val="12"/>
+          <w:szCs w:val="12"/>
+        </w:rPr>
+      </w:r>
+    </w:p>
+    <w:p>
+      <w:pPr>
+        <w:pStyle w:val="Normal"/>
+        <w:ind w:hanging="0" w:left="0" w:right="0"/>
+        <w:rPr>
+          <w:rFonts w:ascii="Andale Mono" w:hAnsi="Andale Mono"/>
+          <w:sz w:val="12"/>
+          <w:szCs w:val="12"/>
+        </w:rPr>
+      </w:pPr>
+      <w:r>
+        <w:rPr>
+          <w:rFonts w:eastAsia="Songti SC" w:cs="Arial Unicode MS" w:ascii="Andale Mono" w:hAnsi="Andale Mono"/>
+          <w:b w:val="false"/>
+          <w:bCs w:val="false"/>
+          <w:i w:val="false"/>
+          <w:iCs w:val="false"/>
+          <w:color w:val="auto"/>
+          <w:kern w:val="2"/>
+          <w:sz w:val="12"/>
+          <w:szCs w:val="12"/>
+          <w:u w:val="none"/>
+          <w:lang w:val="en-US" w:eastAsia="zh-CN" w:bidi="hi-IN"/>
+        </w:rPr>
+        <w:t xml:space="preserve">     </w:t>
+      </w:r>
+      <w:r>
+        <w:rPr>
+          <w:rFonts w:eastAsia="Songti SC" w:cs="Arial Unicode MS" w:ascii="Andale Mono" w:hAnsi="Andale Mono"/>
+          <w:b w:val="false"/>
+          <w:bCs w:val="false"/>
+          <w:i w:val="false"/>
+          <w:iCs w:val="false"/>
+          <w:color w:val="auto"/>
+          <w:kern w:val="2"/>
+          <w:sz w:val="12"/>
+          <w:szCs w:val="12"/>
+          <w:u w:val="none"/>
+          <w:lang w:val="en-US" w:eastAsia="zh-CN" w:bidi="hi-IN"/>
+        </w:rPr>
+        <w:t>regression                        ; regression test suite</w:t>
+      </w:r>
+    </w:p>
+    <w:p>
+      <w:pPr>
+        <w:pStyle w:val="Normal"/>
+        <w:ind w:hanging="0" w:left="0" w:right="0"/>
+        <w:rPr>
+          <w:rFonts w:ascii="Andale Mono" w:hAnsi="Andale Mono"/>
+          <w:sz w:val="12"/>
+          <w:szCs w:val="12"/>
+        </w:rPr>
+      </w:pPr>
+      <w:r>
+        <w:rPr>
+          <w:rFonts w:ascii="Andale Mono" w:hAnsi="Andale Mono"/>
+          <w:sz w:val="12"/>
+          <w:szCs w:val="12"/>
+        </w:rPr>
+      </w:r>
+    </w:p>
+    <w:p>
+      <w:pPr>
+        <w:pStyle w:val="Normal"/>
+        <w:ind w:hanging="0" w:left="0" w:right="0"/>
+        <w:rPr>
+          <w:rFonts w:ascii="Andale Mono" w:hAnsi="Andale Mono"/>
+          <w:sz w:val="12"/>
+          <w:szCs w:val="12"/>
+        </w:rPr>
+      </w:pPr>
+      <w:r>
+        <w:rPr>
+          <w:rFonts w:eastAsia="Songti SC" w:cs="Arial Unicode MS" w:ascii="Andale Mono" w:hAnsi="Andale Mono"/>
+          <w:b w:val="false"/>
+          <w:bCs w:val="false"/>
+          <w:i w:val="false"/>
+          <w:iCs w:val="false"/>
+          <w:color w:val="auto"/>
+          <w:kern w:val="2"/>
+          <w:sz w:val="12"/>
+          <w:szCs w:val="12"/>
+          <w:u w:val="none"/>
+          <w:lang w:val="en-US" w:eastAsia="zh-CN" w:bidi="hi-IN"/>
+        </w:rPr>
+        <w:t xml:space="preserve">     </w:t>
+      </w:r>
+      <w:r>
+        <w:rPr>
+          <w:rFonts w:eastAsia="Songti SC" w:cs="Arial Unicode MS" w:ascii="Andale Mono" w:hAnsi="Andale Mono"/>
+          <w:b w:val="false"/>
+          <w:bCs w:val="false"/>
+          <w:i w:val="false"/>
+          <w:iCs w:val="false"/>
+          <w:color w:val="auto"/>
+          <w:kern w:val="2"/>
+          <w:sz w:val="12"/>
+          <w:szCs w:val="12"/>
+          <w:u w:val="none"/>
+          <w:lang w:val="en-US" w:eastAsia="zh-CN" w:bidi="hi-IN"/>
+        </w:rPr>
+        <w:t xml:space="preserve">symbols   reference | crossref | metrics </w:t>
+      </w:r>
+    </w:p>
+    <w:p>
+      <w:pPr>
+        <w:pStyle w:val="Normal"/>
+        <w:ind w:hanging="0" w:left="0" w:right="0"/>
+        <w:rPr>
+          <w:rFonts w:ascii="Andale Mono" w:hAnsi="Andale Mono"/>
+          <w:sz w:val="12"/>
+          <w:szCs w:val="12"/>
+        </w:rPr>
+      </w:pPr>
+      <w:r>
+        <w:rPr>
+          <w:rFonts w:eastAsia="Songti SC" w:cs="Arial Unicode MS" w:ascii="Andale Mono" w:hAnsi="Andale Mono"/>
+          <w:b w:val="false"/>
+          <w:bCs w:val="false"/>
+          <w:i w:val="false"/>
+          <w:iCs w:val="false"/>
+          <w:color w:val="auto"/>
+          <w:kern w:val="2"/>
+          <w:sz w:val="12"/>
+          <w:szCs w:val="12"/>
+          <w:u w:val="none"/>
+          <w:lang w:val="en-US" w:eastAsia="zh-CN" w:bidi="hi-IN"/>
+        </w:rPr>
+        <w:t xml:space="preserve">               </w:t>
+      </w:r>
+      <w:r>
+        <w:rPr>
+          <w:rFonts w:eastAsia="Songti SC" w:cs="Arial Unicode MS" w:ascii="Andale Mono" w:hAnsi="Andale Mono"/>
+          <w:b w:val="false"/>
+          <w:bCs w:val="false"/>
+          <w:i w:val="false"/>
+          <w:iCs w:val="false"/>
+          <w:color w:val="auto"/>
+          <w:kern w:val="2"/>
+          <w:sz w:val="12"/>
+          <w:szCs w:val="12"/>
+          <w:u w:val="none"/>
+          <w:lang w:val="en-US" w:eastAsia="zh-CN" w:bidi="hi-IN"/>
+        </w:rPr>
+        <w:t>[--namespace=name]</w:t>
+      </w:r>
+    </w:p>
+    <w:p>
+      <w:pPr>
+        <w:pStyle w:val="Normal"/>
+        <w:ind w:hanging="0" w:left="0" w:right="0"/>
+        <w:rPr>
+          <w:rFonts w:ascii="Andale Mono" w:hAnsi="Andale Mono"/>
+          <w:sz w:val="12"/>
+          <w:szCs w:val="12"/>
+        </w:rPr>
+      </w:pPr>
+      <w:r>
+        <w:rPr>
+          <w:rFonts w:eastAsia="Songti SC" w:cs="Arial Unicode MS" w:ascii="Andale Mono" w:hAnsi="Andale Mono"/>
+          <w:b w:val="false"/>
+          <w:bCs w:val="false"/>
+          <w:i w:val="false"/>
+          <w:iCs w:val="false"/>
+          <w:color w:val="auto"/>
+          <w:kern w:val="2"/>
+          <w:sz w:val="12"/>
+          <w:szCs w:val="12"/>
+          <w:u w:val="none"/>
+          <w:lang w:val="en-US" w:eastAsia="zh-CN" w:bidi="hi-IN"/>
+        </w:rPr>
+        <w:t xml:space="preserve">                                       </w:t>
+      </w:r>
+      <w:r>
+        <w:rPr>
+          <w:rFonts w:eastAsia="Songti SC" w:cs="Arial Unicode MS" w:ascii="Andale Mono" w:hAnsi="Andale Mono"/>
+          <w:b w:val="false"/>
+          <w:bCs w:val="false"/>
+          <w:i w:val="false"/>
+          <w:iCs w:val="false"/>
+          <w:color w:val="auto"/>
+          <w:kern w:val="2"/>
+          <w:sz w:val="12"/>
+          <w:szCs w:val="12"/>
+          <w:u w:val="none"/>
+          <w:lang w:val="en-US" w:eastAsia="zh-CN" w:bidi="hi-IN"/>
+        </w:rPr>
+        <w:t>; symbol reports,</w:t>
+      </w:r>
+    </w:p>
+    <w:p>
+      <w:pPr>
+        <w:pStyle w:val="Normal"/>
+        <w:ind w:hanging="0" w:left="0" w:right="0"/>
+        <w:rPr>
+          <w:rFonts w:ascii="Andale Mono" w:hAnsi="Andale Mono"/>
+          <w:sz w:val="12"/>
+          <w:szCs w:val="12"/>
+        </w:rPr>
+      </w:pPr>
+      <w:r>
+        <w:rPr>
+          <w:rFonts w:eastAsia="Songti SC" w:cs="Arial Unicode MS" w:ascii="Andale Mono" w:hAnsi="Andale Mono"/>
+          <w:b w:val="false"/>
+          <w:bCs w:val="false"/>
+          <w:i w:val="false"/>
+          <w:iCs w:val="false"/>
+          <w:color w:val="auto"/>
+          <w:kern w:val="2"/>
+          <w:sz w:val="12"/>
+          <w:szCs w:val="12"/>
+          <w:u w:val="none"/>
+          <w:lang w:val="en-US" w:eastAsia="zh-CN" w:bidi="hi-IN"/>
+        </w:rPr>
+        <w:t xml:space="preserve">                                       </w:t>
+      </w:r>
+      <w:r>
+        <w:rPr>
+          <w:rFonts w:eastAsia="Songti SC" w:cs="Arial Unicode MS" w:ascii="Andale Mono" w:hAnsi="Andale Mono"/>
+          <w:b w:val="false"/>
+          <w:bCs w:val="false"/>
+          <w:i w:val="false"/>
+          <w:iCs w:val="false"/>
+          <w:color w:val="auto"/>
+          <w:kern w:val="2"/>
+          <w:sz w:val="12"/>
+          <w:szCs w:val="12"/>
+          <w:u w:val="none"/>
+          <w:lang w:val="en-US" w:eastAsia="zh-CN" w:bidi="hi-IN"/>
+        </w:rPr>
+        <w:t>; namespace defaults</w:t>
+      </w:r>
+    </w:p>
+    <w:p>
+      <w:pPr>
+        <w:pStyle w:val="Normal"/>
+        <w:ind w:hanging="0" w:left="0" w:right="0"/>
+        <w:rPr>
+          <w:rFonts w:ascii="Andale Mono" w:hAnsi="Andale Mono"/>
+          <w:sz w:val="12"/>
+          <w:szCs w:val="12"/>
+        </w:rPr>
+      </w:pPr>
+      <w:r>
+        <w:rPr>
+          <w:rFonts w:eastAsia="Songti SC" w:cs="Arial Unicode MS" w:ascii="Andale Mono" w:hAnsi="Andale Mono"/>
+          <w:b w:val="false"/>
+          <w:bCs w:val="false"/>
+          <w:i w:val="false"/>
+          <w:iCs w:val="false"/>
+          <w:color w:val="auto"/>
+          <w:kern w:val="2"/>
+          <w:sz w:val="12"/>
+          <w:szCs w:val="12"/>
+          <w:u w:val="none"/>
+          <w:lang w:val="en-US" w:eastAsia="zh-CN" w:bidi="hi-IN"/>
+        </w:rPr>
+        <w:t xml:space="preserve">                                       </w:t>
+      </w:r>
+      <w:r>
+        <w:rPr>
+          <w:rFonts w:eastAsia="Songti SC" w:cs="Arial Unicode MS" w:ascii="Andale Mono" w:hAnsi="Andale Mono"/>
+          <w:b w:val="false"/>
+          <w:bCs w:val="false"/>
+          <w:i w:val="false"/>
+          <w:iCs w:val="false"/>
+          <w:color w:val="auto"/>
+          <w:kern w:val="2"/>
+          <w:sz w:val="12"/>
+          <w:szCs w:val="12"/>
+          <w:u w:val="none"/>
+          <w:lang w:val="en-US" w:eastAsia="zh-CN" w:bidi="hi-IN"/>
+        </w:rPr>
+        <w:t>; to mu</w:t>
+      </w:r>
+    </w:p>
+    <w:p>
+      <w:pPr>
+        <w:pStyle w:val="Normal"/>
+        <w:ind w:hanging="0" w:left="0" w:right="0"/>
+        <w:rPr>
+          <w:rFonts w:ascii="Andale Mono" w:hAnsi="Andale Mono"/>
+          <w:sz w:val="12"/>
+          <w:szCs w:val="12"/>
+        </w:rPr>
+      </w:pPr>
+      <w:r>
+        <w:rPr>
+          <w:rFonts w:ascii="Andale Mono" w:hAnsi="Andale Mono"/>
+          <w:sz w:val="12"/>
+          <w:szCs w:val="12"/>
+        </w:rPr>
+      </w:r>
+    </w:p>
+    <w:p>
+      <w:pPr>
+        <w:pStyle w:val="Normal"/>
+        <w:ind w:hanging="0" w:left="0" w:right="0"/>
+        <w:rPr>
+          <w:rFonts w:ascii="Andale Mono" w:hAnsi="Andale Mono"/>
+          <w:sz w:val="12"/>
+          <w:szCs w:val="12"/>
+        </w:rPr>
+      </w:pPr>
+      <w:r>
+        <w:rPr>
+          <w:rFonts w:eastAsia="Songti SC" w:cs="Arial Unicode MS" w:ascii="Andale Mono" w:hAnsi="Andale Mono"/>
+          <w:b w:val="false"/>
+          <w:bCs w:val="false"/>
+          <w:i w:val="false"/>
+          <w:iCs w:val="false"/>
+          <w:color w:val="auto"/>
+          <w:kern w:val="2"/>
+          <w:sz w:val="12"/>
+          <w:szCs w:val="12"/>
+          <w:u w:val="none"/>
+          <w:lang w:val="en-US" w:eastAsia="zh-CN" w:bidi="hi-IN"/>
+        </w:rPr>
+        <w:t xml:space="preserve">     </w:t>
+      </w:r>
+      <w:r>
+        <w:rPr>
+          <w:rFonts w:eastAsia="Songti SC" w:cs="Arial Unicode MS" w:ascii="Andale Mono" w:hAnsi="Andale Mono"/>
+          <w:b w:val="false"/>
+          <w:bCs w:val="false"/>
+          <w:i w:val="false"/>
+          <w:iCs w:val="false"/>
+          <w:color w:val="auto"/>
+          <w:kern w:val="2"/>
+          <w:sz w:val="12"/>
+          <w:szCs w:val="12"/>
+          <w:u w:val="none"/>
+          <w:lang w:val="en-US" w:eastAsia="zh-CN" w:bidi="hi-IN"/>
+        </w:rPr>
+        <w:t>precommit                         ; fmt and clippy,</w:t>
+      </w:r>
+    </w:p>
+    <w:p>
+      <w:pPr>
+        <w:pStyle w:val="Normal"/>
+        <w:ind w:hanging="0" w:left="0" w:right="0"/>
+        <w:rPr>
+          <w:rFonts w:ascii="Andale Mono" w:hAnsi="Andale Mono"/>
+          <w:sz w:val="12"/>
+          <w:szCs w:val="12"/>
+        </w:rPr>
+      </w:pPr>
+      <w:r>
+        <w:rPr>
+          <w:rFonts w:eastAsia="Songti SC" w:cs="Arial Unicode MS" w:ascii="Andale Mono" w:hAnsi="Andale Mono"/>
+          <w:b w:val="false"/>
+          <w:bCs w:val="false"/>
+          <w:i w:val="false"/>
+          <w:iCs w:val="false"/>
+          <w:color w:val="auto"/>
+          <w:kern w:val="2"/>
+          <w:sz w:val="12"/>
+          <w:szCs w:val="12"/>
+          <w:u w:val="none"/>
+          <w:lang w:val="en-US" w:eastAsia="zh-CN" w:bidi="hi-IN"/>
+        </w:rPr>
+        <w:t xml:space="preserve">                                       </w:t>
+      </w:r>
+      <w:r>
+        <w:rPr>
+          <w:rFonts w:eastAsia="Songti SC" w:cs="Arial Unicode MS" w:ascii="Andale Mono" w:hAnsi="Andale Mono"/>
+          <w:b w:val="false"/>
+          <w:bCs w:val="false"/>
+          <w:i w:val="false"/>
+          <w:iCs w:val="false"/>
+          <w:color w:val="auto"/>
+          <w:kern w:val="2"/>
+          <w:sz w:val="12"/>
+          <w:szCs w:val="12"/>
+          <w:u w:val="none"/>
+          <w:lang w:val="en-US" w:eastAsia="zh-CN" w:bidi="hi-IN"/>
+        </w:rPr>
+        <w:t>; pre-commit checking</w:t>
+      </w:r>
+    </w:p>
+    <w:p>
+      <w:pPr>
+        <w:pStyle w:val="Normal"/>
+        <w:ind w:hanging="0" w:left="0" w:right="0"/>
+        <w:rPr>
+          <w:rFonts w:ascii="Andale Mono" w:hAnsi="Andale Mono"/>
+          <w:sz w:val="12"/>
+          <w:szCs w:val="12"/>
+        </w:rPr>
+      </w:pPr>
+      <w:r>
+        <w:rPr>
+          <w:rFonts w:ascii="Andale Mono" w:hAnsi="Andale Mono"/>
+          <w:sz w:val="12"/>
+          <w:szCs w:val="12"/>
+        </w:rPr>
+      </w:r>
+    </w:p>
+    <w:p>
+      <w:pPr>
+        <w:pStyle w:val="Normal"/>
+        <w:ind w:hanging="0" w:left="0" w:right="0"/>
+        <w:rPr>
+          <w:rFonts w:ascii="Andale Mono" w:hAnsi="Andale Mono"/>
+          <w:sz w:val="12"/>
+          <w:szCs w:val="12"/>
+        </w:rPr>
+      </w:pPr>
+      <w:r>
+        <w:rPr>
+          <w:rFonts w:eastAsia="Songti SC" w:cs="Arial Unicode MS" w:ascii="Andale Mono" w:hAnsi="Andale Mono"/>
+          <w:b w:val="false"/>
+          <w:bCs w:val="false"/>
+          <w:i w:val="false"/>
+          <w:iCs w:val="false"/>
+          <w:color w:val="auto"/>
+          <w:kern w:val="2"/>
+          <w:sz w:val="12"/>
+          <w:szCs w:val="12"/>
+          <w:u w:val="none"/>
+          <w:lang w:val="en-US" w:eastAsia="zh-CN" w:bidi="hi-IN"/>
+        </w:rPr>
         <w:t xml:space="preserve">  </w:t>
       </w:r>
       <w:r>
@@ -3530,45 +4050,13 @@
           <w:u w:val="none"/>
           <w:lang w:val="en-US" w:eastAsia="zh-CN" w:bidi="hi-IN"/>
         </w:rPr>
-        <w:t>Usage: mforge 0.0.</w:t>
-      </w:r>
-      <w:r>
-        <w:rPr>
-          <w:rFonts w:eastAsia="Songti SC" w:cs="Arial Unicode MS" w:ascii="Andale Mono" w:hAnsi="Andale Mono"/>
-          <w:b w:val="false"/>
-          <w:bCs w:val="false"/>
-          <w:i w:val="false"/>
-          <w:iCs w:val="false"/>
-          <w:color w:val="auto"/>
-          <w:kern w:val="2"/>
-          <w:sz w:val="12"/>
-          <w:szCs w:val="12"/>
-          <w:u w:val="none"/>
-          <w:lang w:val="en-US" w:eastAsia="zh-CN" w:bidi="hi-IN"/>
-        </w:rPr>
-        <w:t>20</w:t>
-      </w:r>
-      <w:r>
-        <w:rPr>
-          <w:rFonts w:eastAsia="Songti SC" w:cs="Arial Unicode MS" w:ascii="Andale Mono" w:hAnsi="Andale Mono"/>
-          <w:b w:val="false"/>
-          <w:bCs w:val="false"/>
-          <w:i w:val="false"/>
-          <w:iCs w:val="false"/>
-          <w:color w:val="auto"/>
-          <w:kern w:val="2"/>
-          <w:sz w:val="12"/>
-          <w:szCs w:val="12"/>
-          <w:u w:val="none"/>
-          <w:lang w:val="en-US" w:eastAsia="zh-CN" w:bidi="hi-IN"/>
-        </w:rPr>
-        <w:t xml:space="preserve"> command [option...]</w:t>
-      </w:r>
-    </w:p>
-    <w:p>
-      <w:pPr>
-        <w:pStyle w:val="Normal"/>
-        <w:ind w:hanging="0" w:start="0" w:end="0"/>
+        <w:t>general options:</w:t>
+      </w:r>
+    </w:p>
+    <w:p>
+      <w:pPr>
+        <w:pStyle w:val="Normal"/>
+        <w:ind w:hanging="0" w:left="0" w:right="0"/>
         <w:rPr>
           <w:rFonts w:ascii="Andale Mono" w:hAnsi="Andale Mono"/>
           <w:sz w:val="12"/>
@@ -3589,29 +4077,29 @@
           <w:u w:val="none"/>
           <w:lang w:val="en-US" w:eastAsia="zh-CN" w:bidi="hi-IN"/>
         </w:rPr>
-        <w:t xml:space="preserve">   </w:t>
-      </w:r>
-      <w:r>
-        <w:rPr>
-          <w:rFonts w:eastAsia="Songti SC" w:cs="Arial Unicode MS" w:ascii="Andale Mono" w:hAnsi="Andale Mono"/>
-          <w:b w:val="false"/>
-          <w:bCs w:val="false"/>
-          <w:i w:val="false"/>
-          <w:iCs w:val="false"/>
-          <w:color w:val="auto"/>
-          <w:kern w:val="2"/>
-          <w:sz w:val="12"/>
-          <w:szCs w:val="12"/>
-          <w:u w:val="none"/>
-          <w:lang w:val="en-US" w:eastAsia="zh-CN" w:bidi="hi-IN"/>
-        </w:rPr>
-        <w:t>command:</w:t>
-      </w:r>
-    </w:p>
-    <w:p>
-      <w:pPr>
-        <w:pStyle w:val="Normal"/>
-        <w:ind w:hanging="0" w:start="0" w:end="0"/>
+        <w:t xml:space="preserve">    </w:t>
+      </w:r>
+      <w:r>
+        <w:rPr>
+          <w:rFonts w:eastAsia="Songti SC" w:cs="Arial Unicode MS" w:ascii="Andale Mono" w:hAnsi="Andale Mono"/>
+          <w:b w:val="false"/>
+          <w:bCs w:val="false"/>
+          <w:i w:val="false"/>
+          <w:iCs w:val="false"/>
+          <w:color w:val="auto"/>
+          <w:kern w:val="2"/>
+          <w:sz w:val="12"/>
+          <w:szCs w:val="12"/>
+          <w:u w:val="none"/>
+          <w:lang w:val="en-US" w:eastAsia="zh-CN" w:bidi="hi-IN"/>
+        </w:rPr>
+        <w:t>--verbose                          ; verbose operation</w:t>
+      </w:r>
+    </w:p>
+    <w:p>
+      <w:pPr>
+        <w:pStyle w:val="Normal"/>
+        <w:ind w:hanging="0" w:left="0" w:right="0"/>
         <w:rPr>
           <w:rFonts w:ascii="Andale Mono" w:hAnsi="Andale Mono"/>
           <w:sz w:val="12"/>
@@ -3632,775 +4120,6 @@
           <w:u w:val="none"/>
           <w:lang w:val="en-US" w:eastAsia="zh-CN" w:bidi="hi-IN"/>
         </w:rPr>
-        <w:t xml:space="preserve">     </w:t>
-      </w:r>
-      <w:r>
-        <w:rPr>
-          <w:rFonts w:eastAsia="Songti SC" w:cs="Arial Unicode MS" w:ascii="Andale Mono" w:hAnsi="Andale Mono"/>
-          <w:b w:val="false"/>
-          <w:bCs w:val="false"/>
-          <w:i w:val="false"/>
-          <w:iCs w:val="false"/>
-          <w:color w:val="auto"/>
-          <w:kern w:val="2"/>
-          <w:sz w:val="12"/>
-          <w:szCs w:val="12"/>
-          <w:u w:val="none"/>
-          <w:lang w:val="en-US" w:eastAsia="zh-CN" w:bidi="hi-IN"/>
-        </w:rPr>
-        <w:t>help                              ; this message</w:t>
-      </w:r>
-    </w:p>
-    <w:p>
-      <w:pPr>
-        <w:pStyle w:val="Normal"/>
-        <w:ind w:hanging="0" w:start="0" w:end="0"/>
-        <w:rPr>
-          <w:rFonts w:ascii="Andale Mono" w:hAnsi="Andale Mono"/>
-          <w:sz w:val="12"/>
-          <w:szCs w:val="12"/>
-        </w:rPr>
-      </w:pPr>
-      <w:r>
-        <w:rPr>
-          <w:rFonts w:eastAsia="Songti SC" w:cs="Arial Unicode MS" w:ascii="Andale Mono" w:hAnsi="Andale Mono"/>
-          <w:b w:val="false"/>
-          <w:bCs w:val="false"/>
-          <w:i w:val="false"/>
-          <w:iCs w:val="false"/>
-          <w:color w:val="auto"/>
-          <w:kern w:val="2"/>
-          <w:sz w:val="12"/>
-          <w:szCs w:val="12"/>
-          <w:u w:val="none"/>
-          <w:lang w:val="en-US" w:eastAsia="zh-CN" w:bidi="hi-IN"/>
-        </w:rPr>
-        <w:t xml:space="preserve">     </w:t>
-      </w:r>
-      <w:r>
-        <w:rPr>
-          <w:rFonts w:eastAsia="Songti SC" w:cs="Arial Unicode MS" w:ascii="Andale Mono" w:hAnsi="Andale Mono"/>
-          <w:b w:val="false"/>
-          <w:bCs w:val="false"/>
-          <w:i w:val="false"/>
-          <w:iCs w:val="false"/>
-          <w:color w:val="auto"/>
-          <w:kern w:val="2"/>
-          <w:sz w:val="12"/>
-          <w:szCs w:val="12"/>
-          <w:u w:val="none"/>
-          <w:lang w:val="en-US" w:eastAsia="zh-CN" w:bidi="hi-IN"/>
-        </w:rPr>
-        <w:t>version                           ; mforge version</w:t>
-      </w:r>
-    </w:p>
-    <w:p>
-      <w:pPr>
-        <w:pStyle w:val="Normal"/>
-        <w:ind w:hanging="0" w:start="0" w:end="0"/>
-        <w:rPr>
-          <w:rFonts w:ascii="Andale Mono" w:hAnsi="Andale Mono"/>
-          <w:sz w:val="12"/>
-          <w:szCs w:val="12"/>
-        </w:rPr>
-      </w:pPr>
-      <w:r>
-        <w:rPr>
-          <w:rFonts w:ascii="Andale Mono" w:hAnsi="Andale Mono"/>
-          <w:sz w:val="12"/>
-          <w:szCs w:val="12"/>
-        </w:rPr>
-      </w:r>
-    </w:p>
-    <w:p>
-      <w:pPr>
-        <w:pStyle w:val="Normal"/>
-        <w:ind w:hanging="0" w:start="0" w:end="0"/>
-        <w:rPr>
-          <w:rFonts w:ascii="Andale Mono" w:hAnsi="Andale Mono"/>
-          <w:sz w:val="12"/>
-          <w:szCs w:val="12"/>
-        </w:rPr>
-      </w:pPr>
-      <w:r>
-        <w:rPr>
-          <w:rFonts w:eastAsia="Songti SC" w:cs="Arial Unicode MS" w:ascii="Andale Mono" w:hAnsi="Andale Mono"/>
-          <w:b w:val="false"/>
-          <w:bCs w:val="false"/>
-          <w:i w:val="false"/>
-          <w:iCs w:val="false"/>
-          <w:color w:val="auto"/>
-          <w:kern w:val="2"/>
-          <w:sz w:val="12"/>
-          <w:szCs w:val="12"/>
-          <w:u w:val="none"/>
-          <w:lang w:val="en-US" w:eastAsia="zh-CN" w:bidi="hi-IN"/>
-        </w:rPr>
-        <w:t xml:space="preserve">     </w:t>
-      </w:r>
-      <w:r>
-        <w:rPr>
-          <w:rFonts w:eastAsia="Songti SC" w:cs="Arial Unicode MS" w:ascii="Andale Mono" w:hAnsi="Andale Mono"/>
-          <w:b w:val="false"/>
-          <w:bCs w:val="false"/>
-          <w:i w:val="false"/>
-          <w:iCs w:val="false"/>
-          <w:color w:val="auto"/>
-          <w:kern w:val="2"/>
-          <w:sz w:val="12"/>
-          <w:szCs w:val="12"/>
-          <w:u w:val="none"/>
-          <w:lang w:val="en-US" w:eastAsia="zh-CN" w:bidi="hi-IN"/>
-        </w:rPr>
-        <w:t>workspace init | env              ; manage workspace</w:t>
-      </w:r>
-    </w:p>
-    <w:p>
-      <w:pPr>
-        <w:pStyle w:val="Normal"/>
-        <w:ind w:hanging="0" w:start="0" w:end="0"/>
-        <w:rPr>
-          <w:rFonts w:ascii="Andale Mono" w:hAnsi="Andale Mono"/>
-          <w:sz w:val="12"/>
-          <w:szCs w:val="12"/>
-        </w:rPr>
-      </w:pPr>
-      <w:r>
-        <w:rPr>
-          <w:rFonts w:ascii="Andale Mono" w:hAnsi="Andale Mono"/>
-          <w:sz w:val="12"/>
-          <w:szCs w:val="12"/>
-        </w:rPr>
-      </w:r>
-    </w:p>
-    <w:p>
-      <w:pPr>
-        <w:pStyle w:val="Normal"/>
-        <w:ind w:hanging="0" w:start="0" w:end="0"/>
-        <w:rPr>
-          <w:rFonts w:ascii="Andale Mono" w:hAnsi="Andale Mono"/>
-          <w:sz w:val="12"/>
-          <w:szCs w:val="12"/>
-        </w:rPr>
-      </w:pPr>
-      <w:r>
-        <w:rPr>
-          <w:rFonts w:eastAsia="Songti SC" w:cs="Arial Unicode MS" w:ascii="Andale Mono" w:hAnsi="Andale Mono"/>
-          <w:b w:val="false"/>
-          <w:bCs w:val="false"/>
-          <w:i w:val="false"/>
-          <w:iCs w:val="false"/>
-          <w:color w:val="auto"/>
-          <w:kern w:val="2"/>
-          <w:sz w:val="12"/>
-          <w:szCs w:val="12"/>
-          <w:u w:val="none"/>
-          <w:lang w:val="en-US" w:eastAsia="zh-CN" w:bidi="hi-IN"/>
-        </w:rPr>
-        <w:t xml:space="preserve">     </w:t>
-      </w:r>
-      <w:r>
-        <w:rPr>
-          <w:rFonts w:eastAsia="Songti SC" w:cs="Arial Unicode MS" w:ascii="Andale Mono" w:hAnsi="Andale Mono"/>
-          <w:b w:val="false"/>
-          <w:bCs w:val="false"/>
-          <w:i w:val="false"/>
-          <w:iCs w:val="false"/>
-          <w:color w:val="auto"/>
-          <w:kern w:val="2"/>
-          <w:sz w:val="12"/>
-          <w:szCs w:val="12"/>
-          <w:u w:val="none"/>
-          <w:lang w:val="en-US" w:eastAsia="zh-CN" w:bidi="hi-IN"/>
-        </w:rPr>
-        <w:t>bench     base | current | report | clean</w:t>
-      </w:r>
-    </w:p>
-    <w:p>
-      <w:pPr>
-        <w:pStyle w:val="Normal"/>
-        <w:ind w:hanging="0" w:start="0" w:end="0"/>
-        <w:rPr>
-          <w:rFonts w:ascii="Andale Mono" w:hAnsi="Andale Mono"/>
-          <w:sz w:val="12"/>
-          <w:szCs w:val="12"/>
-        </w:rPr>
-      </w:pPr>
-      <w:r>
-        <w:rPr>
-          <w:rFonts w:eastAsia="Songti SC" w:cs="Arial Unicode MS" w:ascii="Andale Mono" w:hAnsi="Andale Mono"/>
-          <w:b w:val="false"/>
-          <w:bCs w:val="false"/>
-          <w:i w:val="false"/>
-          <w:iCs w:val="false"/>
-          <w:color w:val="auto"/>
-          <w:kern w:val="2"/>
-          <w:sz w:val="12"/>
-          <w:szCs w:val="12"/>
-          <w:u w:val="none"/>
-          <w:lang w:val="en-US" w:eastAsia="zh-CN" w:bidi="hi-IN"/>
-        </w:rPr>
-        <w:t xml:space="preserve">               </w:t>
-      </w:r>
-      <w:r>
-        <w:rPr>
-          <w:rFonts w:eastAsia="Songti SC" w:cs="Arial Unicode MS" w:ascii="Andale Mono" w:hAnsi="Andale Mono"/>
-          <w:b w:val="false"/>
-          <w:bCs w:val="false"/>
-          <w:i w:val="false"/>
-          <w:iCs w:val="false"/>
-          <w:color w:val="auto"/>
-          <w:kern w:val="2"/>
-          <w:sz w:val="12"/>
-          <w:szCs w:val="12"/>
-          <w:u w:val="none"/>
-          <w:lang w:val="en-US" w:eastAsia="zh-CN" w:bidi="hi-IN"/>
-        </w:rPr>
-        <w:t>[--ntests=number] [--all]</w:t>
-      </w:r>
-    </w:p>
-    <w:p>
-      <w:pPr>
-        <w:pStyle w:val="Normal"/>
-        <w:ind w:hanging="0" w:start="0" w:end="0"/>
-        <w:rPr>
-          <w:rFonts w:ascii="Andale Mono" w:hAnsi="Andale Mono"/>
-          <w:sz w:val="12"/>
-          <w:szCs w:val="12"/>
-        </w:rPr>
-      </w:pPr>
-      <w:r>
-        <w:rPr>
-          <w:rFonts w:eastAsia="Songti SC" w:cs="Arial Unicode MS" w:ascii="Andale Mono" w:hAnsi="Andale Mono"/>
-          <w:b w:val="false"/>
-          <w:bCs w:val="false"/>
-          <w:i w:val="false"/>
-          <w:iCs w:val="false"/>
-          <w:color w:val="auto"/>
-          <w:kern w:val="2"/>
-          <w:sz w:val="12"/>
-          <w:szCs w:val="12"/>
-          <w:u w:val="none"/>
-          <w:lang w:val="en-US" w:eastAsia="zh-CN" w:bidi="hi-IN"/>
-        </w:rPr>
-        <w:t xml:space="preserve">                                       </w:t>
-      </w:r>
-      <w:r>
-        <w:rPr>
-          <w:rFonts w:eastAsia="Songti SC" w:cs="Arial Unicode MS" w:ascii="Andale Mono" w:hAnsi="Andale Mono"/>
-          <w:b w:val="false"/>
-          <w:bCs w:val="false"/>
-          <w:i w:val="false"/>
-          <w:iCs w:val="false"/>
-          <w:color w:val="auto"/>
-          <w:kern w:val="2"/>
-          <w:sz w:val="12"/>
-          <w:szCs w:val="12"/>
-          <w:u w:val="none"/>
-          <w:lang w:val="en-US" w:eastAsia="zh-CN" w:bidi="hi-IN"/>
-        </w:rPr>
-        <w:t>; benchmark test suite</w:t>
-      </w:r>
-    </w:p>
-    <w:p>
-      <w:pPr>
-        <w:pStyle w:val="Normal"/>
-        <w:ind w:hanging="0" w:start="0" w:end="0"/>
-        <w:rPr>
-          <w:rFonts w:ascii="Andale Mono" w:hAnsi="Andale Mono"/>
-          <w:sz w:val="12"/>
-          <w:szCs w:val="12"/>
-        </w:rPr>
-      </w:pPr>
-      <w:r>
-        <w:rPr>
-          <w:rFonts w:ascii="Andale Mono" w:hAnsi="Andale Mono"/>
-          <w:sz w:val="12"/>
-          <w:szCs w:val="12"/>
-        </w:rPr>
-      </w:r>
-    </w:p>
-    <w:p>
-      <w:pPr>
-        <w:pStyle w:val="Normal"/>
-        <w:ind w:hanging="0" w:start="0" w:end="0"/>
-        <w:rPr>
-          <w:rFonts w:ascii="Andale Mono" w:hAnsi="Andale Mono"/>
-          <w:sz w:val="12"/>
-          <w:szCs w:val="12"/>
-        </w:rPr>
-      </w:pPr>
-      <w:r>
-        <w:rPr>
-          <w:rFonts w:eastAsia="Songti SC" w:cs="Arial Unicode MS" w:ascii="Andale Mono" w:hAnsi="Andale Mono"/>
-          <w:b w:val="false"/>
-          <w:bCs w:val="false"/>
-          <w:i w:val="false"/>
-          <w:iCs w:val="false"/>
-          <w:color w:val="auto"/>
-          <w:kern w:val="2"/>
-          <w:sz w:val="12"/>
-          <w:szCs w:val="12"/>
-          <w:u w:val="none"/>
-          <w:lang w:val="en-US" w:eastAsia="zh-CN" w:bidi="hi-IN"/>
-        </w:rPr>
-        <w:t xml:space="preserve">     </w:t>
-      </w:r>
-      <w:r>
-        <w:rPr>
-          <w:rFonts w:eastAsia="Songti SC" w:cs="Arial Unicode MS" w:ascii="Andale Mono" w:hAnsi="Andale Mono"/>
-          <w:b w:val="false"/>
-          <w:bCs w:val="false"/>
-          <w:i w:val="false"/>
-          <w:iCs w:val="false"/>
-          <w:color w:val="auto"/>
-          <w:kern w:val="2"/>
-          <w:sz w:val="12"/>
-          <w:szCs w:val="12"/>
-          <w:u w:val="none"/>
-          <w:lang w:val="en-US" w:eastAsia="zh-CN" w:bidi="hi-IN"/>
-        </w:rPr>
-        <w:t>regression                        ; regression test suite</w:t>
-      </w:r>
-    </w:p>
-    <w:p>
-      <w:pPr>
-        <w:pStyle w:val="Normal"/>
-        <w:ind w:hanging="0" w:start="0" w:end="0"/>
-        <w:rPr>
-          <w:rFonts w:ascii="Andale Mono" w:hAnsi="Andale Mono"/>
-          <w:sz w:val="12"/>
-          <w:szCs w:val="12"/>
-        </w:rPr>
-      </w:pPr>
-      <w:r>
-        <w:rPr>
-          <w:rFonts w:ascii="Andale Mono" w:hAnsi="Andale Mono"/>
-          <w:sz w:val="12"/>
-          <w:szCs w:val="12"/>
-        </w:rPr>
-      </w:r>
-    </w:p>
-    <w:p>
-      <w:pPr>
-        <w:pStyle w:val="Normal"/>
-        <w:ind w:hanging="0" w:start="0" w:end="0"/>
-        <w:rPr>
-          <w:rFonts w:ascii="Andale Mono" w:hAnsi="Andale Mono"/>
-          <w:sz w:val="12"/>
-          <w:szCs w:val="12"/>
-        </w:rPr>
-      </w:pPr>
-      <w:r>
-        <w:rPr>
-          <w:rFonts w:eastAsia="Songti SC" w:cs="Arial Unicode MS" w:ascii="Andale Mono" w:hAnsi="Andale Mono"/>
-          <w:b w:val="false"/>
-          <w:bCs w:val="false"/>
-          <w:i w:val="false"/>
-          <w:iCs w:val="false"/>
-          <w:color w:val="auto"/>
-          <w:kern w:val="2"/>
-          <w:sz w:val="12"/>
-          <w:szCs w:val="12"/>
-          <w:u w:val="none"/>
-          <w:lang w:val="en-US" w:eastAsia="zh-CN" w:bidi="hi-IN"/>
-        </w:rPr>
-        <w:t xml:space="preserve">     </w:t>
-      </w:r>
-      <w:r>
-        <w:rPr>
-          <w:rFonts w:eastAsia="Songti SC" w:cs="Arial Unicode MS" w:ascii="Andale Mono" w:hAnsi="Andale Mono"/>
-          <w:b w:val="false"/>
-          <w:bCs w:val="false"/>
-          <w:i w:val="false"/>
-          <w:iCs w:val="false"/>
-          <w:color w:val="auto"/>
-          <w:kern w:val="2"/>
-          <w:sz w:val="12"/>
-          <w:szCs w:val="12"/>
-          <w:u w:val="none"/>
-          <w:lang w:val="en-US" w:eastAsia="zh-CN" w:bidi="hi-IN"/>
-        </w:rPr>
-        <w:t xml:space="preserve">symbols   reference | crossref | metrics </w:t>
-      </w:r>
-    </w:p>
-    <w:p>
-      <w:pPr>
-        <w:pStyle w:val="Normal"/>
-        <w:ind w:hanging="0" w:start="0" w:end="0"/>
-        <w:rPr>
-          <w:rFonts w:ascii="Andale Mono" w:hAnsi="Andale Mono"/>
-          <w:sz w:val="12"/>
-          <w:szCs w:val="12"/>
-        </w:rPr>
-      </w:pPr>
-      <w:r>
-        <w:rPr>
-          <w:rFonts w:eastAsia="Songti SC" w:cs="Arial Unicode MS" w:ascii="Andale Mono" w:hAnsi="Andale Mono"/>
-          <w:b w:val="false"/>
-          <w:bCs w:val="false"/>
-          <w:i w:val="false"/>
-          <w:iCs w:val="false"/>
-          <w:color w:val="auto"/>
-          <w:kern w:val="2"/>
-          <w:sz w:val="12"/>
-          <w:szCs w:val="12"/>
-          <w:u w:val="none"/>
-          <w:lang w:val="en-US" w:eastAsia="zh-CN" w:bidi="hi-IN"/>
-        </w:rPr>
-        <w:t xml:space="preserve">               </w:t>
-      </w:r>
-      <w:r>
-        <w:rPr>
-          <w:rFonts w:eastAsia="Songti SC" w:cs="Arial Unicode MS" w:ascii="Andale Mono" w:hAnsi="Andale Mono"/>
-          <w:b w:val="false"/>
-          <w:bCs w:val="false"/>
-          <w:i w:val="false"/>
-          <w:iCs w:val="false"/>
-          <w:color w:val="auto"/>
-          <w:kern w:val="2"/>
-          <w:sz w:val="12"/>
-          <w:szCs w:val="12"/>
-          <w:u w:val="none"/>
-          <w:lang w:val="en-US" w:eastAsia="zh-CN" w:bidi="hi-IN"/>
-        </w:rPr>
-        <w:t>[--namespace=name]</w:t>
-      </w:r>
-    </w:p>
-    <w:p>
-      <w:pPr>
-        <w:pStyle w:val="Normal"/>
-        <w:ind w:hanging="0" w:start="0" w:end="0"/>
-        <w:rPr>
-          <w:rFonts w:ascii="Andale Mono" w:hAnsi="Andale Mono"/>
-          <w:sz w:val="12"/>
-          <w:szCs w:val="12"/>
-        </w:rPr>
-      </w:pPr>
-      <w:r>
-        <w:rPr>
-          <w:rFonts w:eastAsia="Songti SC" w:cs="Arial Unicode MS" w:ascii="Andale Mono" w:hAnsi="Andale Mono"/>
-          <w:b w:val="false"/>
-          <w:bCs w:val="false"/>
-          <w:i w:val="false"/>
-          <w:iCs w:val="false"/>
-          <w:color w:val="auto"/>
-          <w:kern w:val="2"/>
-          <w:sz w:val="12"/>
-          <w:szCs w:val="12"/>
-          <w:u w:val="none"/>
-          <w:lang w:val="en-US" w:eastAsia="zh-CN" w:bidi="hi-IN"/>
-        </w:rPr>
-        <w:t xml:space="preserve">                                       </w:t>
-      </w:r>
-      <w:r>
-        <w:rPr>
-          <w:rFonts w:eastAsia="Songti SC" w:cs="Arial Unicode MS" w:ascii="Andale Mono" w:hAnsi="Andale Mono"/>
-          <w:b w:val="false"/>
-          <w:bCs w:val="false"/>
-          <w:i w:val="false"/>
-          <w:iCs w:val="false"/>
-          <w:color w:val="auto"/>
-          <w:kern w:val="2"/>
-          <w:sz w:val="12"/>
-          <w:szCs w:val="12"/>
-          <w:u w:val="none"/>
-          <w:lang w:val="en-US" w:eastAsia="zh-CN" w:bidi="hi-IN"/>
-        </w:rPr>
-        <w:t>; symbol reports,</w:t>
-      </w:r>
-    </w:p>
-    <w:p>
-      <w:pPr>
-        <w:pStyle w:val="Normal"/>
-        <w:ind w:hanging="0" w:start="0" w:end="0"/>
-        <w:rPr>
-          <w:rFonts w:ascii="Andale Mono" w:hAnsi="Andale Mono"/>
-          <w:sz w:val="12"/>
-          <w:szCs w:val="12"/>
-        </w:rPr>
-      </w:pPr>
-      <w:r>
-        <w:rPr>
-          <w:rFonts w:eastAsia="Songti SC" w:cs="Arial Unicode MS" w:ascii="Andale Mono" w:hAnsi="Andale Mono"/>
-          <w:b w:val="false"/>
-          <w:bCs w:val="false"/>
-          <w:i w:val="false"/>
-          <w:iCs w:val="false"/>
-          <w:color w:val="auto"/>
-          <w:kern w:val="2"/>
-          <w:sz w:val="12"/>
-          <w:szCs w:val="12"/>
-          <w:u w:val="none"/>
-          <w:lang w:val="en-US" w:eastAsia="zh-CN" w:bidi="hi-IN"/>
-        </w:rPr>
-        <w:t xml:space="preserve">                                       </w:t>
-      </w:r>
-      <w:r>
-        <w:rPr>
-          <w:rFonts w:eastAsia="Songti SC" w:cs="Arial Unicode MS" w:ascii="Andale Mono" w:hAnsi="Andale Mono"/>
-          <w:b w:val="false"/>
-          <w:bCs w:val="false"/>
-          <w:i w:val="false"/>
-          <w:iCs w:val="false"/>
-          <w:color w:val="auto"/>
-          <w:kern w:val="2"/>
-          <w:sz w:val="12"/>
-          <w:szCs w:val="12"/>
-          <w:u w:val="none"/>
-          <w:lang w:val="en-US" w:eastAsia="zh-CN" w:bidi="hi-IN"/>
-        </w:rPr>
-        <w:t>; namespace defaults</w:t>
-      </w:r>
-    </w:p>
-    <w:p>
-      <w:pPr>
-        <w:pStyle w:val="Normal"/>
-        <w:ind w:hanging="0" w:start="0" w:end="0"/>
-        <w:rPr>
-          <w:rFonts w:ascii="Andale Mono" w:hAnsi="Andale Mono"/>
-          <w:sz w:val="12"/>
-          <w:szCs w:val="12"/>
-        </w:rPr>
-      </w:pPr>
-      <w:r>
-        <w:rPr>
-          <w:rFonts w:eastAsia="Songti SC" w:cs="Arial Unicode MS" w:ascii="Andale Mono" w:hAnsi="Andale Mono"/>
-          <w:b w:val="false"/>
-          <w:bCs w:val="false"/>
-          <w:i w:val="false"/>
-          <w:iCs w:val="false"/>
-          <w:color w:val="auto"/>
-          <w:kern w:val="2"/>
-          <w:sz w:val="12"/>
-          <w:szCs w:val="12"/>
-          <w:u w:val="none"/>
-          <w:lang w:val="en-US" w:eastAsia="zh-CN" w:bidi="hi-IN"/>
-        </w:rPr>
-        <w:t xml:space="preserve">                                       </w:t>
-      </w:r>
-      <w:r>
-        <w:rPr>
-          <w:rFonts w:eastAsia="Songti SC" w:cs="Arial Unicode MS" w:ascii="Andale Mono" w:hAnsi="Andale Mono"/>
-          <w:b w:val="false"/>
-          <w:bCs w:val="false"/>
-          <w:i w:val="false"/>
-          <w:iCs w:val="false"/>
-          <w:color w:val="auto"/>
-          <w:kern w:val="2"/>
-          <w:sz w:val="12"/>
-          <w:szCs w:val="12"/>
-          <w:u w:val="none"/>
-          <w:lang w:val="en-US" w:eastAsia="zh-CN" w:bidi="hi-IN"/>
-        </w:rPr>
-        <w:t>; to mu</w:t>
-      </w:r>
-    </w:p>
-    <w:p>
-      <w:pPr>
-        <w:pStyle w:val="Normal"/>
-        <w:ind w:hanging="0" w:start="0" w:end="0"/>
-        <w:rPr>
-          <w:rFonts w:ascii="Andale Mono" w:hAnsi="Andale Mono"/>
-          <w:sz w:val="12"/>
-          <w:szCs w:val="12"/>
-        </w:rPr>
-      </w:pPr>
-      <w:r>
-        <w:rPr>
-          <w:rFonts w:ascii="Andale Mono" w:hAnsi="Andale Mono"/>
-          <w:sz w:val="12"/>
-          <w:szCs w:val="12"/>
-        </w:rPr>
-      </w:r>
-    </w:p>
-    <w:p>
-      <w:pPr>
-        <w:pStyle w:val="Normal"/>
-        <w:ind w:hanging="0" w:start="0" w:end="0"/>
-        <w:rPr>
-          <w:rFonts w:ascii="Andale Mono" w:hAnsi="Andale Mono"/>
-          <w:sz w:val="12"/>
-          <w:szCs w:val="12"/>
-        </w:rPr>
-      </w:pPr>
-      <w:r>
-        <w:rPr>
-          <w:rFonts w:eastAsia="Songti SC" w:cs="Arial Unicode MS" w:ascii="Andale Mono" w:hAnsi="Andale Mono"/>
-          <w:b w:val="false"/>
-          <w:bCs w:val="false"/>
-          <w:i w:val="false"/>
-          <w:iCs w:val="false"/>
-          <w:color w:val="auto"/>
-          <w:kern w:val="2"/>
-          <w:sz w:val="12"/>
-          <w:szCs w:val="12"/>
-          <w:u w:val="none"/>
-          <w:lang w:val="en-US" w:eastAsia="zh-CN" w:bidi="hi-IN"/>
-        </w:rPr>
-        <w:t xml:space="preserve">     </w:t>
-      </w:r>
-      <w:r>
-        <w:rPr>
-          <w:rFonts w:eastAsia="Songti SC" w:cs="Arial Unicode MS" w:ascii="Andale Mono" w:hAnsi="Andale Mono"/>
-          <w:b w:val="false"/>
-          <w:bCs w:val="false"/>
-          <w:i w:val="false"/>
-          <w:iCs w:val="false"/>
-          <w:color w:val="auto"/>
-          <w:kern w:val="2"/>
-          <w:sz w:val="12"/>
-          <w:szCs w:val="12"/>
-          <w:u w:val="none"/>
-          <w:lang w:val="en-US" w:eastAsia="zh-CN" w:bidi="hi-IN"/>
-        </w:rPr>
-        <w:t>pre</w:t>
-      </w:r>
-      <w:r>
-        <w:rPr>
-          <w:rFonts w:eastAsia="Songti SC" w:cs="Arial Unicode MS" w:ascii="Andale Mono" w:hAnsi="Andale Mono"/>
-          <w:b w:val="false"/>
-          <w:bCs w:val="false"/>
-          <w:i w:val="false"/>
-          <w:iCs w:val="false"/>
-          <w:color w:val="auto"/>
-          <w:kern w:val="2"/>
-          <w:sz w:val="12"/>
-          <w:szCs w:val="12"/>
-          <w:u w:val="none"/>
-          <w:lang w:val="en-US" w:eastAsia="zh-CN" w:bidi="hi-IN"/>
-        </w:rPr>
-        <w:t>commit                         ; fmt and clippy,</w:t>
-      </w:r>
-    </w:p>
-    <w:p>
-      <w:pPr>
-        <w:pStyle w:val="Normal"/>
-        <w:ind w:hanging="0" w:start="0" w:end="0"/>
-        <w:rPr>
-          <w:rFonts w:ascii="Andale Mono" w:hAnsi="Andale Mono"/>
-          <w:sz w:val="12"/>
-          <w:szCs w:val="12"/>
-        </w:rPr>
-      </w:pPr>
-      <w:r>
-        <w:rPr>
-          <w:rFonts w:eastAsia="Songti SC" w:cs="Arial Unicode MS" w:ascii="Andale Mono" w:hAnsi="Andale Mono"/>
-          <w:b w:val="false"/>
-          <w:bCs w:val="false"/>
-          <w:i w:val="false"/>
-          <w:iCs w:val="false"/>
-          <w:color w:val="auto"/>
-          <w:kern w:val="2"/>
-          <w:sz w:val="12"/>
-          <w:szCs w:val="12"/>
-          <w:u w:val="none"/>
-          <w:lang w:val="en-US" w:eastAsia="zh-CN" w:bidi="hi-IN"/>
-        </w:rPr>
-        <w:t xml:space="preserve">                                       </w:t>
-      </w:r>
-      <w:r>
-        <w:rPr>
-          <w:rFonts w:eastAsia="Songti SC" w:cs="Arial Unicode MS" w:ascii="Andale Mono" w:hAnsi="Andale Mono"/>
-          <w:b w:val="false"/>
-          <w:bCs w:val="false"/>
-          <w:i w:val="false"/>
-          <w:iCs w:val="false"/>
-          <w:color w:val="auto"/>
-          <w:kern w:val="2"/>
-          <w:sz w:val="12"/>
-          <w:szCs w:val="12"/>
-          <w:u w:val="none"/>
-          <w:lang w:val="en-US" w:eastAsia="zh-CN" w:bidi="hi-IN"/>
-        </w:rPr>
-        <w:t>; pre-commit checking</w:t>
-      </w:r>
-    </w:p>
-    <w:p>
-      <w:pPr>
-        <w:pStyle w:val="Normal"/>
-        <w:ind w:hanging="0" w:start="0" w:end="0"/>
-        <w:rPr>
-          <w:rFonts w:ascii="Andale Mono" w:hAnsi="Andale Mono"/>
-          <w:sz w:val="12"/>
-          <w:szCs w:val="12"/>
-        </w:rPr>
-      </w:pPr>
-      <w:r>
-        <w:rPr>
-          <w:rFonts w:ascii="Andale Mono" w:hAnsi="Andale Mono"/>
-          <w:sz w:val="12"/>
-          <w:szCs w:val="12"/>
-        </w:rPr>
-      </w:r>
-    </w:p>
-    <w:p>
-      <w:pPr>
-        <w:pStyle w:val="Normal"/>
-        <w:ind w:hanging="0" w:start="0" w:end="0"/>
-        <w:rPr>
-          <w:rFonts w:ascii="Andale Mono" w:hAnsi="Andale Mono"/>
-          <w:sz w:val="12"/>
-          <w:szCs w:val="12"/>
-        </w:rPr>
-      </w:pPr>
-      <w:r>
-        <w:rPr>
-          <w:rFonts w:eastAsia="Songti SC" w:cs="Arial Unicode MS" w:ascii="Andale Mono" w:hAnsi="Andale Mono"/>
-          <w:b w:val="false"/>
-          <w:bCs w:val="false"/>
-          <w:i w:val="false"/>
-          <w:iCs w:val="false"/>
-          <w:color w:val="auto"/>
-          <w:kern w:val="2"/>
-          <w:sz w:val="12"/>
-          <w:szCs w:val="12"/>
-          <w:u w:val="none"/>
-          <w:lang w:val="en-US" w:eastAsia="zh-CN" w:bidi="hi-IN"/>
-        </w:rPr>
-        <w:t xml:space="preserve">  </w:t>
-      </w:r>
-      <w:r>
-        <w:rPr>
-          <w:rFonts w:eastAsia="Songti SC" w:cs="Arial Unicode MS" w:ascii="Andale Mono" w:hAnsi="Andale Mono"/>
-          <w:b w:val="false"/>
-          <w:bCs w:val="false"/>
-          <w:i w:val="false"/>
-          <w:iCs w:val="false"/>
-          <w:color w:val="auto"/>
-          <w:kern w:val="2"/>
-          <w:sz w:val="12"/>
-          <w:szCs w:val="12"/>
-          <w:u w:val="none"/>
-          <w:lang w:val="en-US" w:eastAsia="zh-CN" w:bidi="hi-IN"/>
-        </w:rPr>
-        <w:t>general options:</w:t>
-      </w:r>
-    </w:p>
-    <w:p>
-      <w:pPr>
-        <w:pStyle w:val="Normal"/>
-        <w:ind w:hanging="0" w:start="0" w:end="0"/>
-        <w:rPr>
-          <w:rFonts w:ascii="Andale Mono" w:hAnsi="Andale Mono"/>
-          <w:sz w:val="12"/>
-          <w:szCs w:val="12"/>
-        </w:rPr>
-      </w:pPr>
-      <w:r>
-        <w:rPr>
-          <w:rFonts w:eastAsia="Songti SC" w:cs="Arial Unicode MS" w:ascii="Andale Mono" w:hAnsi="Andale Mono"/>
-          <w:b w:val="false"/>
-          <w:bCs w:val="false"/>
-          <w:i w:val="false"/>
-          <w:iCs w:val="false"/>
-          <w:color w:val="auto"/>
-          <w:kern w:val="2"/>
-          <w:sz w:val="12"/>
-          <w:szCs w:val="12"/>
-          <w:u w:val="none"/>
-          <w:lang w:val="en-US" w:eastAsia="zh-CN" w:bidi="hi-IN"/>
-        </w:rPr>
         <w:t xml:space="preserve">    </w:t>
       </w:r>
       <w:r>
@@ -4417,62 +4136,18 @@
           <w:u w:val="none"/>
           <w:lang w:val="en-US" w:eastAsia="zh-CN" w:bidi="hi-IN"/>
         </w:rPr>
-        <w:t>--verbose                          ; verbose operation</w:t>
-      </w:r>
-    </w:p>
-    <w:p>
-      <w:pPr>
-        <w:pStyle w:val="Normal"/>
-        <w:ind w:hanging="0" w:start="0" w:end="0"/>
-        <w:rPr>
-          <w:rFonts w:ascii="Andale Mono" w:hAnsi="Andale Mono"/>
-          <w:sz w:val="12"/>
-          <w:szCs w:val="12"/>
-        </w:rPr>
-      </w:pPr>
-      <w:r>
-        <w:rPr>
-          <w:rFonts w:eastAsia="Songti SC" w:cs="Arial Unicode MS" w:ascii="Andale Mono" w:hAnsi="Andale Mono"/>
-          <w:b w:val="false"/>
-          <w:bCs w:val="false"/>
-          <w:i w:val="false"/>
-          <w:iCs w:val="false"/>
-          <w:color w:val="auto"/>
-          <w:kern w:val="2"/>
-          <w:sz w:val="12"/>
-          <w:szCs w:val="12"/>
-          <w:u w:val="none"/>
-          <w:lang w:val="en-US" w:eastAsia="zh-CN" w:bidi="hi-IN"/>
-        </w:rPr>
-        <w:t xml:space="preserve">    </w:t>
-      </w:r>
-      <w:r>
-        <w:rPr>
-          <w:rFonts w:eastAsia="Songti SC" w:cs="Arial Unicode MS" w:ascii="Andale Mono" w:hAnsi="Andale Mono"/>
-          <w:b w:val="false"/>
-          <w:bCs w:val="false"/>
-          <w:i w:val="false"/>
-          <w:iCs w:val="false"/>
-          <w:color w:val="auto"/>
-          <w:kern w:val="2"/>
-          <w:sz w:val="12"/>
-          <w:szCs w:val="12"/>
-          <w:u w:val="none"/>
-          <w:lang w:val="en-US" w:eastAsia="zh-CN" w:bidi="hi-IN"/>
-        </w:rPr>
         <w:t>--recipe                           ; show recipe</w:t>
       </w:r>
     </w:p>
     <w:p>
       <w:pPr>
         <w:pStyle w:val="Normal"/>
-        <w:ind w:hanging="0" w:start="0" w:end="0"/>
+        <w:ind w:hanging="0" w:left="0" w:right="0"/>
         <w:rPr>
           <w:rFonts w:ascii="Georgia" w:hAnsi="Georgia" w:eastAsia="Songti SC" w:cs="Arial Unicode MS"/>
           <w:b w:val="false"/>
           <w:bCs/>
           <w:i w:val="false"/>
-          <w:i w:val="false"/>
           <w:iCs w:val="false"/>
           <w:color w:val="auto"/>
           <w:kern w:val="2"/>
@@ -4490,26 +4165,25 @@
           <w:bCs/>
           <w:i w:val="false"/>
           <w:iCs w:val="false"/>
-          <w:color w:val="FFFFFF"/>
-          <w:kern w:val="2"/>
-          <w:sz w:val="16"/>
-          <w:szCs w:val="16"/>
-          <w:u w:val="none"/>
-          <w:shd w:fill="333333" w:val="clear"/>
-          <w:lang w:val="en-US" w:eastAsia="zh-CN" w:bidi="hi-IN"/>
-        </w:rPr>
-      </w:r>
-    </w:p>
-    <w:p>
-      <w:pPr>
-        <w:pStyle w:val="Normal"/>
-        <w:ind w:hanging="0" w:start="0" w:end="0"/>
+          <w:color w:val="auto"/>
+          <w:kern w:val="2"/>
+          <w:sz w:val="16"/>
+          <w:szCs w:val="16"/>
+          <w:u w:val="none"/>
+          <w:shd w:fill="333333" w:val="clear"/>
+          <w:lang w:val="en-US" w:eastAsia="zh-CN" w:bidi="hi-IN"/>
+        </w:rPr>
+      </w:r>
+    </w:p>
+    <w:p>
+      <w:pPr>
+        <w:pStyle w:val="Normal"/>
+        <w:ind w:hanging="0" w:left="0" w:right="0"/>
         <w:rPr>
           <w:rFonts w:ascii="Georgia" w:hAnsi="Georgia" w:eastAsia="Songti SC" w:cs="Arial Unicode MS"/>
           <w:b w:val="false"/>
           <w:bCs/>
           <w:i w:val="false"/>
-          <w:i w:val="false"/>
           <w:iCs w:val="false"/>
           <w:color w:val="auto"/>
           <w:kern w:val="2"/>
@@ -4527,26 +4201,25 @@
           <w:bCs/>
           <w:i w:val="false"/>
           <w:iCs w:val="false"/>
-          <w:color w:val="FFFFFF"/>
-          <w:kern w:val="2"/>
-          <w:sz w:val="16"/>
-          <w:szCs w:val="16"/>
-          <w:u w:val="none"/>
-          <w:shd w:fill="333333" w:val="clear"/>
-          <w:lang w:val="en-US" w:eastAsia="zh-CN" w:bidi="hi-IN"/>
-        </w:rPr>
-      </w:r>
-    </w:p>
-    <w:p>
-      <w:pPr>
-        <w:pStyle w:val="Normal"/>
-        <w:ind w:hanging="0" w:start="0" w:end="0"/>
+          <w:color w:val="auto"/>
+          <w:kern w:val="2"/>
+          <w:sz w:val="16"/>
+          <w:szCs w:val="16"/>
+          <w:u w:val="none"/>
+          <w:shd w:fill="333333" w:val="clear"/>
+          <w:lang w:val="en-US" w:eastAsia="zh-CN" w:bidi="hi-IN"/>
+        </w:rPr>
+      </w:r>
+    </w:p>
+    <w:p>
+      <w:pPr>
+        <w:pStyle w:val="Normal"/>
+        <w:ind w:hanging="0" w:left="0" w:right="0"/>
         <w:rPr>
           <w:rFonts w:ascii="Georgia" w:hAnsi="Georgia" w:eastAsia="Songti SC" w:cs="Arial Unicode MS"/>
           <w:b w:val="false"/>
           <w:bCs/>
           <w:i w:val="false"/>
-          <w:i w:val="false"/>
           <w:iCs w:val="false"/>
           <w:color w:val="auto"/>
           <w:kern w:val="2"/>
@@ -4564,26 +4237,25 @@
           <w:bCs/>
           <w:i w:val="false"/>
           <w:iCs w:val="false"/>
-          <w:color w:val="FFFFFF"/>
-          <w:kern w:val="2"/>
-          <w:sz w:val="16"/>
-          <w:szCs w:val="16"/>
-          <w:u w:val="none"/>
-          <w:shd w:fill="333333" w:val="clear"/>
-          <w:lang w:val="en-US" w:eastAsia="zh-CN" w:bidi="hi-IN"/>
-        </w:rPr>
-      </w:r>
-    </w:p>
-    <w:p>
-      <w:pPr>
-        <w:pStyle w:val="Normal"/>
-        <w:ind w:hanging="0" w:start="0" w:end="0"/>
+          <w:color w:val="auto"/>
+          <w:kern w:val="2"/>
+          <w:sz w:val="16"/>
+          <w:szCs w:val="16"/>
+          <w:u w:val="none"/>
+          <w:shd w:fill="333333" w:val="clear"/>
+          <w:lang w:val="en-US" w:eastAsia="zh-CN" w:bidi="hi-IN"/>
+        </w:rPr>
+      </w:r>
+    </w:p>
+    <w:p>
+      <w:pPr>
+        <w:pStyle w:val="Normal"/>
+        <w:ind w:hanging="0" w:left="0" w:right="0"/>
         <w:rPr>
           <w:rFonts w:ascii="Georgia" w:hAnsi="Georgia" w:eastAsia="Songti SC" w:cs="Arial Unicode MS"/>
           <w:b w:val="false"/>
           <w:bCs/>
           <w:i w:val="false"/>
-          <w:i w:val="false"/>
           <w:iCs w:val="false"/>
           <w:color w:val="auto"/>
           <w:kern w:val="2"/>
@@ -4601,26 +4273,25 @@
           <w:bCs/>
           <w:i w:val="false"/>
           <w:iCs w:val="false"/>
-          <w:color w:val="FFFFFF"/>
-          <w:kern w:val="2"/>
-          <w:sz w:val="16"/>
-          <w:szCs w:val="16"/>
-          <w:u w:val="none"/>
-          <w:shd w:fill="333333" w:val="clear"/>
-          <w:lang w:val="en-US" w:eastAsia="zh-CN" w:bidi="hi-IN"/>
-        </w:rPr>
-      </w:r>
-    </w:p>
-    <w:p>
-      <w:pPr>
-        <w:pStyle w:val="Normal"/>
-        <w:ind w:hanging="0" w:start="0" w:end="0"/>
+          <w:color w:val="auto"/>
+          <w:kern w:val="2"/>
+          <w:sz w:val="16"/>
+          <w:szCs w:val="16"/>
+          <w:u w:val="none"/>
+          <w:shd w:fill="333333" w:val="clear"/>
+          <w:lang w:val="en-US" w:eastAsia="zh-CN" w:bidi="hi-IN"/>
+        </w:rPr>
+      </w:r>
+    </w:p>
+    <w:p>
+      <w:pPr>
+        <w:pStyle w:val="Normal"/>
+        <w:ind w:hanging="0" w:left="0" w:right="0"/>
         <w:rPr>
           <w:rFonts w:ascii="Georgia" w:hAnsi="Georgia" w:eastAsia="Songti SC" w:cs="Arial Unicode MS"/>
           <w:b w:val="false"/>
           <w:bCs/>
           <w:i w:val="false"/>
-          <w:i w:val="false"/>
           <w:iCs w:val="false"/>
           <w:color w:val="auto"/>
           <w:kern w:val="2"/>
@@ -4638,26 +4309,25 @@
           <w:bCs/>
           <w:i w:val="false"/>
           <w:iCs w:val="false"/>
-          <w:color w:val="FFFFFF"/>
-          <w:kern w:val="2"/>
-          <w:sz w:val="16"/>
-          <w:szCs w:val="16"/>
-          <w:u w:val="none"/>
-          <w:shd w:fill="333333" w:val="clear"/>
-          <w:lang w:val="en-US" w:eastAsia="zh-CN" w:bidi="hi-IN"/>
-        </w:rPr>
-      </w:r>
-    </w:p>
-    <w:p>
-      <w:pPr>
-        <w:pStyle w:val="Normal"/>
-        <w:ind w:hanging="0" w:start="0" w:end="0"/>
+          <w:color w:val="auto"/>
+          <w:kern w:val="2"/>
+          <w:sz w:val="16"/>
+          <w:szCs w:val="16"/>
+          <w:u w:val="none"/>
+          <w:shd w:fill="333333" w:val="clear"/>
+          <w:lang w:val="en-US" w:eastAsia="zh-CN" w:bidi="hi-IN"/>
+        </w:rPr>
+      </w:r>
+    </w:p>
+    <w:p>
+      <w:pPr>
+        <w:pStyle w:val="Normal"/>
+        <w:ind w:hanging="0" w:left="0" w:right="0"/>
         <w:rPr>
           <w:rFonts w:ascii="Georgia" w:hAnsi="Georgia" w:eastAsia="Songti SC" w:cs="Arial Unicode MS"/>
           <w:b w:val="false"/>
           <w:bCs/>
           <w:i w:val="false"/>
-          <w:i w:val="false"/>
           <w:iCs w:val="false"/>
           <w:color w:val="auto"/>
           <w:kern w:val="2"/>
@@ -4675,26 +4345,25 @@
           <w:bCs/>
           <w:i w:val="false"/>
           <w:iCs w:val="false"/>
-          <w:color w:val="FFFFFF"/>
-          <w:kern w:val="2"/>
-          <w:sz w:val="16"/>
-          <w:szCs w:val="16"/>
-          <w:u w:val="none"/>
-          <w:shd w:fill="333333" w:val="clear"/>
-          <w:lang w:val="en-US" w:eastAsia="zh-CN" w:bidi="hi-IN"/>
-        </w:rPr>
-      </w:r>
-    </w:p>
-    <w:p>
-      <w:pPr>
-        <w:pStyle w:val="Normal"/>
-        <w:ind w:hanging="0" w:start="0" w:end="0"/>
+          <w:color w:val="auto"/>
+          <w:kern w:val="2"/>
+          <w:sz w:val="16"/>
+          <w:szCs w:val="16"/>
+          <w:u w:val="none"/>
+          <w:shd w:fill="333333" w:val="clear"/>
+          <w:lang w:val="en-US" w:eastAsia="zh-CN" w:bidi="hi-IN"/>
+        </w:rPr>
+      </w:r>
+    </w:p>
+    <w:p>
+      <w:pPr>
+        <w:pStyle w:val="Normal"/>
+        <w:ind w:hanging="0" w:left="0" w:right="0"/>
         <w:rPr>
           <w:rFonts w:ascii="Georgia" w:hAnsi="Georgia" w:eastAsia="Songti SC" w:cs="Arial Unicode MS"/>
           <w:b w:val="false"/>
           <w:bCs/>
           <w:i w:val="false"/>
-          <w:i w:val="false"/>
           <w:iCs w:val="false"/>
           <w:color w:val="auto"/>
           <w:kern w:val="2"/>
@@ -4712,26 +4381,25 @@
           <w:bCs/>
           <w:i w:val="false"/>
           <w:iCs w:val="false"/>
-          <w:color w:val="FFFFFF"/>
-          <w:kern w:val="2"/>
-          <w:sz w:val="16"/>
-          <w:szCs w:val="16"/>
-          <w:u w:val="none"/>
-          <w:shd w:fill="333333" w:val="clear"/>
-          <w:lang w:val="en-US" w:eastAsia="zh-CN" w:bidi="hi-IN"/>
-        </w:rPr>
-      </w:r>
-    </w:p>
-    <w:p>
-      <w:pPr>
-        <w:pStyle w:val="Normal"/>
-        <w:ind w:hanging="0" w:start="0" w:end="0"/>
+          <w:color w:val="auto"/>
+          <w:kern w:val="2"/>
+          <w:sz w:val="16"/>
+          <w:szCs w:val="16"/>
+          <w:u w:val="none"/>
+          <w:shd w:fill="333333" w:val="clear"/>
+          <w:lang w:val="en-US" w:eastAsia="zh-CN" w:bidi="hi-IN"/>
+        </w:rPr>
+      </w:r>
+    </w:p>
+    <w:p>
+      <w:pPr>
+        <w:pStyle w:val="Normal"/>
+        <w:ind w:hanging="0" w:left="0" w:right="0"/>
         <w:rPr>
           <w:rFonts w:ascii="Georgia" w:hAnsi="Georgia" w:eastAsia="Songti SC" w:cs="Arial Unicode MS"/>
           <w:b w:val="false"/>
           <w:bCs/>
           <w:i w:val="false"/>
-          <w:i w:val="false"/>
           <w:iCs w:val="false"/>
           <w:color w:val="auto"/>
           <w:kern w:val="2"/>
@@ -4749,26 +4417,25 @@
           <w:bCs/>
           <w:i w:val="false"/>
           <w:iCs w:val="false"/>
-          <w:color w:val="FFFFFF"/>
-          <w:kern w:val="2"/>
-          <w:sz w:val="16"/>
-          <w:szCs w:val="16"/>
-          <w:u w:val="none"/>
-          <w:shd w:fill="333333" w:val="clear"/>
-          <w:lang w:val="en-US" w:eastAsia="zh-CN" w:bidi="hi-IN"/>
-        </w:rPr>
-      </w:r>
-    </w:p>
-    <w:p>
-      <w:pPr>
-        <w:pStyle w:val="Normal"/>
-        <w:ind w:hanging="0" w:start="0" w:end="0"/>
+          <w:color w:val="auto"/>
+          <w:kern w:val="2"/>
+          <w:sz w:val="16"/>
+          <w:szCs w:val="16"/>
+          <w:u w:val="none"/>
+          <w:shd w:fill="333333" w:val="clear"/>
+          <w:lang w:val="en-US" w:eastAsia="zh-CN" w:bidi="hi-IN"/>
+        </w:rPr>
+      </w:r>
+    </w:p>
+    <w:p>
+      <w:pPr>
+        <w:pStyle w:val="Normal"/>
+        <w:ind w:hanging="0" w:left="0" w:right="0"/>
         <w:rPr>
           <w:rFonts w:ascii="Georgia" w:hAnsi="Georgia" w:eastAsia="Songti SC" w:cs="Arial Unicode MS"/>
           <w:b w:val="false"/>
           <w:bCs/>
           <w:i w:val="false"/>
-          <w:i w:val="false"/>
           <w:iCs w:val="false"/>
           <w:color w:val="auto"/>
           <w:kern w:val="2"/>
@@ -4786,26 +4453,25 @@
           <w:bCs/>
           <w:i w:val="false"/>
           <w:iCs w:val="false"/>
-          <w:color w:val="FFFFFF"/>
-          <w:kern w:val="2"/>
-          <w:sz w:val="16"/>
-          <w:szCs w:val="16"/>
-          <w:u w:val="none"/>
-          <w:shd w:fill="333333" w:val="clear"/>
-          <w:lang w:val="en-US" w:eastAsia="zh-CN" w:bidi="hi-IN"/>
-        </w:rPr>
-      </w:r>
-    </w:p>
-    <w:p>
-      <w:pPr>
-        <w:pStyle w:val="Normal"/>
-        <w:ind w:hanging="0" w:start="0" w:end="0"/>
+          <w:color w:val="auto"/>
+          <w:kern w:val="2"/>
+          <w:sz w:val="16"/>
+          <w:szCs w:val="16"/>
+          <w:u w:val="none"/>
+          <w:shd w:fill="333333" w:val="clear"/>
+          <w:lang w:val="en-US" w:eastAsia="zh-CN" w:bidi="hi-IN"/>
+        </w:rPr>
+      </w:r>
+    </w:p>
+    <w:p>
+      <w:pPr>
+        <w:pStyle w:val="Normal"/>
+        <w:ind w:hanging="0" w:left="0" w:right="0"/>
         <w:rPr>
           <w:rFonts w:ascii="Georgia" w:hAnsi="Georgia" w:eastAsia="Songti SC" w:cs="Arial Unicode MS"/>
           <w:b w:val="false"/>
           <w:bCs/>
           <w:i w:val="false"/>
-          <w:i w:val="false"/>
           <w:iCs w:val="false"/>
           <w:color w:val="auto"/>
           <w:kern w:val="2"/>
@@ -4823,26 +4489,25 @@
           <w:bCs/>
           <w:i w:val="false"/>
           <w:iCs w:val="false"/>
-          <w:color w:val="FFFFFF"/>
-          <w:kern w:val="2"/>
-          <w:sz w:val="16"/>
-          <w:szCs w:val="16"/>
-          <w:u w:val="none"/>
-          <w:shd w:fill="333333" w:val="clear"/>
-          <w:lang w:val="en-US" w:eastAsia="zh-CN" w:bidi="hi-IN"/>
-        </w:rPr>
-      </w:r>
-    </w:p>
-    <w:p>
-      <w:pPr>
-        <w:pStyle w:val="Normal"/>
-        <w:ind w:hanging="0" w:start="0" w:end="0"/>
+          <w:color w:val="auto"/>
+          <w:kern w:val="2"/>
+          <w:sz w:val="16"/>
+          <w:szCs w:val="16"/>
+          <w:u w:val="none"/>
+          <w:shd w:fill="333333" w:val="clear"/>
+          <w:lang w:val="en-US" w:eastAsia="zh-CN" w:bidi="hi-IN"/>
+        </w:rPr>
+      </w:r>
+    </w:p>
+    <w:p>
+      <w:pPr>
+        <w:pStyle w:val="Normal"/>
+        <w:ind w:hanging="0" w:left="0" w:right="0"/>
         <w:rPr>
           <w:rFonts w:ascii="Georgia" w:hAnsi="Georgia" w:eastAsia="Songti SC" w:cs="Arial Unicode MS"/>
           <w:b w:val="false"/>
           <w:bCs/>
           <w:i w:val="false"/>
-          <w:i w:val="false"/>
           <w:iCs w:val="false"/>
           <w:color w:val="auto"/>
           <w:kern w:val="2"/>
@@ -4860,26 +4525,25 @@
           <w:bCs/>
           <w:i w:val="false"/>
           <w:iCs w:val="false"/>
-          <w:color w:val="FFFFFF"/>
-          <w:kern w:val="2"/>
-          <w:sz w:val="16"/>
-          <w:szCs w:val="16"/>
-          <w:u w:val="none"/>
-          <w:shd w:fill="333333" w:val="clear"/>
-          <w:lang w:val="en-US" w:eastAsia="zh-CN" w:bidi="hi-IN"/>
-        </w:rPr>
-      </w:r>
-    </w:p>
-    <w:p>
-      <w:pPr>
-        <w:pStyle w:val="Normal"/>
-        <w:ind w:hanging="0" w:start="0" w:end="0"/>
+          <w:color w:val="auto"/>
+          <w:kern w:val="2"/>
+          <w:sz w:val="16"/>
+          <w:szCs w:val="16"/>
+          <w:u w:val="none"/>
+          <w:shd w:fill="333333" w:val="clear"/>
+          <w:lang w:val="en-US" w:eastAsia="zh-CN" w:bidi="hi-IN"/>
+        </w:rPr>
+      </w:r>
+    </w:p>
+    <w:p>
+      <w:pPr>
+        <w:pStyle w:val="Normal"/>
+        <w:ind w:hanging="0" w:left="0" w:right="0"/>
         <w:rPr>
           <w:rFonts w:ascii="Georgia" w:hAnsi="Georgia" w:eastAsia="Songti SC" w:cs="Arial Unicode MS"/>
           <w:b w:val="false"/>
           <w:bCs/>
           <w:i w:val="false"/>
-          <w:i w:val="false"/>
           <w:iCs w:val="false"/>
           <w:color w:val="auto"/>
           <w:kern w:val="2"/>
@@ -4897,26 +4561,25 @@
           <w:bCs/>
           <w:i w:val="false"/>
           <w:iCs w:val="false"/>
-          <w:color w:val="FFFFFF"/>
-          <w:kern w:val="2"/>
-          <w:sz w:val="16"/>
-          <w:szCs w:val="16"/>
-          <w:u w:val="none"/>
-          <w:shd w:fill="333333" w:val="clear"/>
-          <w:lang w:val="en-US" w:eastAsia="zh-CN" w:bidi="hi-IN"/>
-        </w:rPr>
-      </w:r>
-    </w:p>
-    <w:p>
-      <w:pPr>
-        <w:pStyle w:val="Normal"/>
-        <w:ind w:hanging="0" w:start="0" w:end="0"/>
+          <w:color w:val="auto"/>
+          <w:kern w:val="2"/>
+          <w:sz w:val="16"/>
+          <w:szCs w:val="16"/>
+          <w:u w:val="none"/>
+          <w:shd w:fill="333333" w:val="clear"/>
+          <w:lang w:val="en-US" w:eastAsia="zh-CN" w:bidi="hi-IN"/>
+        </w:rPr>
+      </w:r>
+    </w:p>
+    <w:p>
+      <w:pPr>
+        <w:pStyle w:val="Normal"/>
+        <w:ind w:hanging="0" w:left="0" w:right="0"/>
         <w:rPr>
           <w:rFonts w:ascii="Georgia" w:hAnsi="Georgia" w:eastAsia="Songti SC" w:cs="Arial Unicode MS"/>
           <w:b w:val="false"/>
           <w:bCs/>
           <w:i w:val="false"/>
-          <w:i w:val="false"/>
           <w:iCs w:val="false"/>
           <w:color w:val="auto"/>
           <w:kern w:val="2"/>
@@ -4934,26 +4597,25 @@
           <w:bCs/>
           <w:i w:val="false"/>
           <w:iCs w:val="false"/>
-          <w:color w:val="FFFFFF"/>
-          <w:kern w:val="2"/>
-          <w:sz w:val="16"/>
-          <w:szCs w:val="16"/>
-          <w:u w:val="none"/>
-          <w:shd w:fill="333333" w:val="clear"/>
-          <w:lang w:val="en-US" w:eastAsia="zh-CN" w:bidi="hi-IN"/>
-        </w:rPr>
-      </w:r>
-    </w:p>
-    <w:p>
-      <w:pPr>
-        <w:pStyle w:val="Normal"/>
-        <w:ind w:hanging="0" w:start="0" w:end="0"/>
+          <w:color w:val="auto"/>
+          <w:kern w:val="2"/>
+          <w:sz w:val="16"/>
+          <w:szCs w:val="16"/>
+          <w:u w:val="none"/>
+          <w:shd w:fill="333333" w:val="clear"/>
+          <w:lang w:val="en-US" w:eastAsia="zh-CN" w:bidi="hi-IN"/>
+        </w:rPr>
+      </w:r>
+    </w:p>
+    <w:p>
+      <w:pPr>
+        <w:pStyle w:val="Normal"/>
+        <w:ind w:hanging="0" w:left="0" w:right="0"/>
         <w:rPr>
           <w:rFonts w:ascii="Georgia" w:hAnsi="Georgia" w:eastAsia="Songti SC" w:cs="Arial Unicode MS"/>
           <w:b w:val="false"/>
           <w:bCs/>
           <w:i w:val="false"/>
-          <w:i w:val="false"/>
           <w:iCs w:val="false"/>
           <w:color w:val="auto"/>
           <w:kern w:val="2"/>
@@ -4971,26 +4633,25 @@
           <w:bCs/>
           <w:i w:val="false"/>
           <w:iCs w:val="false"/>
-          <w:color w:val="FFFFFF"/>
-          <w:kern w:val="2"/>
-          <w:sz w:val="16"/>
-          <w:szCs w:val="16"/>
-          <w:u w:val="none"/>
-          <w:shd w:fill="333333" w:val="clear"/>
-          <w:lang w:val="en-US" w:eastAsia="zh-CN" w:bidi="hi-IN"/>
-        </w:rPr>
-      </w:r>
-    </w:p>
-    <w:p>
-      <w:pPr>
-        <w:pStyle w:val="Normal"/>
-        <w:ind w:hanging="0" w:start="0" w:end="0"/>
+          <w:color w:val="auto"/>
+          <w:kern w:val="2"/>
+          <w:sz w:val="16"/>
+          <w:szCs w:val="16"/>
+          <w:u w:val="none"/>
+          <w:shd w:fill="333333" w:val="clear"/>
+          <w:lang w:val="en-US" w:eastAsia="zh-CN" w:bidi="hi-IN"/>
+        </w:rPr>
+      </w:r>
+    </w:p>
+    <w:p>
+      <w:pPr>
+        <w:pStyle w:val="Normal"/>
+        <w:ind w:hanging="0" w:left="0" w:right="0"/>
         <w:rPr>
           <w:rFonts w:ascii="Georgia" w:hAnsi="Georgia" w:eastAsia="Songti SC" w:cs="Arial Unicode MS"/>
           <w:b w:val="false"/>
           <w:bCs/>
           <w:i w:val="false"/>
-          <w:i w:val="false"/>
           <w:iCs w:val="false"/>
           <w:color w:val="auto"/>
           <w:kern w:val="2"/>
@@ -5008,26 +4669,25 @@
           <w:bCs/>
           <w:i w:val="false"/>
           <w:iCs w:val="false"/>
-          <w:color w:val="FFFFFF"/>
-          <w:kern w:val="2"/>
-          <w:sz w:val="16"/>
-          <w:szCs w:val="16"/>
-          <w:u w:val="none"/>
-          <w:shd w:fill="333333" w:val="clear"/>
-          <w:lang w:val="en-US" w:eastAsia="zh-CN" w:bidi="hi-IN"/>
-        </w:rPr>
-      </w:r>
-    </w:p>
-    <w:p>
-      <w:pPr>
-        <w:pStyle w:val="Normal"/>
-        <w:ind w:hanging="0" w:start="0" w:end="0"/>
+          <w:color w:val="auto"/>
+          <w:kern w:val="2"/>
+          <w:sz w:val="16"/>
+          <w:szCs w:val="16"/>
+          <w:u w:val="none"/>
+          <w:shd w:fill="333333" w:val="clear"/>
+          <w:lang w:val="en-US" w:eastAsia="zh-CN" w:bidi="hi-IN"/>
+        </w:rPr>
+      </w:r>
+    </w:p>
+    <w:p>
+      <w:pPr>
+        <w:pStyle w:val="Normal"/>
+        <w:ind w:hanging="0" w:left="0" w:right="0"/>
         <w:rPr>
           <w:rFonts w:ascii="Georgia" w:hAnsi="Georgia" w:eastAsia="Songti SC" w:cs="Arial Unicode MS"/>
           <w:b w:val="false"/>
           <w:bCs/>
           <w:i w:val="false"/>
-          <w:i w:val="false"/>
           <w:iCs w:val="false"/>
           <w:color w:val="auto"/>
           <w:kern w:val="2"/>
@@ -5045,26 +4705,25 @@
           <w:bCs/>
           <w:i w:val="false"/>
           <w:iCs w:val="false"/>
-          <w:color w:val="FFFFFF"/>
-          <w:kern w:val="2"/>
-          <w:sz w:val="16"/>
-          <w:szCs w:val="16"/>
-          <w:u w:val="none"/>
-          <w:shd w:fill="333333" w:val="clear"/>
-          <w:lang w:val="en-US" w:eastAsia="zh-CN" w:bidi="hi-IN"/>
-        </w:rPr>
-      </w:r>
-    </w:p>
-    <w:p>
-      <w:pPr>
-        <w:pStyle w:val="Normal"/>
-        <w:ind w:hanging="0" w:start="0" w:end="0"/>
+          <w:color w:val="auto"/>
+          <w:kern w:val="2"/>
+          <w:sz w:val="16"/>
+          <w:szCs w:val="16"/>
+          <w:u w:val="none"/>
+          <w:shd w:fill="333333" w:val="clear"/>
+          <w:lang w:val="en-US" w:eastAsia="zh-CN" w:bidi="hi-IN"/>
+        </w:rPr>
+      </w:r>
+    </w:p>
+    <w:p>
+      <w:pPr>
+        <w:pStyle w:val="Normal"/>
+        <w:ind w:hanging="0" w:left="0" w:right="0"/>
         <w:rPr>
           <w:rFonts w:ascii="Georgia" w:hAnsi="Georgia" w:eastAsia="Songti SC" w:cs="Arial Unicode MS"/>
           <w:b w:val="false"/>
           <w:bCs/>
           <w:i w:val="false"/>
-          <w:i w:val="false"/>
           <w:iCs w:val="false"/>
           <w:color w:val="auto"/>
           <w:kern w:val="2"/>
@@ -5082,26 +4741,25 @@
           <w:bCs/>
           <w:i w:val="false"/>
           <w:iCs w:val="false"/>
-          <w:color w:val="FFFFFF"/>
-          <w:kern w:val="2"/>
-          <w:sz w:val="16"/>
-          <w:szCs w:val="16"/>
-          <w:u w:val="none"/>
-          <w:shd w:fill="333333" w:val="clear"/>
-          <w:lang w:val="en-US" w:eastAsia="zh-CN" w:bidi="hi-IN"/>
-        </w:rPr>
-      </w:r>
-    </w:p>
-    <w:p>
-      <w:pPr>
-        <w:pStyle w:val="Normal"/>
-        <w:ind w:hanging="0" w:start="0" w:end="0"/>
+          <w:color w:val="auto"/>
+          <w:kern w:val="2"/>
+          <w:sz w:val="16"/>
+          <w:szCs w:val="16"/>
+          <w:u w:val="none"/>
+          <w:shd w:fill="333333" w:val="clear"/>
+          <w:lang w:val="en-US" w:eastAsia="zh-CN" w:bidi="hi-IN"/>
+        </w:rPr>
+      </w:r>
+    </w:p>
+    <w:p>
+      <w:pPr>
+        <w:pStyle w:val="Normal"/>
+        <w:ind w:hanging="0" w:left="0" w:right="0"/>
         <w:rPr>
           <w:rFonts w:ascii="Georgia" w:hAnsi="Georgia" w:eastAsia="Songti SC" w:cs="Arial Unicode MS"/>
           <w:b w:val="false"/>
           <w:bCs/>
           <w:i w:val="false"/>
-          <w:i w:val="false"/>
           <w:iCs w:val="false"/>
           <w:color w:val="auto"/>
           <w:kern w:val="2"/>
@@ -5119,26 +4777,25 @@
           <w:bCs/>
           <w:i w:val="false"/>
           <w:iCs w:val="false"/>
-          <w:color w:val="FFFFFF"/>
-          <w:kern w:val="2"/>
-          <w:sz w:val="16"/>
-          <w:szCs w:val="16"/>
-          <w:u w:val="none"/>
-          <w:shd w:fill="333333" w:val="clear"/>
-          <w:lang w:val="en-US" w:eastAsia="zh-CN" w:bidi="hi-IN"/>
-        </w:rPr>
-      </w:r>
-    </w:p>
-    <w:p>
-      <w:pPr>
-        <w:pStyle w:val="Normal"/>
-        <w:ind w:hanging="0" w:start="0" w:end="0"/>
+          <w:color w:val="auto"/>
+          <w:kern w:val="2"/>
+          <w:sz w:val="16"/>
+          <w:szCs w:val="16"/>
+          <w:u w:val="none"/>
+          <w:shd w:fill="333333" w:val="clear"/>
+          <w:lang w:val="en-US" w:eastAsia="zh-CN" w:bidi="hi-IN"/>
+        </w:rPr>
+      </w:r>
+    </w:p>
+    <w:p>
+      <w:pPr>
+        <w:pStyle w:val="Normal"/>
+        <w:ind w:hanging="0" w:left="0" w:right="0"/>
         <w:rPr>
           <w:rFonts w:ascii="Georgia" w:hAnsi="Georgia" w:eastAsia="Songti SC" w:cs="Arial Unicode MS"/>
           <w:b w:val="false"/>
           <w:bCs/>
           <w:i w:val="false"/>
-          <w:i w:val="false"/>
           <w:iCs w:val="false"/>
           <w:color w:val="auto"/>
           <w:kern w:val="2"/>
@@ -5156,26 +4813,25 @@
           <w:bCs/>
           <w:i w:val="false"/>
           <w:iCs w:val="false"/>
-          <w:color w:val="FFFFFF"/>
-          <w:kern w:val="2"/>
-          <w:sz w:val="16"/>
-          <w:szCs w:val="16"/>
-          <w:u w:val="none"/>
-          <w:shd w:fill="333333" w:val="clear"/>
-          <w:lang w:val="en-US" w:eastAsia="zh-CN" w:bidi="hi-IN"/>
-        </w:rPr>
-      </w:r>
-    </w:p>
-    <w:p>
-      <w:pPr>
-        <w:pStyle w:val="Normal"/>
-        <w:ind w:hanging="0" w:start="0" w:end="0"/>
+          <w:color w:val="auto"/>
+          <w:kern w:val="2"/>
+          <w:sz w:val="16"/>
+          <w:szCs w:val="16"/>
+          <w:u w:val="none"/>
+          <w:shd w:fill="333333" w:val="clear"/>
+          <w:lang w:val="en-US" w:eastAsia="zh-CN" w:bidi="hi-IN"/>
+        </w:rPr>
+      </w:r>
+    </w:p>
+    <w:p>
+      <w:pPr>
+        <w:pStyle w:val="Normal"/>
+        <w:ind w:hanging="0" w:left="0" w:right="0"/>
         <w:rPr>
           <w:rFonts w:ascii="Georgia" w:hAnsi="Georgia" w:eastAsia="Songti SC" w:cs="Arial Unicode MS"/>
           <w:b w:val="false"/>
           <w:bCs/>
           <w:i w:val="false"/>
-          <w:i w:val="false"/>
           <w:iCs w:val="false"/>
           <w:color w:val="auto"/>
           <w:kern w:val="2"/>
@@ -5193,26 +4849,25 @@
           <w:bCs/>
           <w:i w:val="false"/>
           <w:iCs w:val="false"/>
-          <w:color w:val="FFFFFF"/>
-          <w:kern w:val="2"/>
-          <w:sz w:val="16"/>
-          <w:szCs w:val="16"/>
-          <w:u w:val="none"/>
-          <w:shd w:fill="333333" w:val="clear"/>
-          <w:lang w:val="en-US" w:eastAsia="zh-CN" w:bidi="hi-IN"/>
-        </w:rPr>
-      </w:r>
-    </w:p>
-    <w:p>
-      <w:pPr>
-        <w:pStyle w:val="Normal"/>
-        <w:ind w:hanging="0" w:start="0" w:end="0"/>
+          <w:color w:val="auto"/>
+          <w:kern w:val="2"/>
+          <w:sz w:val="16"/>
+          <w:szCs w:val="16"/>
+          <w:u w:val="none"/>
+          <w:shd w:fill="333333" w:val="clear"/>
+          <w:lang w:val="en-US" w:eastAsia="zh-CN" w:bidi="hi-IN"/>
+        </w:rPr>
+      </w:r>
+    </w:p>
+    <w:p>
+      <w:pPr>
+        <w:pStyle w:val="Normal"/>
+        <w:ind w:hanging="0" w:left="0" w:right="0"/>
         <w:rPr>
           <w:rFonts w:ascii="Georgia" w:hAnsi="Georgia" w:eastAsia="Songti SC" w:cs="Arial Unicode MS"/>
           <w:b w:val="false"/>
           <w:bCs/>
           <w:i w:val="false"/>
-          <w:i w:val="false"/>
           <w:iCs w:val="false"/>
           <w:color w:val="auto"/>
           <w:kern w:val="2"/>
@@ -5230,26 +4885,25 @@
           <w:bCs/>
           <w:i w:val="false"/>
           <w:iCs w:val="false"/>
-          <w:color w:val="FFFFFF"/>
-          <w:kern w:val="2"/>
-          <w:sz w:val="16"/>
-          <w:szCs w:val="16"/>
-          <w:u w:val="none"/>
-          <w:shd w:fill="333333" w:val="clear"/>
-          <w:lang w:val="en-US" w:eastAsia="zh-CN" w:bidi="hi-IN"/>
-        </w:rPr>
-      </w:r>
-    </w:p>
-    <w:p>
-      <w:pPr>
-        <w:pStyle w:val="Normal"/>
-        <w:ind w:hanging="0" w:start="0" w:end="0"/>
+          <w:color w:val="auto"/>
+          <w:kern w:val="2"/>
+          <w:sz w:val="16"/>
+          <w:szCs w:val="16"/>
+          <w:u w:val="none"/>
+          <w:shd w:fill="333333" w:val="clear"/>
+          <w:lang w:val="en-US" w:eastAsia="zh-CN" w:bidi="hi-IN"/>
+        </w:rPr>
+      </w:r>
+    </w:p>
+    <w:p>
+      <w:pPr>
+        <w:pStyle w:val="Normal"/>
+        <w:ind w:hanging="0" w:left="0" w:right="0"/>
         <w:rPr>
           <w:rFonts w:ascii="Georgia" w:hAnsi="Georgia" w:eastAsia="Songti SC" w:cs="Arial Unicode MS"/>
           <w:b w:val="false"/>
           <w:bCs/>
           <w:i w:val="false"/>
-          <w:i w:val="false"/>
           <w:iCs w:val="false"/>
           <w:color w:val="auto"/>
           <w:kern w:val="2"/>
@@ -5267,26 +4921,25 @@
           <w:bCs/>
           <w:i w:val="false"/>
           <w:iCs w:val="false"/>
-          <w:color w:val="FFFFFF"/>
-          <w:kern w:val="2"/>
-          <w:sz w:val="16"/>
-          <w:szCs w:val="16"/>
-          <w:u w:val="none"/>
-          <w:shd w:fill="333333" w:val="clear"/>
-          <w:lang w:val="en-US" w:eastAsia="zh-CN" w:bidi="hi-IN"/>
-        </w:rPr>
-      </w:r>
-    </w:p>
-    <w:p>
-      <w:pPr>
-        <w:pStyle w:val="Normal"/>
-        <w:ind w:hanging="0" w:start="0" w:end="0"/>
+          <w:color w:val="auto"/>
+          <w:kern w:val="2"/>
+          <w:sz w:val="16"/>
+          <w:szCs w:val="16"/>
+          <w:u w:val="none"/>
+          <w:shd w:fill="333333" w:val="clear"/>
+          <w:lang w:val="en-US" w:eastAsia="zh-CN" w:bidi="hi-IN"/>
+        </w:rPr>
+      </w:r>
+    </w:p>
+    <w:p>
+      <w:pPr>
+        <w:pStyle w:val="Normal"/>
+        <w:ind w:hanging="0" w:left="0" w:right="0"/>
         <w:rPr>
           <w:rFonts w:ascii="Georgia" w:hAnsi="Georgia" w:eastAsia="Songti SC" w:cs="Arial Unicode MS"/>
           <w:b w:val="false"/>
           <w:bCs/>
           <w:i w:val="false"/>
-          <w:i w:val="false"/>
           <w:iCs w:val="false"/>
           <w:color w:val="auto"/>
           <w:kern w:val="2"/>
@@ -5304,26 +4957,25 @@
           <w:bCs/>
           <w:i w:val="false"/>
           <w:iCs w:val="false"/>
-          <w:color w:val="FFFFFF"/>
-          <w:kern w:val="2"/>
-          <w:sz w:val="16"/>
-          <w:szCs w:val="16"/>
-          <w:u w:val="none"/>
-          <w:shd w:fill="333333" w:val="clear"/>
-          <w:lang w:val="en-US" w:eastAsia="zh-CN" w:bidi="hi-IN"/>
-        </w:rPr>
-      </w:r>
-    </w:p>
-    <w:p>
-      <w:pPr>
-        <w:pStyle w:val="Normal"/>
-        <w:ind w:hanging="0" w:start="0" w:end="0"/>
+          <w:color w:val="auto"/>
+          <w:kern w:val="2"/>
+          <w:sz w:val="16"/>
+          <w:szCs w:val="16"/>
+          <w:u w:val="none"/>
+          <w:shd w:fill="333333" w:val="clear"/>
+          <w:lang w:val="en-US" w:eastAsia="zh-CN" w:bidi="hi-IN"/>
+        </w:rPr>
+      </w:r>
+    </w:p>
+    <w:p>
+      <w:pPr>
+        <w:pStyle w:val="Normal"/>
+        <w:ind w:hanging="0" w:left="0" w:right="0"/>
         <w:rPr>
           <w:rFonts w:ascii="Georgia" w:hAnsi="Georgia" w:eastAsia="Songti SC" w:cs="Arial Unicode MS"/>
           <w:b w:val="false"/>
           <w:bCs/>
           <w:i w:val="false"/>
-          <w:i w:val="false"/>
           <w:iCs w:val="false"/>
           <w:color w:val="auto"/>
           <w:kern w:val="2"/>
@@ -5341,26 +4993,25 @@
           <w:bCs/>
           <w:i w:val="false"/>
           <w:iCs w:val="false"/>
-          <w:color w:val="FFFFFF"/>
-          <w:kern w:val="2"/>
-          <w:sz w:val="16"/>
-          <w:szCs w:val="16"/>
-          <w:u w:val="none"/>
-          <w:shd w:fill="333333" w:val="clear"/>
-          <w:lang w:val="en-US" w:eastAsia="zh-CN" w:bidi="hi-IN"/>
-        </w:rPr>
-      </w:r>
-    </w:p>
-    <w:p>
-      <w:pPr>
-        <w:pStyle w:val="Normal"/>
-        <w:ind w:hanging="0" w:start="0" w:end="0"/>
+          <w:color w:val="auto"/>
+          <w:kern w:val="2"/>
+          <w:sz w:val="16"/>
+          <w:szCs w:val="16"/>
+          <w:u w:val="none"/>
+          <w:shd w:fill="333333" w:val="clear"/>
+          <w:lang w:val="en-US" w:eastAsia="zh-CN" w:bidi="hi-IN"/>
+        </w:rPr>
+      </w:r>
+    </w:p>
+    <w:p>
+      <w:pPr>
+        <w:pStyle w:val="Normal"/>
+        <w:ind w:hanging="0" w:left="0" w:right="0"/>
         <w:rPr>
           <w:rFonts w:ascii="Georgia" w:hAnsi="Georgia" w:eastAsia="Songti SC" w:cs="Arial Unicode MS"/>
           <w:b w:val="false"/>
           <w:bCs/>
           <w:i w:val="false"/>
-          <w:i w:val="false"/>
           <w:iCs w:val="false"/>
           <w:color w:val="auto"/>
           <w:kern w:val="2"/>
@@ -5378,20 +5029,20 @@
           <w:bCs/>
           <w:i w:val="false"/>
           <w:iCs w:val="false"/>
-          <w:color w:val="FFFFFF"/>
-          <w:kern w:val="2"/>
-          <w:sz w:val="16"/>
-          <w:szCs w:val="16"/>
-          <w:u w:val="none"/>
-          <w:shd w:fill="333333" w:val="clear"/>
-          <w:lang w:val="en-US" w:eastAsia="zh-CN" w:bidi="hi-IN"/>
-        </w:rPr>
-      </w:r>
-    </w:p>
-    <w:p>
-      <w:pPr>
-        <w:pStyle w:val="Normal"/>
-        <w:ind w:hanging="0" w:start="0" w:end="0"/>
+          <w:color w:val="auto"/>
+          <w:kern w:val="2"/>
+          <w:sz w:val="16"/>
+          <w:szCs w:val="16"/>
+          <w:u w:val="none"/>
+          <w:shd w:fill="333333" w:val="clear"/>
+          <w:lang w:val="en-US" w:eastAsia="zh-CN" w:bidi="hi-IN"/>
+        </w:rPr>
+      </w:r>
+    </w:p>
+    <w:p>
+      <w:pPr>
+        <w:pStyle w:val="Normal"/>
+        <w:ind w:hanging="0" w:left="0" w:right="0"/>
         <w:rPr/>
       </w:pPr>
       <w:r>
@@ -5414,7 +5065,7 @@
       <w:r>
         <w:rPr>
           <w:rFonts w:eastAsia="Songti SC" w:cs="Arial Unicode MS" w:ascii="Georgia" w:hAnsi="Georgia"/>
-          <w:b w:val="false"/>
+          <w:b/>
           <w:bCs/>
           <w:i/>
           <w:iCs/>
@@ -5426,7 +5077,7 @@
           <w:shd w:fill="333333" w:val="clear"/>
           <w:lang w:val="en-US" w:eastAsia="zh-CN" w:bidi="hi-IN"/>
         </w:rPr>
-        <w:t>s</w:t>
+        <w:t>sys</w:t>
       </w:r>
       <w:r>
         <w:rPr>
@@ -5443,7 +5094,7 @@
           <w:shd w:fill="333333" w:val="clear"/>
           <w:lang w:val="en-US" w:eastAsia="zh-CN" w:bidi="hi-IN"/>
         </w:rPr>
-        <w:t>ys-</w:t>
+        <w:t>-</w:t>
       </w:r>
       <w:r>
         <w:rPr>
@@ -5477,7 +5128,7 @@
           <w:shd w:fill="333333" w:val="clear"/>
           <w:lang w:val="en-US" w:eastAsia="zh-CN" w:bidi="hi-IN"/>
         </w:rPr>
-        <w:t xml:space="preserve"> . </w:t>
+        <w:t xml:space="preserve"> </w:t>
       </w:r>
       <w:r>
         <w:rPr>
@@ -5494,50 +5145,49 @@
           <w:shd w:fill="333333" w:val="clear"/>
           <w:lang w:val="en-US" w:eastAsia="zh-CN" w:bidi="hi-IN"/>
         </w:rPr>
-        <w:t xml:space="preserve">                                        </w:t>
-      </w:r>
-    </w:p>
-    <w:p>
-      <w:pPr>
-        <w:pStyle w:val="Normal"/>
-        <w:ind w:hanging="0" w:start="0" w:end="0"/>
+        <w:t xml:space="preserve">                                      </w:t>
+      </w:r>
+    </w:p>
+    <w:p>
+      <w:pPr>
+        <w:pStyle w:val="Normal"/>
+        <w:ind w:hanging="0" w:left="0" w:right="0"/>
         <w:rPr>
           <w:rFonts w:ascii="Andale Mono" w:hAnsi="Andale Mono" w:eastAsia="Songti SC" w:cs="Arial Unicode MS"/>
           <w:b w:val="false"/>
           <w:bCs w:val="false"/>
           <w:i/>
-          <w:i/>
-          <w:iCs/>
-          <w:color w:val="auto"/>
-          <w:kern w:val="2"/>
-          <w:sz w:val="14"/>
-          <w:szCs w:val="14"/>
-          <w:u w:val="none"/>
-          <w:shd w:fill="333333" w:val="clear"/>
-          <w:lang w:val="en-US" w:eastAsia="zh-CN" w:bidi="hi-IN"/>
-        </w:rPr>
-      </w:pPr>
-      <w:r>
-        <w:rPr>
-          <w:rFonts w:eastAsia="Songti SC" w:cs="Arial Unicode MS" w:ascii="Andale Mono" w:hAnsi="Andale Mono"/>
-          <w:b w:val="false"/>
-          <w:bCs w:val="false"/>
-          <w:i/>
-          <w:iCs/>
-          <w:color w:val="FFFFFF"/>
-          <w:kern w:val="2"/>
-          <w:sz w:val="14"/>
-          <w:szCs w:val="14"/>
-          <w:u w:val="none"/>
-          <w:shd w:fill="333333" w:val="clear"/>
-          <w:lang w:val="en-US" w:eastAsia="zh-CN" w:bidi="hi-IN"/>
-        </w:rPr>
-      </w:r>
-    </w:p>
-    <w:p>
-      <w:pPr>
-        <w:pStyle w:val="Normal"/>
-        <w:ind w:hanging="0" w:start="0" w:end="0"/>
+          <w:iCs/>
+          <w:color w:val="auto"/>
+          <w:kern w:val="2"/>
+          <w:sz w:val="14"/>
+          <w:szCs w:val="14"/>
+          <w:u w:val="none"/>
+          <w:shd w:fill="333333" w:val="clear"/>
+          <w:lang w:val="en-US" w:eastAsia="zh-CN" w:bidi="hi-IN"/>
+        </w:rPr>
+      </w:pPr>
+      <w:r>
+        <w:rPr>
+          <w:rFonts w:eastAsia="Songti SC" w:cs="Arial Unicode MS" w:ascii="Andale Mono" w:hAnsi="Andale Mono"/>
+          <w:b w:val="false"/>
+          <w:bCs w:val="false"/>
+          <w:i/>
+          <w:iCs/>
+          <w:color w:val="auto"/>
+          <w:kern w:val="2"/>
+          <w:sz w:val="14"/>
+          <w:szCs w:val="14"/>
+          <w:u w:val="none"/>
+          <w:shd w:fill="333333" w:val="clear"/>
+          <w:lang w:val="en-US" w:eastAsia="zh-CN" w:bidi="hi-IN"/>
+        </w:rPr>
+      </w:r>
+    </w:p>
+    <w:p>
+      <w:pPr>
+        <w:pStyle w:val="Normal"/>
+        <w:ind w:hanging="0" w:left="0" w:right="0"/>
         <w:rPr>
           <w:sz w:val="14"/>
           <w:szCs w:val="14"/>
@@ -5589,39 +5239,7 @@
           <w:u w:val="none"/>
           <w:lang w:val="en-US" w:eastAsia="zh-CN" w:bidi="hi-IN"/>
         </w:rPr>
-        <w:t xml:space="preserve">:     </w:t>
-      </w:r>
-      <w:r>
-        <w:rPr>
-          <w:rFonts w:eastAsia="Songti SC" w:cs="Arial Unicode MS" w:ascii="Andale Mono" w:hAnsi="Andale Mono"/>
-          <w:b w:val="false"/>
-          <w:bCs w:val="false"/>
-          <w:i w:val="false"/>
-          <w:iCs w:val="false"/>
-          <w:color w:val="auto"/>
-          <w:kern w:val="2"/>
-          <w:sz w:val="14"/>
-          <w:szCs w:val="14"/>
-          <w:u w:val="none"/>
-          <w:lang w:val="en-US" w:eastAsia="zh-CN" w:bidi="hi-IN"/>
-        </w:rPr>
-        <w:t>sys-</w:t>
-      </w:r>
-      <w:r>
-        <w:rPr>
-          <w:rFonts w:eastAsia="Songti SC" w:cs="Arial Unicode MS" w:ascii="Andale Mono" w:hAnsi="Andale Mono"/>
-          <w:b w:val="false"/>
-          <w:bCs w:val="false"/>
-          <w:i w:val="false"/>
-          <w:iCs w:val="false"/>
-          <w:color w:val="auto"/>
-          <w:kern w:val="2"/>
-          <w:sz w:val="14"/>
-          <w:szCs w:val="14"/>
-          <w:u w:val="none"/>
-          <w:lang w:val="en-US" w:eastAsia="zh-CN" w:bidi="hi-IN"/>
-        </w:rPr>
-        <w:t xml:space="preserve">repl – </w:t>
+        <w:t xml:space="preserve">:     sys-repl – </w:t>
       </w:r>
       <w:r>
         <w:rPr>
@@ -5659,7 +5277,7 @@
     <w:p>
       <w:pPr>
         <w:pStyle w:val="Normal"/>
-        <w:ind w:hanging="0" w:start="0" w:end="0"/>
+        <w:ind w:hanging="0" w:left="0" w:right="0"/>
         <w:rPr>
           <w:sz w:val="14"/>
           <w:szCs w:val="14"/>
@@ -5711,83 +5329,773 @@
           <w:u w:val="none"/>
           <w:lang w:val="en-US" w:eastAsia="zh-CN" w:bidi="hi-IN"/>
         </w:rPr>
-        <w:t xml:space="preserve">: </w:t>
-      </w:r>
-      <w:r>
-        <w:rPr>
-          <w:rFonts w:eastAsia="Songti SC" w:cs="Arial Unicode MS" w:ascii="Andale Mono" w:hAnsi="Andale Mono"/>
-          <w:b w:val="false"/>
-          <w:bCs w:val="false"/>
-          <w:i w:val="false"/>
-          <w:iCs w:val="false"/>
-          <w:color w:val="auto"/>
-          <w:kern w:val="2"/>
-          <w:sz w:val="14"/>
-          <w:szCs w:val="14"/>
-          <w:u w:val="none"/>
-          <w:lang w:val="en-US" w:eastAsia="zh-CN" w:bidi="hi-IN"/>
-        </w:rPr>
-        <w:t>sys-</w:t>
-      </w:r>
-      <w:r>
-        <w:rPr>
-          <w:rFonts w:eastAsia="Songti SC" w:cs="Arial Unicode MS" w:ascii="Andale Mono" w:hAnsi="Andale Mono"/>
-          <w:b w:val="false"/>
-          <w:bCs w:val="false"/>
-          <w:i w:val="false"/>
-          <w:iCs w:val="false"/>
-          <w:color w:val="auto"/>
-          <w:kern w:val="2"/>
-          <w:sz w:val="14"/>
-          <w:szCs w:val="14"/>
+        <w:t>: sys-repl</w:t>
+      </w:r>
+    </w:p>
+    <w:p>
+      <w:pPr>
+        <w:pStyle w:val="Normal"/>
+        <w:ind w:hanging="0" w:left="0" w:right="0"/>
+        <w:rPr>
+          <w:rFonts w:ascii="Andale Mono" w:hAnsi="Andale Mono"/>
+          <w:b w:val="false"/>
+          <w:bCs w:val="false"/>
+          <w:sz w:val="14"/>
+          <w:szCs w:val="14"/>
+        </w:rPr>
+      </w:pPr>
+      <w:r>
+        <w:rPr>
+          <w:rFonts w:ascii="Andale Mono" w:hAnsi="Andale Mono"/>
+          <w:b w:val="false"/>
+          <w:bCs w:val="false"/>
+          <w:sz w:val="14"/>
+          <w:szCs w:val="14"/>
+        </w:rPr>
+      </w:r>
+    </w:p>
+    <w:p>
+      <w:pPr>
+        <w:pStyle w:val="Normal"/>
+        <w:ind w:hanging="0" w:left="0" w:right="0"/>
+        <w:rPr>
+          <w:sz w:val="14"/>
+          <w:szCs w:val="14"/>
+        </w:rPr>
+      </w:pPr>
+      <w:r>
+        <w:rPr>
+          <w:rFonts w:eastAsia="Songti SC" w:cs="Arial Unicode MS" w:ascii="Andale Mono" w:hAnsi="Andale Mono"/>
+          <w:b w:val="false"/>
+          <w:bCs w:val="false"/>
+          <w:i w:val="false"/>
+          <w:iCs w:val="false"/>
+          <w:color w:val="auto"/>
+          <w:kern w:val="2"/>
+          <w:sz w:val="14"/>
+          <w:szCs w:val="14"/>
+          <w:u w:val="none"/>
+          <w:lang w:val="en-US" w:eastAsia="zh-CN" w:bidi="hi-IN"/>
+        </w:rPr>
+        <w:t xml:space="preserve"> </w:t>
+      </w:r>
+      <w:r>
+        <w:rPr>
+          <w:rFonts w:eastAsia="Songti SC" w:cs="Arial Unicode MS" w:ascii="Andale Mono" w:hAnsi="Andale Mono"/>
+          <w:b w:val="false"/>
+          <w:bCs w:val="false"/>
+          <w:i/>
+          <w:iCs/>
+          <w:color w:val="auto"/>
+          <w:kern w:val="2"/>
+          <w:sz w:val="14"/>
+          <w:szCs w:val="14"/>
+          <w:u w:val="none"/>
+          <w:lang w:val="en-US" w:eastAsia="zh-CN" w:bidi="hi-IN"/>
+        </w:rPr>
+        <w:t>Description</w:t>
+      </w:r>
+      <w:r>
+        <w:rPr>
+          <w:rFonts w:eastAsia="Songti SC" w:cs="Arial Unicode MS" w:ascii="Andale Mono" w:hAnsi="Andale Mono"/>
+          <w:b w:val="false"/>
+          <w:bCs w:val="false"/>
+          <w:i w:val="false"/>
+          <w:iCs w:val="false"/>
+          <w:color w:val="auto"/>
+          <w:kern w:val="2"/>
+          <w:sz w:val="14"/>
+          <w:szCs w:val="14"/>
+          <w:u w:val="none"/>
+          <w:lang w:val="en-US" w:eastAsia="zh-CN" w:bidi="hi-IN"/>
+        </w:rPr>
+        <w:t>: 0.0.5</w:t>
+      </w:r>
+    </w:p>
+    <w:p>
+      <w:pPr>
+        <w:pStyle w:val="Normal"/>
+        <w:ind w:hanging="0" w:left="0" w:right="0"/>
+        <w:rPr>
+          <w:sz w:val="14"/>
+          <w:szCs w:val="14"/>
+        </w:rPr>
+      </w:pPr>
+      <w:r>
+        <w:rPr>
+          <w:sz w:val="14"/>
+          <w:szCs w:val="14"/>
+        </w:rPr>
+      </w:r>
+    </w:p>
+    <w:p>
+      <w:pPr>
+        <w:pStyle w:val="Normal"/>
+        <w:ind w:hanging="0" w:left="0" w:right="0"/>
+        <w:rPr>
+          <w:rFonts w:ascii="Andale Mono" w:hAnsi="Andale Mono"/>
+          <w:sz w:val="12"/>
+          <w:szCs w:val="12"/>
+        </w:rPr>
+      </w:pPr>
+      <w:r>
+        <w:rPr>
+          <w:rFonts w:eastAsia="Songti SC" w:cs="Arial Unicode MS" w:ascii="Andale Mono" w:hAnsi="Andale Mono"/>
+          <w:b w:val="false"/>
+          <w:bCs w:val="false"/>
+          <w:i w:val="false"/>
+          <w:iCs w:val="false"/>
+          <w:color w:val="auto"/>
+          <w:kern w:val="2"/>
+          <w:sz w:val="12"/>
+          <w:szCs w:val="12"/>
+          <w:u w:val="none"/>
+          <w:lang w:val="en-US" w:eastAsia="zh-CN" w:bidi="hi-IN"/>
+        </w:rPr>
+        <w:t xml:space="preserve">   </w:t>
+      </w:r>
+      <w:r>
+        <w:rPr>
+          <w:rFonts w:eastAsia="Songti SC" w:cs="Arial Unicode MS" w:ascii="Andale Mono" w:hAnsi="Andale Mono"/>
+          <w:b w:val="false"/>
+          <w:bCs w:val="false"/>
+          <w:i/>
+          <w:iCs/>
+          <w:color w:val="auto"/>
+          <w:kern w:val="2"/>
+          <w:sz w:val="12"/>
+          <w:szCs w:val="12"/>
+          <w:u w:val="none"/>
+          <w:lang w:val="en-US" w:eastAsia="zh-CN" w:bidi="hi-IN"/>
+        </w:rPr>
+        <w:t xml:space="preserve">repl </w:t>
+      </w:r>
+      <w:r>
+        <w:rPr>
+          <w:rFonts w:eastAsia="Songti SC" w:cs="Arial Unicode MS" w:ascii="Andale Mono" w:hAnsi="Andale Mono"/>
+          <w:b w:val="false"/>
+          <w:bCs w:val="false"/>
+          <w:i w:val="false"/>
+          <w:iCs w:val="false"/>
+          <w:color w:val="auto"/>
+          <w:kern w:val="2"/>
+          <w:sz w:val="12"/>
+          <w:szCs w:val="12"/>
+          <w:u w:val="none"/>
+          <w:lang w:val="en-US" w:eastAsia="zh-CN" w:bidi="hi-IN"/>
+        </w:rPr>
+        <w:t>is a generalized command-line listener that can</w:t>
+      </w:r>
+    </w:p>
+    <w:p>
+      <w:pPr>
+        <w:pStyle w:val="Normal"/>
+        <w:ind w:hanging="0" w:left="0" w:right="0"/>
+        <w:rPr>
+          <w:rFonts w:ascii="Andale Mono" w:hAnsi="Andale Mono"/>
+          <w:sz w:val="12"/>
+          <w:szCs w:val="12"/>
+        </w:rPr>
+      </w:pPr>
+      <w:r>
+        <w:rPr>
+          <w:rFonts w:eastAsia="Songti SC" w:cs="Arial Unicode MS" w:ascii="Andale Mono" w:hAnsi="Andale Mono"/>
+          <w:b w:val="false"/>
+          <w:bCs w:val="false"/>
+          <w:i w:val="false"/>
+          <w:iCs w:val="false"/>
+          <w:color w:val="auto"/>
+          <w:kern w:val="2"/>
+          <w:sz w:val="12"/>
+          <w:szCs w:val="12"/>
+          <w:u w:val="none"/>
+          <w:lang w:val="en-US" w:eastAsia="zh-CN" w:bidi="hi-IN"/>
+        </w:rPr>
+        <w:t xml:space="preserve">   </w:t>
+      </w:r>
+      <w:r>
+        <w:rPr>
+          <w:rFonts w:eastAsia="Songti SC" w:cs="Arial Unicode MS" w:ascii="Andale Mono" w:hAnsi="Andale Mono"/>
+          <w:b w:val="false"/>
+          <w:bCs w:val="false"/>
+          <w:i w:val="false"/>
+          <w:iCs w:val="false"/>
+          <w:color w:val="auto"/>
+          <w:kern w:val="2"/>
+          <w:sz w:val="12"/>
+          <w:szCs w:val="12"/>
+          <w:u w:val="none"/>
+          <w:lang w:val="en-US" w:eastAsia="zh-CN" w:bidi="hi-IN"/>
+        </w:rPr>
+        <w:t xml:space="preserve">be configured to load and run in any of the </w:t>
+      </w:r>
+      <w:r>
+        <w:rPr>
+          <w:rFonts w:eastAsia="Songti SC" w:cs="Arial Unicode MS" w:ascii="Andale Mono" w:hAnsi="Andale Mono"/>
+          <w:b w:val="false"/>
+          <w:bCs w:val="false"/>
+          <w:i/>
+          <w:iCs/>
+          <w:color w:val="auto"/>
+          <w:kern w:val="2"/>
+          <w:sz w:val="12"/>
+          <w:szCs w:val="12"/>
+          <w:u w:val="none"/>
+          <w:lang w:val="en-US" w:eastAsia="zh-CN" w:bidi="hi-IN"/>
+        </w:rPr>
+        <w:t>mu</w:t>
+      </w:r>
+      <w:r>
+        <w:rPr>
+          <w:rFonts w:eastAsia="Songti SC" w:cs="Arial Unicode MS" w:ascii="Andale Mono" w:hAnsi="Andale Mono"/>
+          <w:b w:val="false"/>
+          <w:bCs w:val="false"/>
+          <w:i w:val="false"/>
+          <w:iCs w:val="false"/>
+          <w:color w:val="auto"/>
+          <w:kern w:val="2"/>
+          <w:sz w:val="12"/>
+          <w:szCs w:val="12"/>
+          <w:u w:val="none"/>
+          <w:lang w:val="en-US" w:eastAsia="zh-CN" w:bidi="hi-IN"/>
+        </w:rPr>
+        <w:t xml:space="preserve"> namespaces.</w:t>
+      </w:r>
+    </w:p>
+    <w:p>
+      <w:pPr>
+        <w:pStyle w:val="Normal"/>
+        <w:ind w:hanging="0" w:left="0" w:right="0"/>
+        <w:rPr>
+          <w:rFonts w:ascii="Andale Mono" w:hAnsi="Andale Mono" w:eastAsia="Songti SC" w:cs="Arial Unicode MS"/>
+          <w:b w:val="false"/>
+          <w:bCs w:val="false"/>
+          <w:i w:val="false"/>
+          <w:iCs w:val="false"/>
+          <w:color w:val="auto"/>
+          <w:kern w:val="2"/>
+          <w:sz w:val="16"/>
+          <w:szCs w:val="16"/>
+          <w:u w:val="none"/>
+          <w:lang w:val="en-US" w:eastAsia="zh-CN" w:bidi="hi-IN"/>
+        </w:rPr>
+      </w:pPr>
+      <w:r>
+        <w:rPr>
+          <w:rFonts w:eastAsia="Songti SC" w:cs="Arial Unicode MS" w:ascii="Andale Mono" w:hAnsi="Andale Mono"/>
+          <w:b w:val="false"/>
+          <w:bCs w:val="false"/>
+          <w:i w:val="false"/>
+          <w:iCs w:val="false"/>
+          <w:color w:val="auto"/>
+          <w:kern w:val="2"/>
+          <w:sz w:val="16"/>
+          <w:szCs w:val="16"/>
+          <w:u w:val="none"/>
+          <w:lang w:val="en-US" w:eastAsia="zh-CN" w:bidi="hi-IN"/>
+        </w:rPr>
+      </w:r>
+    </w:p>
+    <w:p>
+      <w:pPr>
+        <w:pStyle w:val="Normal"/>
+        <w:ind w:hanging="0" w:left="0" w:right="0"/>
+        <w:rPr>
+          <w:rFonts w:ascii="Andale Mono" w:hAnsi="Andale Mono"/>
+          <w:sz w:val="12"/>
+          <w:szCs w:val="12"/>
+        </w:rPr>
+      </w:pPr>
+      <w:r>
+        <w:rPr>
+          <w:rFonts w:eastAsia="Songti SC" w:cs="Arial Unicode MS" w:ascii="Andale Mono" w:hAnsi="Andale Mono"/>
+          <w:b w:val="false"/>
+          <w:bCs w:val="false"/>
+          <w:i w:val="false"/>
+          <w:iCs w:val="false"/>
+          <w:color w:val="auto"/>
+          <w:kern w:val="2"/>
+          <w:sz w:val="12"/>
+          <w:szCs w:val="12"/>
+          <w:u w:val="none"/>
+          <w:lang w:val="en-US" w:eastAsia="zh-CN" w:bidi="hi-IN"/>
+        </w:rPr>
+        <w:t xml:space="preserve">   </w:t>
+      </w:r>
+      <w:r>
+        <w:rPr>
+          <w:rFonts w:eastAsia="Songti SC" w:cs="Arial Unicode MS" w:ascii="Andale Mono" w:hAnsi="Andale Mono"/>
+          <w:b w:val="false"/>
+          <w:bCs w:val="false"/>
+          <w:i w:val="false"/>
+          <w:iCs w:val="false"/>
+          <w:color w:val="auto"/>
+          <w:kern w:val="2"/>
+          <w:sz w:val="12"/>
+          <w:szCs w:val="12"/>
+          <w:u w:val="none"/>
+          <w:lang w:val="en-US" w:eastAsia="zh-CN" w:bidi="hi-IN"/>
+        </w:rPr>
+        <w:t>It is intended for debugging and exploration during</w:t>
+      </w:r>
+    </w:p>
+    <w:p>
+      <w:pPr>
+        <w:pStyle w:val="Normal"/>
+        <w:ind w:hanging="0" w:left="0" w:right="0"/>
+        <w:rPr>
+          <w:rFonts w:ascii="Andale Mono" w:hAnsi="Andale Mono"/>
+          <w:sz w:val="12"/>
+          <w:szCs w:val="12"/>
+        </w:rPr>
+      </w:pPr>
+      <w:r>
+        <w:rPr>
+          <w:rFonts w:eastAsia="Songti SC" w:cs="Arial Unicode MS" w:ascii="Andale Mono" w:hAnsi="Andale Mono"/>
+          <w:b w:val="false"/>
+          <w:bCs w:val="false"/>
+          <w:i w:val="false"/>
+          <w:iCs w:val="false"/>
+          <w:color w:val="auto"/>
+          <w:kern w:val="2"/>
+          <w:sz w:val="12"/>
+          <w:szCs w:val="12"/>
+          <w:u w:val="none"/>
+          <w:lang w:val="en-US" w:eastAsia="zh-CN" w:bidi="hi-IN"/>
+        </w:rPr>
+        <w:t xml:space="preserve">   </w:t>
+      </w:r>
+      <w:r>
+        <w:rPr>
+          <w:rFonts w:eastAsia="Songti SC" w:cs="Arial Unicode MS" w:ascii="Andale Mono" w:hAnsi="Andale Mono"/>
+          <w:b w:val="false"/>
+          <w:bCs w:val="false"/>
+          <w:i w:val="false"/>
+          <w:iCs w:val="false"/>
+          <w:color w:val="auto"/>
+          <w:kern w:val="2"/>
+          <w:sz w:val="12"/>
+          <w:szCs w:val="12"/>
+          <w:u w:val="none"/>
+          <w:lang w:val="en-US" w:eastAsia="zh-CN" w:bidi="hi-IN"/>
+        </w:rPr>
+        <w:t>development.</w:t>
+      </w:r>
+    </w:p>
+    <w:p>
+      <w:pPr>
+        <w:pStyle w:val="Normal"/>
+        <w:ind w:hanging="0" w:left="0" w:right="0"/>
+        <w:rPr>
+          <w:rFonts w:ascii="Andale Mono" w:hAnsi="Andale Mono" w:eastAsia="Songti SC" w:cs="Arial Unicode MS"/>
+          <w:b w:val="false"/>
+          <w:bCs w:val="false"/>
+          <w:i w:val="false"/>
+          <w:iCs w:val="false"/>
+          <w:color w:val="auto"/>
+          <w:kern w:val="2"/>
+          <w:sz w:val="16"/>
+          <w:szCs w:val="16"/>
+          <w:u w:val="none"/>
+          <w:lang w:val="en-US" w:eastAsia="zh-CN" w:bidi="hi-IN"/>
+        </w:rPr>
+      </w:pPr>
+      <w:r>
+        <w:rPr>
+          <w:rFonts w:eastAsia="Songti SC" w:cs="Arial Unicode MS" w:ascii="Andale Mono" w:hAnsi="Andale Mono"/>
+          <w:b w:val="false"/>
+          <w:bCs w:val="false"/>
+          <w:i w:val="false"/>
+          <w:iCs w:val="false"/>
+          <w:color w:val="auto"/>
+          <w:kern w:val="2"/>
+          <w:sz w:val="16"/>
+          <w:szCs w:val="16"/>
+          <w:u w:val="none"/>
+          <w:lang w:val="en-US" w:eastAsia="zh-CN" w:bidi="hi-IN"/>
+        </w:rPr>
+      </w:r>
+    </w:p>
+    <w:p>
+      <w:pPr>
+        <w:pStyle w:val="Normal"/>
+        <w:ind w:hanging="0" w:left="0" w:right="0"/>
+        <w:rPr>
+          <w:rFonts w:ascii="Andale Mono" w:hAnsi="Andale Mono"/>
+          <w:sz w:val="12"/>
+          <w:szCs w:val="12"/>
+        </w:rPr>
+      </w:pPr>
+      <w:r>
+        <w:rPr>
+          <w:rFonts w:eastAsia="Songti SC" w:cs="Arial Unicode MS" w:ascii="Andale Mono" w:hAnsi="Andale Mono"/>
+          <w:b w:val="false"/>
+          <w:bCs w:val="false"/>
+          <w:i w:val="false"/>
+          <w:iCs w:val="false"/>
+          <w:color w:val="auto"/>
+          <w:kern w:val="2"/>
+          <w:sz w:val="12"/>
+          <w:szCs w:val="12"/>
+          <w:u w:val="none"/>
+          <w:lang w:val="en-US" w:eastAsia="zh-CN" w:bidi="hi-IN"/>
+        </w:rPr>
+        <w:t xml:space="preserve">   </w:t>
+      </w:r>
+      <w:r>
+        <w:rPr>
+          <w:rFonts w:eastAsia="Songti SC" w:cs="Arial Unicode MS" w:ascii="Andale Mono" w:hAnsi="Andale Mono"/>
+          <w:b w:val="false"/>
+          <w:bCs w:val="false"/>
+          <w:i/>
+          <w:iCs/>
+          <w:color w:val="auto"/>
+          <w:kern w:val="2"/>
+          <w:sz w:val="12"/>
+          <w:szCs w:val="12"/>
           <w:u w:val="none"/>
           <w:lang w:val="en-US" w:eastAsia="zh-CN" w:bidi="hi-IN"/>
         </w:rPr>
         <w:t>repl</w:t>
       </w:r>
-    </w:p>
-    <w:p>
-      <w:pPr>
-        <w:pStyle w:val="Normal"/>
-        <w:ind w:hanging="0" w:start="0" w:end="0"/>
+      <w:r>
+        <w:rPr>
+          <w:rFonts w:eastAsia="Songti SC" w:cs="Arial Unicode MS" w:ascii="Andale Mono" w:hAnsi="Andale Mono"/>
+          <w:b w:val="false"/>
+          <w:bCs w:val="false"/>
+          <w:i w:val="false"/>
+          <w:iCs w:val="false"/>
+          <w:color w:val="auto"/>
+          <w:kern w:val="2"/>
+          <w:sz w:val="12"/>
+          <w:szCs w:val="12"/>
+          <w:u w:val="none"/>
+          <w:lang w:val="en-US" w:eastAsia="zh-CN" w:bidi="hi-IN"/>
+        </w:rPr>
+        <w:t xml:space="preserve"> has no command-line arguments, it is configured</w:t>
+      </w:r>
+    </w:p>
+    <w:p>
+      <w:pPr>
+        <w:pStyle w:val="Normal"/>
+        <w:ind w:hanging="0" w:left="0" w:right="0"/>
         <w:rPr>
           <w:rFonts w:ascii="Andale Mono" w:hAnsi="Andale Mono"/>
-          <w:b w:val="false"/>
-          <w:bCs w:val="false"/>
-          <w:sz w:val="14"/>
-          <w:szCs w:val="14"/>
-        </w:rPr>
-      </w:pPr>
-      <w:r>
+          <w:sz w:val="12"/>
+          <w:szCs w:val="12"/>
+        </w:rPr>
+      </w:pPr>
+      <w:r>
+        <w:rPr>
+          <w:rFonts w:eastAsia="Songti SC" w:cs="Arial Unicode MS" w:ascii="Andale Mono" w:hAnsi="Andale Mono"/>
+          <w:b w:val="false"/>
+          <w:bCs w:val="false"/>
+          <w:i w:val="false"/>
+          <w:iCs w:val="false"/>
+          <w:color w:val="auto"/>
+          <w:kern w:val="2"/>
+          <w:sz w:val="12"/>
+          <w:szCs w:val="12"/>
+          <w:u w:val="none"/>
+          <w:lang w:val="en-US" w:eastAsia="zh-CN" w:bidi="hi-IN"/>
+        </w:rPr>
+        <w:t xml:space="preserve">   </w:t>
+      </w:r>
+      <w:r>
+        <w:rPr>
+          <w:rFonts w:eastAsia="Songti SC" w:cs="Arial Unicode MS" w:ascii="Andale Mono" w:hAnsi="Andale Mono"/>
+          <w:b w:val="false"/>
+          <w:bCs w:val="false"/>
+          <w:i w:val="false"/>
+          <w:iCs w:val="false"/>
+          <w:color w:val="auto"/>
+          <w:kern w:val="2"/>
+          <w:sz w:val="12"/>
+          <w:szCs w:val="12"/>
+          <w:u w:val="none"/>
+          <w:lang w:val="en-US" w:eastAsia="zh-CN" w:bidi="hi-IN"/>
+        </w:rPr>
+        <w:t xml:space="preserve">by a </w:t>
+      </w:r>
+      <w:r>
+        <w:rPr>
+          <w:rFonts w:eastAsia="Songti SC" w:cs="Arial Unicode MS" w:ascii="Andale Mono" w:hAnsi="Andale Mono"/>
+          <w:b w:val="false"/>
+          <w:bCs w:val="false"/>
+          <w:i/>
+          <w:iCs/>
+          <w:color w:val="auto"/>
+          <w:kern w:val="2"/>
+          <w:sz w:val="12"/>
+          <w:szCs w:val="12"/>
+          <w:u w:val="none"/>
+          <w:lang w:val="en-US" w:eastAsia="zh-CN" w:bidi="hi-IN"/>
+        </w:rPr>
+        <w:t>JSON</w:t>
+      </w:r>
+      <w:r>
+        <w:rPr>
+          <w:rFonts w:eastAsia="Songti SC" w:cs="Arial Unicode MS" w:ascii="Andale Mono" w:hAnsi="Andale Mono"/>
+          <w:b w:val="false"/>
+          <w:bCs w:val="false"/>
+          <w:i w:val="false"/>
+          <w:iCs w:val="false"/>
+          <w:color w:val="auto"/>
+          <w:kern w:val="2"/>
+          <w:sz w:val="12"/>
+          <w:szCs w:val="12"/>
+          <w:u w:val="none"/>
+          <w:lang w:val="en-US" w:eastAsia="zh-CN" w:bidi="hi-IN"/>
+        </w:rPr>
+        <w:t xml:space="preserve">-format dotfile named </w:t>
+      </w:r>
+      <w:r>
+        <w:rPr>
+          <w:rFonts w:eastAsia="Songti SC" w:cs="Arial Unicode MS" w:ascii="Andale Mono" w:hAnsi="Andale Mono"/>
+          <w:b w:val="false"/>
+          <w:bCs w:val="false"/>
+          <w:i/>
+          <w:iCs/>
+          <w:color w:val="auto"/>
+          <w:kern w:val="2"/>
+          <w:sz w:val="12"/>
+          <w:szCs w:val="12"/>
+          <w:u w:val="none"/>
+          <w:lang w:val="en-US" w:eastAsia="zh-CN" w:bidi="hi-IN"/>
+        </w:rPr>
+        <w:t>.sys-repl.</w:t>
+      </w:r>
+      <w:r>
+        <w:rPr>
+          <w:rFonts w:eastAsia="Songti SC" w:cs="Arial Unicode MS" w:ascii="Andale Mono" w:hAnsi="Andale Mono"/>
+          <w:b w:val="false"/>
+          <w:bCs w:val="false"/>
+          <w:i w:val="false"/>
+          <w:iCs w:val="false"/>
+          <w:color w:val="auto"/>
+          <w:kern w:val="2"/>
+          <w:sz w:val="12"/>
+          <w:szCs w:val="12"/>
+          <w:u w:val="none"/>
+          <w:lang w:val="en-US" w:eastAsia="zh-CN" w:bidi="hi-IN"/>
+        </w:rPr>
+        <w:t xml:space="preserve"> If a </w:t>
+      </w:r>
+    </w:p>
+    <w:p>
+      <w:pPr>
+        <w:pStyle w:val="Normal"/>
+        <w:ind w:hanging="0" w:left="0" w:right="0"/>
         <w:rPr>
           <w:rFonts w:ascii="Andale Mono" w:hAnsi="Andale Mono"/>
-          <w:b w:val="false"/>
-          <w:bCs w:val="false"/>
-          <w:sz w:val="14"/>
-          <w:szCs w:val="14"/>
-        </w:rPr>
-      </w:r>
-    </w:p>
-    <w:p>
-      <w:pPr>
-        <w:pStyle w:val="Normal"/>
-        <w:ind w:hanging="0" w:start="0" w:end="0"/>
-        <w:rPr>
-          <w:sz w:val="14"/>
-          <w:szCs w:val="14"/>
-        </w:rPr>
-      </w:pPr>
-      <w:r>
-        <w:rPr>
-          <w:rFonts w:eastAsia="Songti SC" w:cs="Arial Unicode MS" w:ascii="Andale Mono" w:hAnsi="Andale Mono"/>
-          <w:b w:val="false"/>
-          <w:bCs w:val="false"/>
-          <w:i w:val="false"/>
-          <w:iCs w:val="false"/>
-          <w:color w:val="auto"/>
-          <w:kern w:val="2"/>
-          <w:sz w:val="14"/>
-          <w:szCs w:val="14"/>
+          <w:sz w:val="12"/>
+          <w:szCs w:val="12"/>
+        </w:rPr>
+      </w:pPr>
+      <w:r>
+        <w:rPr>
+          <w:rFonts w:eastAsia="Songti SC" w:cs="Arial Unicode MS" w:ascii="Andale Mono" w:hAnsi="Andale Mono"/>
+          <w:b w:val="false"/>
+          <w:bCs w:val="false"/>
+          <w:i w:val="false"/>
+          <w:iCs w:val="false"/>
+          <w:color w:val="auto"/>
+          <w:kern w:val="2"/>
+          <w:sz w:val="12"/>
+          <w:szCs w:val="12"/>
+          <w:u w:val="none"/>
+          <w:lang w:val="en-US" w:eastAsia="zh-CN" w:bidi="hi-IN"/>
+        </w:rPr>
+        <w:t xml:space="preserve">   </w:t>
+      </w:r>
+      <w:r>
+        <w:rPr>
+          <w:rFonts w:eastAsia="Songti SC" w:cs="Arial Unicode MS" w:ascii="Andale Mono" w:hAnsi="Andale Mono"/>
+          <w:b w:val="false"/>
+          <w:bCs w:val="false"/>
+          <w:i/>
+          <w:iCs/>
+          <w:color w:val="auto"/>
+          <w:kern w:val="2"/>
+          <w:sz w:val="12"/>
+          <w:szCs w:val="12"/>
+          <w:u w:val="none"/>
+          <w:lang w:val="en-US" w:eastAsia="zh-CN" w:bidi="hi-IN"/>
+        </w:rPr>
+        <w:t xml:space="preserve">.sys-repl </w:t>
+      </w:r>
+      <w:r>
+        <w:rPr>
+          <w:rFonts w:eastAsia="Songti SC" w:cs="Arial Unicode MS" w:ascii="Andale Mono" w:hAnsi="Andale Mono"/>
+          <w:b w:val="false"/>
+          <w:bCs w:val="false"/>
+          <w:i w:val="false"/>
+          <w:iCs w:val="false"/>
+          <w:color w:val="auto"/>
+          <w:kern w:val="2"/>
+          <w:sz w:val="12"/>
+          <w:szCs w:val="12"/>
+          <w:u w:val="none"/>
+          <w:lang w:val="en-US" w:eastAsia="zh-CN" w:bidi="hi-IN"/>
+        </w:rPr>
+        <w:t>is not found in the current directory, the</w:t>
+      </w:r>
+    </w:p>
+    <w:p>
+      <w:pPr>
+        <w:pStyle w:val="Normal"/>
+        <w:ind w:hanging="0" w:left="0" w:right="0"/>
+        <w:rPr>
+          <w:rFonts w:ascii="Andale Mono" w:hAnsi="Andale Mono"/>
+          <w:sz w:val="12"/>
+          <w:szCs w:val="12"/>
+        </w:rPr>
+      </w:pPr>
+      <w:r>
+        <w:rPr>
+          <w:rFonts w:eastAsia="Songti SC" w:cs="Arial Unicode MS" w:ascii="Andale Mono" w:hAnsi="Andale Mono"/>
+          <w:b w:val="false"/>
+          <w:bCs w:val="false"/>
+          <w:i w:val="false"/>
+          <w:iCs w:val="false"/>
+          <w:color w:val="auto"/>
+          <w:kern w:val="2"/>
+          <w:sz w:val="12"/>
+          <w:szCs w:val="12"/>
+          <w:u w:val="none"/>
+          <w:lang w:val="en-US" w:eastAsia="zh-CN" w:bidi="hi-IN"/>
+        </w:rPr>
+        <w:t xml:space="preserve">   </w:t>
+      </w:r>
+      <w:r>
+        <w:rPr>
+          <w:rFonts w:eastAsia="Songti SC" w:cs="Arial Unicode MS" w:ascii="Andale Mono" w:hAnsi="Andale Mono"/>
+          <w:b w:val="false"/>
+          <w:bCs w:val="false"/>
+          <w:i w:val="false"/>
+          <w:iCs w:val="false"/>
+          <w:color w:val="auto"/>
+          <w:kern w:val="2"/>
+          <w:sz w:val="12"/>
+          <w:szCs w:val="12"/>
+          <w:u w:val="none"/>
+          <w:lang w:val="en-US" w:eastAsia="zh-CN" w:bidi="hi-IN"/>
+        </w:rPr>
+        <w:t>user’s home directory will be searched and if found there</w:t>
+      </w:r>
+    </w:p>
+    <w:p>
+      <w:pPr>
+        <w:pStyle w:val="Normal"/>
+        <w:ind w:hanging="0" w:left="0" w:right="0"/>
+        <w:rPr>
+          <w:rFonts w:ascii="Andale Mono" w:hAnsi="Andale Mono"/>
+          <w:sz w:val="12"/>
+          <w:szCs w:val="12"/>
+        </w:rPr>
+      </w:pPr>
+      <w:r>
+        <w:rPr>
+          <w:rFonts w:eastAsia="Songti SC" w:cs="Arial Unicode MS" w:ascii="Andale Mono" w:hAnsi="Andale Mono"/>
+          <w:b w:val="false"/>
+          <w:bCs w:val="false"/>
+          <w:i w:val="false"/>
+          <w:iCs w:val="false"/>
+          <w:color w:val="auto"/>
+          <w:kern w:val="2"/>
+          <w:sz w:val="12"/>
+          <w:szCs w:val="12"/>
+          <w:u w:val="none"/>
+          <w:lang w:val="en-US" w:eastAsia="zh-CN" w:bidi="hi-IN"/>
+        </w:rPr>
+        <w:t xml:space="preserve">   </w:t>
+      </w:r>
+      <w:r>
+        <w:rPr>
+          <w:rFonts w:eastAsia="Songti SC" w:cs="Arial Unicode MS" w:ascii="Andale Mono" w:hAnsi="Andale Mono"/>
+          <w:b w:val="false"/>
+          <w:bCs w:val="false"/>
+          <w:i w:val="false"/>
+          <w:iCs w:val="false"/>
+          <w:color w:val="auto"/>
+          <w:kern w:val="2"/>
+          <w:sz w:val="12"/>
+          <w:szCs w:val="12"/>
+          <w:u w:val="none"/>
+          <w:lang w:val="en-US" w:eastAsia="zh-CN" w:bidi="hi-IN"/>
+        </w:rPr>
+        <w:t xml:space="preserve">will be used. </w:t>
+      </w:r>
+      <w:r>
+        <w:rPr>
+          <w:rFonts w:eastAsia="Songti SC" w:cs="Arial Unicode MS" w:ascii="Andale Mono" w:hAnsi="Andale Mono"/>
+          <w:b w:val="false"/>
+          <w:bCs w:val="false"/>
+          <w:i/>
+          <w:iCs/>
+          <w:color w:val="auto"/>
+          <w:kern w:val="2"/>
+          <w:sz w:val="12"/>
+          <w:szCs w:val="12"/>
+          <w:u w:val="none"/>
+          <w:lang w:val="en-US" w:eastAsia="zh-CN" w:bidi="hi-IN"/>
+        </w:rPr>
+        <w:t>sys-repl</w:t>
+      </w:r>
+      <w:r>
+        <w:rPr>
+          <w:rFonts w:eastAsia="Songti SC" w:cs="Arial Unicode MS" w:ascii="Andale Mono" w:hAnsi="Andale Mono"/>
+          <w:b w:val="false"/>
+          <w:bCs w:val="false"/>
+          <w:i w:val="false"/>
+          <w:iCs w:val="false"/>
+          <w:color w:val="auto"/>
+          <w:kern w:val="2"/>
+          <w:sz w:val="12"/>
+          <w:szCs w:val="12"/>
+          <w:u w:val="none"/>
+          <w:lang w:val="en-US" w:eastAsia="zh-CN" w:bidi="hi-IN"/>
+        </w:rPr>
+        <w:t xml:space="preserve"> does not require a </w:t>
+      </w:r>
+      <w:r>
+        <w:rPr>
+          <w:rFonts w:eastAsia="Songti SC" w:cs="Arial Unicode MS" w:ascii="Andale Mono" w:hAnsi="Andale Mono"/>
+          <w:b w:val="false"/>
+          <w:bCs w:val="false"/>
+          <w:i/>
+          <w:iCs/>
+          <w:color w:val="auto"/>
+          <w:kern w:val="2"/>
+          <w:sz w:val="12"/>
+          <w:szCs w:val="12"/>
+          <w:u w:val="none"/>
+          <w:lang w:val="en-US" w:eastAsia="zh-CN" w:bidi="hi-IN"/>
+        </w:rPr>
+        <w:t>.sys-repl</w:t>
+      </w:r>
+    </w:p>
+    <w:p>
+      <w:pPr>
+        <w:pStyle w:val="Normal"/>
+        <w:ind w:hanging="0" w:left="0" w:right="0"/>
+        <w:rPr>
+          <w:rFonts w:ascii="Andale Mono" w:hAnsi="Andale Mono"/>
+          <w:sz w:val="12"/>
+          <w:szCs w:val="12"/>
+        </w:rPr>
+      </w:pPr>
+      <w:r>
+        <w:rPr>
+          <w:rFonts w:eastAsia="Songti SC" w:cs="Arial Unicode MS" w:ascii="Andale Mono" w:hAnsi="Andale Mono"/>
+          <w:b w:val="false"/>
+          <w:bCs w:val="false"/>
+          <w:i/>
+          <w:iCs/>
+          <w:color w:val="auto"/>
+          <w:kern w:val="2"/>
+          <w:sz w:val="12"/>
+          <w:szCs w:val="12"/>
           <w:u w:val="none"/>
           <w:lang w:val="en-US" w:eastAsia="zh-CN" w:bidi="hi-IN"/>
         </w:rPr>
@@ -5798,96 +6106,97 @@
           <w:rFonts w:eastAsia="Songti SC" w:cs="Arial Unicode MS" w:ascii="Andale Mono" w:hAnsi="Andale Mono"/>
           <w:b w:val="false"/>
           <w:bCs w:val="false"/>
-          <w:i/>
-          <w:iCs/>
-          <w:color w:val="auto"/>
-          <w:kern w:val="2"/>
-          <w:sz w:val="14"/>
-          <w:szCs w:val="14"/>
-          <w:u w:val="none"/>
-          <w:lang w:val="en-US" w:eastAsia="zh-CN" w:bidi="hi-IN"/>
-        </w:rPr>
-        <w:t>Description</w:t>
-      </w:r>
-      <w:r>
-        <w:rPr>
-          <w:rFonts w:eastAsia="Songti SC" w:cs="Arial Unicode MS" w:ascii="Andale Mono" w:hAnsi="Andale Mono"/>
-          <w:b w:val="false"/>
-          <w:bCs w:val="false"/>
-          <w:i w:val="false"/>
-          <w:iCs w:val="false"/>
-          <w:color w:val="auto"/>
-          <w:kern w:val="2"/>
-          <w:sz w:val="14"/>
-          <w:szCs w:val="14"/>
-          <w:u w:val="none"/>
-          <w:lang w:val="en-US" w:eastAsia="zh-CN" w:bidi="hi-IN"/>
-        </w:rPr>
-        <w:t>: 0.0.</w:t>
-      </w:r>
-      <w:r>
-        <w:rPr>
-          <w:rFonts w:eastAsia="Songti SC" w:cs="Arial Unicode MS" w:ascii="Andale Mono" w:hAnsi="Andale Mono"/>
-          <w:b w:val="false"/>
-          <w:bCs w:val="false"/>
-          <w:i w:val="false"/>
-          <w:iCs w:val="false"/>
-          <w:color w:val="auto"/>
-          <w:kern w:val="2"/>
-          <w:sz w:val="14"/>
-          <w:szCs w:val="14"/>
-          <w:u w:val="none"/>
-          <w:lang w:val="en-US" w:eastAsia="zh-CN" w:bidi="hi-IN"/>
-        </w:rPr>
-        <w:t>5</w:t>
-      </w:r>
-    </w:p>
-    <w:p>
-      <w:pPr>
-        <w:pStyle w:val="Normal"/>
-        <w:ind w:hanging="0" w:start="0" w:end="0"/>
-        <w:rPr>
-          <w:sz w:val="14"/>
-          <w:szCs w:val="14"/>
-        </w:rPr>
-      </w:pPr>
-      <w:r>
-        <w:rPr>
-          <w:rFonts w:eastAsia="Songti SC" w:cs="Arial Unicode MS" w:ascii="Andale Mono" w:hAnsi="Andale Mono"/>
-          <w:b w:val="false"/>
-          <w:bCs w:val="false"/>
-          <w:i w:val="false"/>
-          <w:iCs w:val="false"/>
-          <w:color w:val="auto"/>
-          <w:kern w:val="2"/>
-          <w:sz w:val="14"/>
-          <w:szCs w:val="14"/>
-          <w:u w:val="none"/>
-          <w:lang w:val="en-US" w:eastAsia="zh-CN" w:bidi="hi-IN"/>
-        </w:rPr>
-      </w:r>
-    </w:p>
-    <w:p>
-      <w:pPr>
-        <w:pStyle w:val="Normal"/>
-        <w:ind w:hanging="0" w:start="0" w:end="0"/>
-        <w:rPr>
-          <w:rFonts w:ascii="Andale Mono" w:hAnsi="Andale Mono"/>
-          <w:sz w:val="12"/>
-          <w:szCs w:val="12"/>
-        </w:rPr>
-      </w:pPr>
-      <w:r>
-        <w:rPr>
-          <w:rFonts w:eastAsia="Songti SC" w:cs="Arial Unicode MS" w:ascii="Andale Mono" w:hAnsi="Andale Mono"/>
-          <w:b w:val="false"/>
-          <w:bCs w:val="false"/>
-          <w:i w:val="false"/>
-          <w:iCs w:val="false"/>
-          <w:color w:val="auto"/>
-          <w:kern w:val="2"/>
-          <w:sz w:val="12"/>
-          <w:szCs w:val="12"/>
+          <w:i w:val="false"/>
+          <w:iCs w:val="false"/>
+          <w:color w:val="auto"/>
+          <w:kern w:val="2"/>
+          <w:sz w:val="12"/>
+          <w:szCs w:val="12"/>
+          <w:u w:val="none"/>
+          <w:lang w:val="en-US" w:eastAsia="zh-CN" w:bidi="hi-IN"/>
+        </w:rPr>
+        <w:t xml:space="preserve">  </w:t>
+      </w:r>
+      <w:r>
+        <w:rPr>
+          <w:rFonts w:eastAsia="Songti SC" w:cs="Arial Unicode MS" w:ascii="Andale Mono" w:hAnsi="Andale Mono"/>
+          <w:b w:val="false"/>
+          <w:bCs w:val="false"/>
+          <w:i w:val="false"/>
+          <w:iCs w:val="false"/>
+          <w:color w:val="auto"/>
+          <w:kern w:val="2"/>
+          <w:sz w:val="12"/>
+          <w:szCs w:val="12"/>
+          <w:u w:val="none"/>
+          <w:lang w:val="en-US" w:eastAsia="zh-CN" w:bidi="hi-IN"/>
+        </w:rPr>
+        <w:t>file.</w:t>
+      </w:r>
+    </w:p>
+    <w:p>
+      <w:pPr>
+        <w:pStyle w:val="Normal"/>
+        <w:ind w:hanging="0" w:left="0" w:right="0"/>
+        <w:rPr>
+          <w:rFonts w:ascii="Andale Mono" w:hAnsi="Andale Mono" w:eastAsia="Songti SC" w:cs="Arial Unicode MS"/>
+          <w:b w:val="false"/>
+          <w:bCs w:val="false"/>
+          <w:i w:val="false"/>
+          <w:iCs w:val="false"/>
+          <w:color w:val="auto"/>
+          <w:kern w:val="2"/>
+          <w:sz w:val="16"/>
+          <w:szCs w:val="16"/>
+          <w:u w:val="none"/>
+          <w:lang w:val="en-US" w:eastAsia="zh-CN" w:bidi="hi-IN"/>
+        </w:rPr>
+      </w:pPr>
+      <w:r>
+        <w:rPr>
+          <w:rFonts w:eastAsia="Songti SC" w:cs="Arial Unicode MS" w:ascii="Andale Mono" w:hAnsi="Andale Mono"/>
+          <w:b w:val="false"/>
+          <w:bCs w:val="false"/>
+          <w:i w:val="false"/>
+          <w:iCs w:val="false"/>
+          <w:color w:val="auto"/>
+          <w:kern w:val="2"/>
+          <w:sz w:val="16"/>
+          <w:szCs w:val="16"/>
+          <w:u w:val="none"/>
+          <w:lang w:val="en-US" w:eastAsia="zh-CN" w:bidi="hi-IN"/>
+        </w:rPr>
+      </w:r>
+    </w:p>
+    <w:p>
+      <w:pPr>
+        <w:pStyle w:val="Normal"/>
+        <w:ind w:hanging="0" w:left="0" w:right="0"/>
+        <w:rPr>
+          <w:rFonts w:ascii="Andale Mono" w:hAnsi="Andale Mono" w:eastAsia="Songti SC" w:cs="Arial Unicode MS"/>
+          <w:b w:val="false"/>
+          <w:bCs w:val="false"/>
+          <w:i w:val="false"/>
+          <w:iCs w:val="false"/>
+          <w:color w:val="auto"/>
+          <w:kern w:val="2"/>
+          <w:sz w:val="16"/>
+          <w:szCs w:val="16"/>
+          <w:u w:val="none"/>
+          <w:lang w:val="en-US" w:eastAsia="zh-CN" w:bidi="hi-IN"/>
+        </w:rPr>
+      </w:pPr>
+      <w:r>
+        <w:rPr>
+          <w:rFonts w:eastAsia="Songti SC" w:cs="Arial Unicode MS" w:ascii="Andale Mono" w:hAnsi="Andale Mono"/>
+          <w:b w:val="false"/>
+          <w:bCs w:val="false"/>
+          <w:i w:val="false"/>
+          <w:iCs w:val="false"/>
+          <w:color w:val="auto"/>
+          <w:kern w:val="2"/>
+          <w:sz w:val="16"/>
+          <w:szCs w:val="16"/>
           <w:u w:val="none"/>
           <w:lang w:val="en-US" w:eastAsia="zh-CN" w:bidi="hi-IN"/>
         </w:rPr>
@@ -5898,943 +6207,77 @@
           <w:rFonts w:eastAsia="Songti SC" w:cs="Arial Unicode MS" w:ascii="Andale Mono" w:hAnsi="Andale Mono"/>
           <w:b w:val="false"/>
           <w:bCs w:val="false"/>
-          <w:i/>
-          <w:iCs/>
-          <w:color w:val="auto"/>
-          <w:kern w:val="2"/>
-          <w:sz w:val="12"/>
-          <w:szCs w:val="12"/>
-          <w:u w:val="none"/>
-          <w:lang w:val="en-US" w:eastAsia="zh-CN" w:bidi="hi-IN"/>
-        </w:rPr>
-        <w:t xml:space="preserve">repl </w:t>
-      </w:r>
-      <w:r>
-        <w:rPr>
-          <w:rFonts w:eastAsia="Songti SC" w:cs="Arial Unicode MS" w:ascii="Andale Mono" w:hAnsi="Andale Mono"/>
-          <w:b w:val="false"/>
-          <w:bCs w:val="false"/>
-          <w:i w:val="false"/>
-          <w:iCs w:val="false"/>
-          <w:color w:val="auto"/>
-          <w:kern w:val="2"/>
-          <w:sz w:val="12"/>
-          <w:szCs w:val="12"/>
-          <w:u w:val="none"/>
-          <w:lang w:val="en-US" w:eastAsia="zh-CN" w:bidi="hi-IN"/>
-        </w:rPr>
-        <w:t>is a generalized command-line listener that can</w:t>
-      </w:r>
-    </w:p>
-    <w:p>
-      <w:pPr>
-        <w:pStyle w:val="Normal"/>
-        <w:ind w:hanging="0" w:start="0" w:end="0"/>
-        <w:rPr>
-          <w:rFonts w:ascii="Andale Mono" w:hAnsi="Andale Mono"/>
-          <w:sz w:val="12"/>
-          <w:szCs w:val="12"/>
-        </w:rPr>
-      </w:pPr>
-      <w:r>
-        <w:rPr>
-          <w:rFonts w:eastAsia="Songti SC" w:cs="Arial Unicode MS" w:ascii="Andale Mono" w:hAnsi="Andale Mono"/>
-          <w:b w:val="false"/>
-          <w:bCs w:val="false"/>
-          <w:i w:val="false"/>
-          <w:iCs w:val="false"/>
-          <w:color w:val="auto"/>
-          <w:kern w:val="2"/>
-          <w:sz w:val="12"/>
-          <w:szCs w:val="12"/>
-          <w:u w:val="none"/>
-          <w:lang w:val="en-US" w:eastAsia="zh-CN" w:bidi="hi-IN"/>
-        </w:rPr>
-        <w:t xml:space="preserve">   </w:t>
-      </w:r>
-      <w:r>
-        <w:rPr>
-          <w:rFonts w:eastAsia="Songti SC" w:cs="Arial Unicode MS" w:ascii="Andale Mono" w:hAnsi="Andale Mono"/>
-          <w:b w:val="false"/>
-          <w:bCs w:val="false"/>
-          <w:i w:val="false"/>
-          <w:iCs w:val="false"/>
-          <w:color w:val="auto"/>
-          <w:kern w:val="2"/>
-          <w:sz w:val="12"/>
-          <w:szCs w:val="12"/>
-          <w:u w:val="none"/>
-          <w:lang w:val="en-US" w:eastAsia="zh-CN" w:bidi="hi-IN"/>
-        </w:rPr>
-        <w:t xml:space="preserve">be configured to load and run in any of the </w:t>
-      </w:r>
-      <w:r>
-        <w:rPr>
-          <w:rFonts w:eastAsia="Songti SC" w:cs="Arial Unicode MS" w:ascii="Andale Mono" w:hAnsi="Andale Mono"/>
-          <w:b w:val="false"/>
-          <w:bCs w:val="false"/>
-          <w:i/>
-          <w:iCs/>
-          <w:color w:val="auto"/>
-          <w:kern w:val="2"/>
-          <w:sz w:val="12"/>
-          <w:szCs w:val="12"/>
-          <w:u w:val="none"/>
-          <w:lang w:val="en-US" w:eastAsia="zh-CN" w:bidi="hi-IN"/>
-        </w:rPr>
-        <w:t>mu</w:t>
-      </w:r>
-      <w:r>
-        <w:rPr>
-          <w:rFonts w:eastAsia="Songti SC" w:cs="Arial Unicode MS" w:ascii="Andale Mono" w:hAnsi="Andale Mono"/>
-          <w:b w:val="false"/>
-          <w:bCs w:val="false"/>
-          <w:i w:val="false"/>
-          <w:iCs w:val="false"/>
-          <w:color w:val="auto"/>
-          <w:kern w:val="2"/>
-          <w:sz w:val="12"/>
-          <w:szCs w:val="12"/>
-          <w:u w:val="none"/>
-          <w:lang w:val="en-US" w:eastAsia="zh-CN" w:bidi="hi-IN"/>
-        </w:rPr>
-        <w:t xml:space="preserve"> namespaces.</w:t>
-      </w:r>
-    </w:p>
-    <w:p>
-      <w:pPr>
-        <w:pStyle w:val="Normal"/>
-        <w:ind w:hanging="0" w:start="0" w:end="0"/>
+          <w:i w:val="false"/>
+          <w:iCs w:val="false"/>
+          <w:color w:val="auto"/>
+          <w:kern w:val="2"/>
+          <w:sz w:val="16"/>
+          <w:szCs w:val="16"/>
+          <w:u w:val="none"/>
+          <w:lang w:val="en-US" w:eastAsia="zh-CN" w:bidi="hi-IN"/>
+        </w:rPr>
+        <w:t>{</w:t>
+      </w:r>
+    </w:p>
+    <w:p>
+      <w:pPr>
+        <w:pStyle w:val="Normal"/>
+        <w:ind w:hanging="0" w:left="0" w:right="0"/>
         <w:rPr>
           <w:rFonts w:ascii="Andale Mono" w:hAnsi="Andale Mono" w:eastAsia="Songti SC" w:cs="Arial Unicode MS"/>
           <w:b w:val="false"/>
           <w:bCs w:val="false"/>
           <w:i w:val="false"/>
-          <w:i w:val="false"/>
-          <w:iCs w:val="false"/>
-          <w:color w:val="auto"/>
-          <w:kern w:val="2"/>
-          <w:sz w:val="16"/>
-          <w:szCs w:val="16"/>
-          <w:u w:val="none"/>
-          <w:lang w:val="en-US" w:eastAsia="zh-CN" w:bidi="hi-IN"/>
-        </w:rPr>
-      </w:pPr>
-      <w:r>
-        <w:rPr>
-          <w:rFonts w:eastAsia="Songti SC" w:cs="Arial Unicode MS" w:ascii="Andale Mono" w:hAnsi="Andale Mono"/>
-          <w:b w:val="false"/>
-          <w:bCs w:val="false"/>
-          <w:i w:val="false"/>
-          <w:iCs w:val="false"/>
-          <w:color w:val="auto"/>
-          <w:kern w:val="2"/>
-          <w:sz w:val="16"/>
-          <w:szCs w:val="16"/>
-          <w:u w:val="none"/>
-          <w:lang w:val="en-US" w:eastAsia="zh-CN" w:bidi="hi-IN"/>
-        </w:rPr>
-      </w:r>
-    </w:p>
-    <w:p>
-      <w:pPr>
-        <w:pStyle w:val="Normal"/>
-        <w:ind w:hanging="0" w:start="0" w:end="0"/>
-        <w:rPr>
-          <w:rFonts w:ascii="Andale Mono" w:hAnsi="Andale Mono"/>
-          <w:sz w:val="12"/>
-          <w:szCs w:val="12"/>
-        </w:rPr>
-      </w:pPr>
-      <w:r>
-        <w:rPr>
-          <w:rFonts w:eastAsia="Songti SC" w:cs="Arial Unicode MS" w:ascii="Andale Mono" w:hAnsi="Andale Mono"/>
-          <w:b w:val="false"/>
-          <w:bCs w:val="false"/>
-          <w:i w:val="false"/>
-          <w:iCs w:val="false"/>
-          <w:color w:val="auto"/>
-          <w:kern w:val="2"/>
-          <w:sz w:val="12"/>
-          <w:szCs w:val="12"/>
-          <w:u w:val="none"/>
-          <w:lang w:val="en-US" w:eastAsia="zh-CN" w:bidi="hi-IN"/>
-        </w:rPr>
-        <w:t xml:space="preserve">   </w:t>
-      </w:r>
-      <w:r>
-        <w:rPr>
-          <w:rFonts w:eastAsia="Songti SC" w:cs="Arial Unicode MS" w:ascii="Andale Mono" w:hAnsi="Andale Mono"/>
-          <w:b w:val="false"/>
-          <w:bCs w:val="false"/>
-          <w:i w:val="false"/>
-          <w:iCs w:val="false"/>
-          <w:color w:val="auto"/>
-          <w:kern w:val="2"/>
-          <w:sz w:val="12"/>
-          <w:szCs w:val="12"/>
-          <w:u w:val="none"/>
-          <w:lang w:val="en-US" w:eastAsia="zh-CN" w:bidi="hi-IN"/>
-        </w:rPr>
-        <w:t>It is intended for debugging and exploration during</w:t>
-      </w:r>
-    </w:p>
-    <w:p>
-      <w:pPr>
-        <w:pStyle w:val="Normal"/>
-        <w:ind w:hanging="0" w:start="0" w:end="0"/>
-        <w:rPr>
-          <w:rFonts w:ascii="Andale Mono" w:hAnsi="Andale Mono"/>
-          <w:sz w:val="12"/>
-          <w:szCs w:val="12"/>
-        </w:rPr>
-      </w:pPr>
-      <w:r>
-        <w:rPr>
-          <w:rFonts w:eastAsia="Songti SC" w:cs="Arial Unicode MS" w:ascii="Andale Mono" w:hAnsi="Andale Mono"/>
-          <w:b w:val="false"/>
-          <w:bCs w:val="false"/>
-          <w:i w:val="false"/>
-          <w:iCs w:val="false"/>
-          <w:color w:val="auto"/>
-          <w:kern w:val="2"/>
-          <w:sz w:val="12"/>
-          <w:szCs w:val="12"/>
-          <w:u w:val="none"/>
-          <w:lang w:val="en-US" w:eastAsia="zh-CN" w:bidi="hi-IN"/>
-        </w:rPr>
-        <w:t xml:space="preserve">   </w:t>
-      </w:r>
-      <w:r>
-        <w:rPr>
-          <w:rFonts w:eastAsia="Songti SC" w:cs="Arial Unicode MS" w:ascii="Andale Mono" w:hAnsi="Andale Mono"/>
-          <w:b w:val="false"/>
-          <w:bCs w:val="false"/>
-          <w:i w:val="false"/>
-          <w:iCs w:val="false"/>
-          <w:color w:val="auto"/>
-          <w:kern w:val="2"/>
-          <w:sz w:val="12"/>
-          <w:szCs w:val="12"/>
-          <w:u w:val="none"/>
-          <w:lang w:val="en-US" w:eastAsia="zh-CN" w:bidi="hi-IN"/>
-        </w:rPr>
-        <w:t>development.</w:t>
-      </w:r>
-    </w:p>
-    <w:p>
-      <w:pPr>
-        <w:pStyle w:val="Normal"/>
-        <w:ind w:hanging="0" w:start="0" w:end="0"/>
+          <w:iCs w:val="false"/>
+          <w:color w:val="auto"/>
+          <w:kern w:val="2"/>
+          <w:sz w:val="16"/>
+          <w:szCs w:val="16"/>
+          <w:u w:val="none"/>
+          <w:lang w:val="en-US" w:eastAsia="zh-CN" w:bidi="hi-IN"/>
+        </w:rPr>
+      </w:pPr>
+      <w:r>
+        <w:rPr>
+          <w:rFonts w:eastAsia="Songti SC" w:cs="Arial Unicode MS" w:ascii="Andale Mono" w:hAnsi="Andale Mono"/>
+          <w:b w:val="false"/>
+          <w:bCs w:val="false"/>
+          <w:i w:val="false"/>
+          <w:iCs w:val="false"/>
+          <w:color w:val="auto"/>
+          <w:kern w:val="2"/>
+          <w:sz w:val="16"/>
+          <w:szCs w:val="16"/>
+          <w:u w:val="none"/>
+          <w:lang w:val="en-US" w:eastAsia="zh-CN" w:bidi="hi-IN"/>
+        </w:rPr>
+        <w:t xml:space="preserve">       </w:t>
+      </w:r>
+      <w:r>
+        <w:rPr>
+          <w:rFonts w:eastAsia="Songti SC" w:cs="Arial Unicode MS" w:ascii="Andale Mono" w:hAnsi="Andale Mono"/>
+          <w:b w:val="false"/>
+          <w:bCs w:val="false"/>
+          <w:i w:val="false"/>
+          <w:iCs w:val="false"/>
+          <w:color w:val="auto"/>
+          <w:kern w:val="2"/>
+          <w:sz w:val="16"/>
+          <w:szCs w:val="16"/>
+          <w:u w:val="none"/>
+          <w:lang w:val="en-US" w:eastAsia="zh-CN" w:bidi="hi-IN"/>
+        </w:rPr>
+        <w:t>"config": {</w:t>
+      </w:r>
+    </w:p>
+    <w:p>
+      <w:pPr>
+        <w:pStyle w:val="Normal"/>
+        <w:ind w:hanging="0" w:left="0" w:right="0"/>
         <w:rPr>
           <w:rFonts w:ascii="Andale Mono" w:hAnsi="Andale Mono" w:eastAsia="Songti SC" w:cs="Arial Unicode MS"/>
           <w:b w:val="false"/>
           <w:bCs w:val="false"/>
-          <w:i w:val="false"/>
-          <w:i w:val="false"/>
-          <w:iCs w:val="false"/>
-          <w:color w:val="auto"/>
-          <w:kern w:val="2"/>
-          <w:sz w:val="16"/>
-          <w:szCs w:val="16"/>
-          <w:u w:val="none"/>
-          <w:lang w:val="en-US" w:eastAsia="zh-CN" w:bidi="hi-IN"/>
-        </w:rPr>
-      </w:pPr>
-      <w:r>
-        <w:rPr>
-          <w:rFonts w:eastAsia="Songti SC" w:cs="Arial Unicode MS" w:ascii="Andale Mono" w:hAnsi="Andale Mono"/>
-          <w:b w:val="false"/>
-          <w:bCs w:val="false"/>
-          <w:i w:val="false"/>
-          <w:iCs w:val="false"/>
-          <w:color w:val="auto"/>
-          <w:kern w:val="2"/>
-          <w:sz w:val="16"/>
-          <w:szCs w:val="16"/>
-          <w:u w:val="none"/>
-          <w:lang w:val="en-US" w:eastAsia="zh-CN" w:bidi="hi-IN"/>
-        </w:rPr>
-      </w:r>
-    </w:p>
-    <w:p>
-      <w:pPr>
-        <w:pStyle w:val="Normal"/>
-        <w:ind w:hanging="0" w:start="0" w:end="0"/>
-        <w:rPr>
-          <w:rFonts w:ascii="Andale Mono" w:hAnsi="Andale Mono"/>
-          <w:sz w:val="12"/>
-          <w:szCs w:val="12"/>
-        </w:rPr>
-      </w:pPr>
-      <w:r>
-        <w:rPr>
-          <w:rFonts w:eastAsia="Songti SC" w:cs="Arial Unicode MS" w:ascii="Andale Mono" w:hAnsi="Andale Mono"/>
-          <w:b w:val="false"/>
-          <w:bCs w:val="false"/>
-          <w:i w:val="false"/>
-          <w:iCs w:val="false"/>
-          <w:color w:val="auto"/>
-          <w:kern w:val="2"/>
-          <w:sz w:val="12"/>
-          <w:szCs w:val="12"/>
-          <w:u w:val="none"/>
-          <w:lang w:val="en-US" w:eastAsia="zh-CN" w:bidi="hi-IN"/>
-        </w:rPr>
-        <w:t xml:space="preserve">   </w:t>
-      </w:r>
-      <w:r>
-        <w:rPr>
-          <w:rFonts w:eastAsia="Songti SC" w:cs="Arial Unicode MS" w:ascii="Andale Mono" w:hAnsi="Andale Mono"/>
-          <w:b w:val="false"/>
-          <w:bCs w:val="false"/>
-          <w:i/>
-          <w:iCs/>
-          <w:color w:val="auto"/>
-          <w:kern w:val="2"/>
-          <w:sz w:val="12"/>
-          <w:szCs w:val="12"/>
-          <w:u w:val="none"/>
-          <w:lang w:val="en-US" w:eastAsia="zh-CN" w:bidi="hi-IN"/>
-        </w:rPr>
-        <w:t>repl</w:t>
-      </w:r>
-      <w:r>
-        <w:rPr>
-          <w:rFonts w:eastAsia="Songti SC" w:cs="Arial Unicode MS" w:ascii="Andale Mono" w:hAnsi="Andale Mono"/>
-          <w:b w:val="false"/>
-          <w:bCs w:val="false"/>
-          <w:i w:val="false"/>
-          <w:iCs w:val="false"/>
-          <w:color w:val="auto"/>
-          <w:kern w:val="2"/>
-          <w:sz w:val="12"/>
-          <w:szCs w:val="12"/>
-          <w:u w:val="none"/>
-          <w:lang w:val="en-US" w:eastAsia="zh-CN" w:bidi="hi-IN"/>
-        </w:rPr>
-        <w:t xml:space="preserve"> has no command-line arguments, it is configured</w:t>
-      </w:r>
-    </w:p>
-    <w:p>
-      <w:pPr>
-        <w:pStyle w:val="Normal"/>
-        <w:ind w:hanging="0" w:start="0" w:end="0"/>
-        <w:rPr>
-          <w:rFonts w:ascii="Andale Mono" w:hAnsi="Andale Mono"/>
-          <w:sz w:val="12"/>
-          <w:szCs w:val="12"/>
-        </w:rPr>
-      </w:pPr>
-      <w:r>
-        <w:rPr>
-          <w:rFonts w:eastAsia="Songti SC" w:cs="Arial Unicode MS" w:ascii="Andale Mono" w:hAnsi="Andale Mono"/>
-          <w:b w:val="false"/>
-          <w:bCs w:val="false"/>
-          <w:i w:val="false"/>
-          <w:iCs w:val="false"/>
-          <w:color w:val="auto"/>
-          <w:kern w:val="2"/>
-          <w:sz w:val="12"/>
-          <w:szCs w:val="12"/>
-          <w:u w:val="none"/>
-          <w:lang w:val="en-US" w:eastAsia="zh-CN" w:bidi="hi-IN"/>
-        </w:rPr>
-        <w:t xml:space="preserve">   </w:t>
-      </w:r>
-      <w:r>
-        <w:rPr>
-          <w:rFonts w:eastAsia="Songti SC" w:cs="Arial Unicode MS" w:ascii="Andale Mono" w:hAnsi="Andale Mono"/>
-          <w:b w:val="false"/>
-          <w:bCs w:val="false"/>
-          <w:i w:val="false"/>
-          <w:iCs w:val="false"/>
-          <w:color w:val="auto"/>
-          <w:kern w:val="2"/>
-          <w:sz w:val="12"/>
-          <w:szCs w:val="12"/>
-          <w:u w:val="none"/>
-          <w:lang w:val="en-US" w:eastAsia="zh-CN" w:bidi="hi-IN"/>
-        </w:rPr>
-        <w:t xml:space="preserve">by a </w:t>
-      </w:r>
-      <w:r>
-        <w:rPr>
-          <w:rFonts w:eastAsia="Songti SC" w:cs="Arial Unicode MS" w:ascii="Andale Mono" w:hAnsi="Andale Mono"/>
-          <w:b w:val="false"/>
-          <w:bCs w:val="false"/>
-          <w:i/>
-          <w:iCs/>
-          <w:color w:val="auto"/>
-          <w:kern w:val="2"/>
-          <w:sz w:val="12"/>
-          <w:szCs w:val="12"/>
-          <w:u w:val="none"/>
-          <w:lang w:val="en-US" w:eastAsia="zh-CN" w:bidi="hi-IN"/>
-        </w:rPr>
-        <w:t>JSON</w:t>
-      </w:r>
-      <w:r>
-        <w:rPr>
-          <w:rFonts w:eastAsia="Songti SC" w:cs="Arial Unicode MS" w:ascii="Andale Mono" w:hAnsi="Andale Mono"/>
-          <w:b w:val="false"/>
-          <w:bCs w:val="false"/>
-          <w:i w:val="false"/>
-          <w:iCs w:val="false"/>
-          <w:color w:val="auto"/>
-          <w:kern w:val="2"/>
-          <w:sz w:val="12"/>
-          <w:szCs w:val="12"/>
-          <w:u w:val="none"/>
-          <w:lang w:val="en-US" w:eastAsia="zh-CN" w:bidi="hi-IN"/>
-        </w:rPr>
-        <w:t xml:space="preserve">-format dotfile named </w:t>
-      </w:r>
-      <w:r>
-        <w:rPr>
-          <w:rFonts w:eastAsia="Songti SC" w:cs="Arial Unicode MS" w:ascii="Andale Mono" w:hAnsi="Andale Mono"/>
-          <w:b w:val="false"/>
-          <w:bCs w:val="false"/>
-          <w:i/>
-          <w:iCs/>
-          <w:color w:val="auto"/>
-          <w:kern w:val="2"/>
-          <w:sz w:val="12"/>
-          <w:szCs w:val="12"/>
-          <w:u w:val="none"/>
-          <w:lang w:val="en-US" w:eastAsia="zh-CN" w:bidi="hi-IN"/>
-        </w:rPr>
-        <w:t>.</w:t>
-      </w:r>
-      <w:r>
-        <w:rPr>
-          <w:rFonts w:eastAsia="Songti SC" w:cs="Arial Unicode MS" w:ascii="Andale Mono" w:hAnsi="Andale Mono"/>
-          <w:b w:val="false"/>
-          <w:bCs w:val="false"/>
-          <w:i/>
-          <w:iCs/>
-          <w:color w:val="auto"/>
-          <w:kern w:val="2"/>
-          <w:sz w:val="12"/>
-          <w:szCs w:val="12"/>
-          <w:u w:val="none"/>
-          <w:lang w:val="en-US" w:eastAsia="zh-CN" w:bidi="hi-IN"/>
-        </w:rPr>
-        <w:t>sys-</w:t>
-      </w:r>
-      <w:r>
-        <w:rPr>
-          <w:rFonts w:eastAsia="Songti SC" w:cs="Arial Unicode MS" w:ascii="Andale Mono" w:hAnsi="Andale Mono"/>
-          <w:b w:val="false"/>
-          <w:bCs w:val="false"/>
-          <w:i/>
-          <w:iCs/>
-          <w:color w:val="auto"/>
-          <w:kern w:val="2"/>
-          <w:sz w:val="12"/>
-          <w:szCs w:val="12"/>
-          <w:u w:val="none"/>
-          <w:lang w:val="en-US" w:eastAsia="zh-CN" w:bidi="hi-IN"/>
-        </w:rPr>
-        <w:t>repl.</w:t>
-      </w:r>
-      <w:r>
-        <w:rPr>
-          <w:rFonts w:eastAsia="Songti SC" w:cs="Arial Unicode MS" w:ascii="Andale Mono" w:hAnsi="Andale Mono"/>
-          <w:b w:val="false"/>
-          <w:bCs w:val="false"/>
-          <w:i w:val="false"/>
-          <w:iCs w:val="false"/>
-          <w:color w:val="auto"/>
-          <w:kern w:val="2"/>
-          <w:sz w:val="12"/>
-          <w:szCs w:val="12"/>
-          <w:u w:val="none"/>
-          <w:lang w:val="en-US" w:eastAsia="zh-CN" w:bidi="hi-IN"/>
-        </w:rPr>
-        <w:t xml:space="preserve"> If a </w:t>
-      </w:r>
-    </w:p>
-    <w:p>
-      <w:pPr>
-        <w:pStyle w:val="Normal"/>
-        <w:ind w:hanging="0" w:start="0" w:end="0"/>
-        <w:rPr>
-          <w:rFonts w:ascii="Andale Mono" w:hAnsi="Andale Mono"/>
-          <w:sz w:val="12"/>
-          <w:szCs w:val="12"/>
-        </w:rPr>
-      </w:pPr>
-      <w:r>
-        <w:rPr>
-          <w:rFonts w:eastAsia="Songti SC" w:cs="Arial Unicode MS" w:ascii="Andale Mono" w:hAnsi="Andale Mono"/>
-          <w:b w:val="false"/>
-          <w:bCs w:val="false"/>
-          <w:i w:val="false"/>
-          <w:iCs w:val="false"/>
-          <w:color w:val="auto"/>
-          <w:kern w:val="2"/>
-          <w:sz w:val="12"/>
-          <w:szCs w:val="12"/>
-          <w:u w:val="none"/>
-          <w:lang w:val="en-US" w:eastAsia="zh-CN" w:bidi="hi-IN"/>
-        </w:rPr>
-        <w:t xml:space="preserve">   </w:t>
-      </w:r>
-      <w:r>
-        <w:rPr>
-          <w:rFonts w:eastAsia="Songti SC" w:cs="Arial Unicode MS" w:ascii="Andale Mono" w:hAnsi="Andale Mono"/>
-          <w:b w:val="false"/>
-          <w:bCs w:val="false"/>
-          <w:i/>
-          <w:iCs/>
-          <w:color w:val="auto"/>
-          <w:kern w:val="2"/>
-          <w:sz w:val="12"/>
-          <w:szCs w:val="12"/>
-          <w:u w:val="none"/>
-          <w:lang w:val="en-US" w:eastAsia="zh-CN" w:bidi="hi-IN"/>
-        </w:rPr>
-        <w:t>.</w:t>
-      </w:r>
-      <w:r>
-        <w:rPr>
-          <w:rFonts w:eastAsia="Songti SC" w:cs="Arial Unicode MS" w:ascii="Andale Mono" w:hAnsi="Andale Mono"/>
-          <w:b w:val="false"/>
-          <w:bCs w:val="false"/>
-          <w:i/>
-          <w:iCs/>
-          <w:color w:val="auto"/>
-          <w:kern w:val="2"/>
-          <w:sz w:val="12"/>
-          <w:szCs w:val="12"/>
-          <w:u w:val="none"/>
-          <w:lang w:val="en-US" w:eastAsia="zh-CN" w:bidi="hi-IN"/>
-        </w:rPr>
-        <w:t>sys-</w:t>
-      </w:r>
-      <w:r>
-        <w:rPr>
-          <w:rFonts w:eastAsia="Songti SC" w:cs="Arial Unicode MS" w:ascii="Andale Mono" w:hAnsi="Andale Mono"/>
-          <w:b w:val="false"/>
-          <w:bCs w:val="false"/>
-          <w:i/>
-          <w:iCs/>
-          <w:color w:val="auto"/>
-          <w:kern w:val="2"/>
-          <w:sz w:val="12"/>
-          <w:szCs w:val="12"/>
-          <w:u w:val="none"/>
-          <w:lang w:val="en-US" w:eastAsia="zh-CN" w:bidi="hi-IN"/>
-        </w:rPr>
-        <w:t xml:space="preserve">repl </w:t>
-      </w:r>
-      <w:r>
-        <w:rPr>
-          <w:rFonts w:eastAsia="Songti SC" w:cs="Arial Unicode MS" w:ascii="Andale Mono" w:hAnsi="Andale Mono"/>
-          <w:b w:val="false"/>
-          <w:bCs w:val="false"/>
-          <w:i w:val="false"/>
-          <w:iCs w:val="false"/>
-          <w:color w:val="auto"/>
-          <w:kern w:val="2"/>
-          <w:sz w:val="12"/>
-          <w:szCs w:val="12"/>
-          <w:u w:val="none"/>
-          <w:lang w:val="en-US" w:eastAsia="zh-CN" w:bidi="hi-IN"/>
-        </w:rPr>
-        <w:t>is not found in the current directory, the</w:t>
-      </w:r>
-    </w:p>
-    <w:p>
-      <w:pPr>
-        <w:pStyle w:val="Normal"/>
-        <w:ind w:hanging="0" w:start="0" w:end="0"/>
-        <w:rPr>
-          <w:rFonts w:ascii="Andale Mono" w:hAnsi="Andale Mono"/>
-          <w:sz w:val="12"/>
-          <w:szCs w:val="12"/>
-        </w:rPr>
-      </w:pPr>
-      <w:r>
-        <w:rPr>
-          <w:rFonts w:eastAsia="Songti SC" w:cs="Arial Unicode MS" w:ascii="Andale Mono" w:hAnsi="Andale Mono"/>
-          <w:b w:val="false"/>
-          <w:bCs w:val="false"/>
-          <w:i w:val="false"/>
-          <w:iCs w:val="false"/>
-          <w:color w:val="auto"/>
-          <w:kern w:val="2"/>
-          <w:sz w:val="12"/>
-          <w:szCs w:val="12"/>
-          <w:u w:val="none"/>
-          <w:lang w:val="en-US" w:eastAsia="zh-CN" w:bidi="hi-IN"/>
-        </w:rPr>
-        <w:t xml:space="preserve">   </w:t>
-      </w:r>
-      <w:r>
-        <w:rPr>
-          <w:rFonts w:eastAsia="Songti SC" w:cs="Arial Unicode MS" w:ascii="Andale Mono" w:hAnsi="Andale Mono"/>
-          <w:b w:val="false"/>
-          <w:bCs w:val="false"/>
-          <w:i w:val="false"/>
-          <w:iCs w:val="false"/>
-          <w:color w:val="auto"/>
-          <w:kern w:val="2"/>
-          <w:sz w:val="12"/>
-          <w:szCs w:val="12"/>
-          <w:u w:val="none"/>
-          <w:lang w:val="en-US" w:eastAsia="zh-CN" w:bidi="hi-IN"/>
-        </w:rPr>
-        <w:t>user’s home directory will be searched and if found there</w:t>
-      </w:r>
-    </w:p>
-    <w:p>
-      <w:pPr>
-        <w:pStyle w:val="Normal"/>
-        <w:ind w:hanging="0" w:start="0" w:end="0"/>
-        <w:rPr>
-          <w:rFonts w:ascii="Andale Mono" w:hAnsi="Andale Mono"/>
-          <w:sz w:val="12"/>
-          <w:szCs w:val="12"/>
-        </w:rPr>
-      </w:pPr>
-      <w:r>
-        <w:rPr>
-          <w:rFonts w:eastAsia="Songti SC" w:cs="Arial Unicode MS" w:ascii="Andale Mono" w:hAnsi="Andale Mono"/>
-          <w:b w:val="false"/>
-          <w:bCs w:val="false"/>
-          <w:i w:val="false"/>
-          <w:iCs w:val="false"/>
-          <w:color w:val="auto"/>
-          <w:kern w:val="2"/>
-          <w:sz w:val="12"/>
-          <w:szCs w:val="12"/>
-          <w:u w:val="none"/>
-          <w:lang w:val="en-US" w:eastAsia="zh-CN" w:bidi="hi-IN"/>
-        </w:rPr>
-        <w:t xml:space="preserve">   </w:t>
-      </w:r>
-      <w:r>
-        <w:rPr>
-          <w:rFonts w:eastAsia="Songti SC" w:cs="Arial Unicode MS" w:ascii="Andale Mono" w:hAnsi="Andale Mono"/>
-          <w:b w:val="false"/>
-          <w:bCs w:val="false"/>
-          <w:i w:val="false"/>
-          <w:iCs w:val="false"/>
-          <w:color w:val="auto"/>
-          <w:kern w:val="2"/>
-          <w:sz w:val="12"/>
-          <w:szCs w:val="12"/>
-          <w:u w:val="none"/>
-          <w:lang w:val="en-US" w:eastAsia="zh-CN" w:bidi="hi-IN"/>
-        </w:rPr>
-        <w:t xml:space="preserve">will be used. </w:t>
-      </w:r>
-      <w:r>
-        <w:rPr>
-          <w:rFonts w:eastAsia="Songti SC" w:cs="Arial Unicode MS" w:ascii="Andale Mono" w:hAnsi="Andale Mono"/>
-          <w:b w:val="false"/>
-          <w:bCs w:val="false"/>
-          <w:i/>
-          <w:iCs/>
-          <w:color w:val="auto"/>
-          <w:kern w:val="2"/>
-          <w:sz w:val="12"/>
-          <w:szCs w:val="12"/>
-          <w:u w:val="none"/>
-          <w:lang w:val="en-US" w:eastAsia="zh-CN" w:bidi="hi-IN"/>
-        </w:rPr>
-        <w:t>sys-r</w:t>
-      </w:r>
-      <w:r>
-        <w:rPr>
-          <w:rFonts w:eastAsia="Songti SC" w:cs="Arial Unicode MS" w:ascii="Andale Mono" w:hAnsi="Andale Mono"/>
-          <w:b w:val="false"/>
-          <w:bCs w:val="false"/>
-          <w:i/>
-          <w:iCs/>
-          <w:color w:val="auto"/>
-          <w:kern w:val="2"/>
-          <w:sz w:val="12"/>
-          <w:szCs w:val="12"/>
-          <w:u w:val="none"/>
-          <w:lang w:val="en-US" w:eastAsia="zh-CN" w:bidi="hi-IN"/>
-        </w:rPr>
-        <w:t>epl</w:t>
-      </w:r>
-      <w:r>
-        <w:rPr>
-          <w:rFonts w:eastAsia="Songti SC" w:cs="Arial Unicode MS" w:ascii="Andale Mono" w:hAnsi="Andale Mono"/>
-          <w:b w:val="false"/>
-          <w:bCs w:val="false"/>
-          <w:i w:val="false"/>
-          <w:iCs w:val="false"/>
-          <w:color w:val="auto"/>
-          <w:kern w:val="2"/>
-          <w:sz w:val="12"/>
-          <w:szCs w:val="12"/>
-          <w:u w:val="none"/>
-          <w:lang w:val="en-US" w:eastAsia="zh-CN" w:bidi="hi-IN"/>
-        </w:rPr>
-        <w:t xml:space="preserve"> does not require a </w:t>
-      </w:r>
-      <w:r>
-        <w:rPr>
-          <w:rFonts w:eastAsia="Songti SC" w:cs="Arial Unicode MS" w:ascii="Andale Mono" w:hAnsi="Andale Mono"/>
-          <w:b w:val="false"/>
-          <w:bCs w:val="false"/>
-          <w:i/>
-          <w:iCs/>
-          <w:color w:val="auto"/>
-          <w:kern w:val="2"/>
-          <w:sz w:val="12"/>
-          <w:szCs w:val="12"/>
-          <w:u w:val="none"/>
-          <w:lang w:val="en-US" w:eastAsia="zh-CN" w:bidi="hi-IN"/>
-        </w:rPr>
-        <w:t>.</w:t>
-      </w:r>
-      <w:r>
-        <w:rPr>
-          <w:rFonts w:eastAsia="Songti SC" w:cs="Arial Unicode MS" w:ascii="Andale Mono" w:hAnsi="Andale Mono"/>
-          <w:b w:val="false"/>
-          <w:bCs w:val="false"/>
-          <w:i/>
-          <w:iCs/>
-          <w:color w:val="auto"/>
-          <w:kern w:val="2"/>
-          <w:sz w:val="12"/>
-          <w:szCs w:val="12"/>
-          <w:u w:val="none"/>
-          <w:lang w:val="en-US" w:eastAsia="zh-CN" w:bidi="hi-IN"/>
-        </w:rPr>
-        <w:t>sys-</w:t>
-      </w:r>
-      <w:r>
-        <w:rPr>
-          <w:rFonts w:eastAsia="Songti SC" w:cs="Arial Unicode MS" w:ascii="Andale Mono" w:hAnsi="Andale Mono"/>
-          <w:b w:val="false"/>
-          <w:bCs w:val="false"/>
-          <w:i/>
-          <w:iCs/>
-          <w:color w:val="auto"/>
-          <w:kern w:val="2"/>
-          <w:sz w:val="12"/>
-          <w:szCs w:val="12"/>
-          <w:u w:val="none"/>
-          <w:lang w:val="en-US" w:eastAsia="zh-CN" w:bidi="hi-IN"/>
-        </w:rPr>
-        <w:t>repl</w:t>
-      </w:r>
-    </w:p>
-    <w:p>
-      <w:pPr>
-        <w:pStyle w:val="Normal"/>
-        <w:ind w:hanging="0" w:start="0" w:end="0"/>
-        <w:rPr>
-          <w:rFonts w:ascii="Andale Mono" w:hAnsi="Andale Mono"/>
-          <w:sz w:val="12"/>
-          <w:szCs w:val="12"/>
-        </w:rPr>
-      </w:pPr>
-      <w:r>
-        <w:rPr>
-          <w:rFonts w:eastAsia="Songti SC" w:cs="Arial Unicode MS" w:ascii="Andale Mono" w:hAnsi="Andale Mono"/>
-          <w:b w:val="false"/>
-          <w:bCs w:val="false"/>
-          <w:i/>
-          <w:iCs/>
-          <w:color w:val="auto"/>
-          <w:kern w:val="2"/>
-          <w:sz w:val="12"/>
-          <w:szCs w:val="12"/>
-          <w:u w:val="none"/>
-          <w:lang w:val="en-US" w:eastAsia="zh-CN" w:bidi="hi-IN"/>
-        </w:rPr>
-        <w:t xml:space="preserve"> </w:t>
-      </w:r>
-      <w:r>
-        <w:rPr>
-          <w:rFonts w:eastAsia="Songti SC" w:cs="Arial Unicode MS" w:ascii="Andale Mono" w:hAnsi="Andale Mono"/>
-          <w:b w:val="false"/>
-          <w:bCs w:val="false"/>
-          <w:i w:val="false"/>
-          <w:iCs w:val="false"/>
-          <w:color w:val="auto"/>
-          <w:kern w:val="2"/>
-          <w:sz w:val="12"/>
-          <w:szCs w:val="12"/>
-          <w:u w:val="none"/>
-          <w:lang w:val="en-US" w:eastAsia="zh-CN" w:bidi="hi-IN"/>
-        </w:rPr>
-        <w:t xml:space="preserve">  </w:t>
-      </w:r>
-      <w:r>
-        <w:rPr>
-          <w:rFonts w:eastAsia="Songti SC" w:cs="Arial Unicode MS" w:ascii="Andale Mono" w:hAnsi="Andale Mono"/>
-          <w:b w:val="false"/>
-          <w:bCs w:val="false"/>
-          <w:i w:val="false"/>
-          <w:iCs w:val="false"/>
-          <w:color w:val="auto"/>
-          <w:kern w:val="2"/>
-          <w:sz w:val="12"/>
-          <w:szCs w:val="12"/>
-          <w:u w:val="none"/>
-          <w:lang w:val="en-US" w:eastAsia="zh-CN" w:bidi="hi-IN"/>
-        </w:rPr>
-        <w:t>file.</w:t>
-      </w:r>
-    </w:p>
-    <w:p>
-      <w:pPr>
-        <w:pStyle w:val="Normal"/>
-        <w:ind w:hanging="0" w:start="0" w:end="0"/>
-        <w:rPr>
-          <w:rFonts w:ascii="Andale Mono" w:hAnsi="Andale Mono" w:eastAsia="Songti SC" w:cs="Arial Unicode MS"/>
-          <w:b w:val="false"/>
-          <w:bCs w:val="false"/>
-          <w:i w:val="false"/>
-          <w:i w:val="false"/>
-          <w:iCs w:val="false"/>
-          <w:color w:val="auto"/>
-          <w:kern w:val="2"/>
-          <w:sz w:val="16"/>
-          <w:szCs w:val="16"/>
-          <w:u w:val="none"/>
-          <w:lang w:val="en-US" w:eastAsia="zh-CN" w:bidi="hi-IN"/>
-        </w:rPr>
-      </w:pPr>
-      <w:r>
-        <w:rPr>
-          <w:rFonts w:eastAsia="Songti SC" w:cs="Arial Unicode MS" w:ascii="Andale Mono" w:hAnsi="Andale Mono"/>
-          <w:b w:val="false"/>
-          <w:bCs w:val="false"/>
-          <w:i w:val="false"/>
-          <w:iCs w:val="false"/>
-          <w:color w:val="auto"/>
-          <w:kern w:val="2"/>
-          <w:sz w:val="16"/>
-          <w:szCs w:val="16"/>
-          <w:u w:val="none"/>
-          <w:lang w:val="en-US" w:eastAsia="zh-CN" w:bidi="hi-IN"/>
-        </w:rPr>
-      </w:r>
-    </w:p>
-    <w:p>
-      <w:pPr>
-        <w:pStyle w:val="Normal"/>
-        <w:ind w:hanging="0" w:start="0" w:end="0"/>
-        <w:rPr>
-          <w:rFonts w:ascii="Andale Mono" w:hAnsi="Andale Mono" w:eastAsia="Songti SC" w:cs="Arial Unicode MS"/>
-          <w:b w:val="false"/>
-          <w:bCs w:val="false"/>
-          <w:i w:val="false"/>
-          <w:i w:val="false"/>
-          <w:iCs w:val="false"/>
-          <w:color w:val="auto"/>
-          <w:kern w:val="2"/>
-          <w:sz w:val="16"/>
-          <w:szCs w:val="16"/>
-          <w:u w:val="none"/>
-          <w:lang w:val="en-US" w:eastAsia="zh-CN" w:bidi="hi-IN"/>
-        </w:rPr>
-      </w:pPr>
-      <w:r>
-        <w:rPr>
-          <w:rFonts w:eastAsia="Songti SC" w:cs="Arial Unicode MS" w:ascii="Andale Mono" w:hAnsi="Andale Mono"/>
-          <w:b w:val="false"/>
-          <w:bCs w:val="false"/>
-          <w:i w:val="false"/>
-          <w:iCs w:val="false"/>
-          <w:color w:val="auto"/>
-          <w:kern w:val="2"/>
-          <w:sz w:val="16"/>
-          <w:szCs w:val="16"/>
-          <w:u w:val="none"/>
-          <w:lang w:val="en-US" w:eastAsia="zh-CN" w:bidi="hi-IN"/>
-        </w:rPr>
-        <w:t xml:space="preserve">   </w:t>
-      </w:r>
-      <w:r>
-        <w:rPr>
-          <w:rFonts w:eastAsia="Songti SC" w:cs="Arial Unicode MS" w:ascii="Andale Mono" w:hAnsi="Andale Mono"/>
-          <w:b w:val="false"/>
-          <w:bCs w:val="false"/>
-          <w:i w:val="false"/>
-          <w:iCs w:val="false"/>
-          <w:color w:val="auto"/>
-          <w:kern w:val="2"/>
-          <w:sz w:val="16"/>
-          <w:szCs w:val="16"/>
-          <w:u w:val="none"/>
-          <w:lang w:val="en-US" w:eastAsia="zh-CN" w:bidi="hi-IN"/>
-        </w:rPr>
-        <w:t>{</w:t>
-      </w:r>
-    </w:p>
-    <w:p>
-      <w:pPr>
-        <w:pStyle w:val="Normal"/>
-        <w:ind w:hanging="0" w:start="0" w:end="0"/>
-        <w:rPr>
-          <w:rFonts w:ascii="Andale Mono" w:hAnsi="Andale Mono" w:eastAsia="Songti SC" w:cs="Arial Unicode MS"/>
-          <w:b w:val="false"/>
-          <w:bCs w:val="false"/>
-          <w:i w:val="false"/>
-          <w:i w:val="false"/>
-          <w:iCs w:val="false"/>
-          <w:color w:val="auto"/>
-          <w:kern w:val="2"/>
-          <w:sz w:val="16"/>
-          <w:szCs w:val="16"/>
-          <w:u w:val="none"/>
-          <w:lang w:val="en-US" w:eastAsia="zh-CN" w:bidi="hi-IN"/>
-        </w:rPr>
-      </w:pPr>
-      <w:r>
-        <w:rPr>
-          <w:rFonts w:eastAsia="Songti SC" w:cs="Arial Unicode MS" w:ascii="Andale Mono" w:hAnsi="Andale Mono"/>
-          <w:b w:val="false"/>
-          <w:bCs w:val="false"/>
-          <w:i w:val="false"/>
-          <w:iCs w:val="false"/>
-          <w:color w:val="auto"/>
-          <w:kern w:val="2"/>
-          <w:sz w:val="16"/>
-          <w:szCs w:val="16"/>
-          <w:u w:val="none"/>
-          <w:lang w:val="en-US" w:eastAsia="zh-CN" w:bidi="hi-IN"/>
-        </w:rPr>
-        <w:t xml:space="preserve">       </w:t>
-      </w:r>
-      <w:r>
-        <w:rPr>
-          <w:rFonts w:eastAsia="Songti SC" w:cs="Arial Unicode MS" w:ascii="Andale Mono" w:hAnsi="Andale Mono"/>
-          <w:b w:val="false"/>
-          <w:bCs w:val="false"/>
-          <w:i w:val="false"/>
-          <w:iCs w:val="false"/>
-          <w:color w:val="auto"/>
-          <w:kern w:val="2"/>
-          <w:sz w:val="16"/>
-          <w:szCs w:val="16"/>
-          <w:u w:val="none"/>
-          <w:lang w:val="en-US" w:eastAsia="zh-CN" w:bidi="hi-IN"/>
-        </w:rPr>
-        <w:t>"config": {</w:t>
-      </w:r>
-    </w:p>
-    <w:p>
-      <w:pPr>
-        <w:pStyle w:val="Normal"/>
-        <w:ind w:hanging="0" w:start="0" w:end="0"/>
-        <w:rPr>
-          <w:rFonts w:ascii="Andale Mono" w:hAnsi="Andale Mono" w:eastAsia="Songti SC" w:cs="Arial Unicode MS"/>
-          <w:b w:val="false"/>
-          <w:bCs w:val="false"/>
-          <w:i w:val="false"/>
           <w:i w:val="false"/>
           <w:iCs w:val="false"/>
           <w:color w:val="auto"/>
@@ -6882,12 +6325,11 @@
     <w:p>
       <w:pPr>
         <w:pStyle w:val="Normal"/>
-        <w:ind w:hanging="0" w:start="0" w:end="0"/>
+        <w:ind w:hanging="0" w:left="0" w:right="0"/>
         <w:rPr>
           <w:rFonts w:ascii="Andale Mono" w:hAnsi="Andale Mono" w:eastAsia="Songti SC" w:cs="Arial Unicode MS"/>
           <w:b w:val="false"/>
           <w:bCs w:val="false"/>
-          <w:i w:val="false"/>
           <w:i w:val="false"/>
           <w:iCs w:val="false"/>
           <w:color w:val="auto"/>
@@ -6935,13 +6377,12 @@
     <w:p>
       <w:pPr>
         <w:pStyle w:val="Normal"/>
-        <w:ind w:hanging="0" w:start="0" w:end="0"/>
+        <w:ind w:hanging="0" w:left="0" w:right="0"/>
         <w:rPr>
           <w:rFonts w:ascii="Andale Mono" w:hAnsi="Andale Mono" w:eastAsia="Songti SC" w:cs="Arial Unicode MS"/>
           <w:b w:val="false"/>
           <w:bCs w:val="false"/>
           <w:i w:val="false"/>
-          <w:i w:val="false"/>
           <w:iCs w:val="false"/>
           <w:color w:val="auto"/>
           <w:kern w:val="2"/>
@@ -6987,13 +6428,12 @@
     <w:p>
       <w:pPr>
         <w:pStyle w:val="Normal"/>
-        <w:ind w:hanging="0" w:start="0" w:end="0"/>
+        <w:ind w:hanging="0" w:left="0" w:right="0"/>
         <w:rPr>
           <w:rFonts w:ascii="Andale Mono" w:hAnsi="Andale Mono" w:eastAsia="Songti SC" w:cs="Arial Unicode MS"/>
           <w:b w:val="false"/>
           <w:bCs w:val="false"/>
           <w:i w:val="false"/>
-          <w:i w:val="false"/>
           <w:iCs w:val="false"/>
           <w:color w:val="auto"/>
           <w:kern w:val="2"/>
@@ -7039,13 +6479,12 @@
     <w:p>
       <w:pPr>
         <w:pStyle w:val="Normal"/>
-        <w:ind w:hanging="0" w:start="0" w:end="0"/>
+        <w:ind w:hanging="0" w:left="0" w:right="0"/>
         <w:rPr>
           <w:rFonts w:ascii="Andale Mono" w:hAnsi="Andale Mono" w:eastAsia="Songti SC" w:cs="Arial Unicode MS"/>
           <w:b w:val="false"/>
           <w:bCs w:val="false"/>
           <w:i w:val="false"/>
-          <w:i w:val="false"/>
           <w:iCs w:val="false"/>
           <w:color w:val="auto"/>
           <w:kern w:val="2"/>
@@ -7085,19 +6524,1025 @@
           <w:u w:val="none"/>
           <w:lang w:val="en-US" w:eastAsia="zh-CN" w:bidi="hi-IN"/>
         </w:rPr>
-        <w:t>"</w:t>
-      </w:r>
-      <w:r>
-        <w:rPr>
-          <w:rFonts w:eastAsia="Songti SC" w:cs="Arial Unicode MS" w:ascii="Andale Mono" w:hAnsi="Andale Mono"/>
-          <w:b w:val="false"/>
-          <w:bCs w:val="false"/>
-          <w:i w:val="false"/>
-          <w:iCs w:val="false"/>
-          <w:color w:val="auto"/>
-          <w:kern w:val="2"/>
-          <w:sz w:val="16"/>
-          <w:szCs w:val="16"/>
+        <w:t>"load": [ “file”… ]</w:t>
+      </w:r>
+    </w:p>
+    <w:p>
+      <w:pPr>
+        <w:pStyle w:val="Normal"/>
+        <w:ind w:hanging="0" w:left="0" w:right="0"/>
+        <w:rPr>
+          <w:rFonts w:ascii="Andale Mono" w:hAnsi="Andale Mono" w:eastAsia="Songti SC" w:cs="Arial Unicode MS"/>
+          <w:b w:val="false"/>
+          <w:bCs w:val="false"/>
+          <w:i w:val="false"/>
+          <w:iCs w:val="false"/>
+          <w:color w:val="auto"/>
+          <w:kern w:val="2"/>
+          <w:sz w:val="16"/>
+          <w:szCs w:val="16"/>
+          <w:u w:val="none"/>
+          <w:lang w:val="en-US" w:eastAsia="zh-CN" w:bidi="hi-IN"/>
+        </w:rPr>
+      </w:pPr>
+      <w:r>
+        <w:rPr>
+          <w:rFonts w:eastAsia="Songti SC" w:cs="Arial Unicode MS" w:ascii="Andale Mono" w:hAnsi="Andale Mono"/>
+          <w:b w:val="false"/>
+          <w:bCs w:val="false"/>
+          <w:i w:val="false"/>
+          <w:iCs w:val="false"/>
+          <w:color w:val="auto"/>
+          <w:kern w:val="2"/>
+          <w:sz w:val="16"/>
+          <w:szCs w:val="16"/>
+          <w:u w:val="none"/>
+          <w:lang w:val="en-US" w:eastAsia="zh-CN" w:bidi="hi-IN"/>
+        </w:rPr>
+        <w:t xml:space="preserve">   </w:t>
+      </w:r>
+      <w:r>
+        <w:rPr>
+          <w:rFonts w:eastAsia="Songti SC" w:cs="Arial Unicode MS" w:ascii="Andale Mono" w:hAnsi="Andale Mono"/>
+          <w:b w:val="false"/>
+          <w:bCs w:val="false"/>
+          <w:i w:val="false"/>
+          <w:iCs w:val="false"/>
+          <w:color w:val="auto"/>
+          <w:kern w:val="2"/>
+          <w:sz w:val="16"/>
+          <w:szCs w:val="16"/>
+          <w:u w:val="none"/>
+          <w:lang w:val="en-US" w:eastAsia="zh-CN" w:bidi="hi-IN"/>
+        </w:rPr>
+        <w:t>}</w:t>
+      </w:r>
+    </w:p>
+    <w:p>
+      <w:pPr>
+        <w:pStyle w:val="Normal"/>
+        <w:ind w:hanging="0" w:left="0" w:right="0"/>
+        <w:rPr>
+          <w:rFonts w:ascii="Andale Mono" w:hAnsi="Andale Mono" w:eastAsia="Songti SC" w:cs="Arial Unicode MS"/>
+          <w:b w:val="false"/>
+          <w:bCs w:val="false"/>
+          <w:i w:val="false"/>
+          <w:iCs w:val="false"/>
+          <w:color w:val="auto"/>
+          <w:kern w:val="2"/>
+          <w:sz w:val="16"/>
+          <w:szCs w:val="16"/>
+          <w:u w:val="none"/>
+          <w:lang w:val="en-US" w:eastAsia="zh-CN" w:bidi="hi-IN"/>
+        </w:rPr>
+      </w:pPr>
+      <w:r>
+        <w:rPr>
+          <w:rFonts w:eastAsia="Songti SC" w:cs="Arial Unicode MS" w:ascii="Andale Mono" w:hAnsi="Andale Mono"/>
+          <w:b w:val="false"/>
+          <w:bCs w:val="false"/>
+          <w:i w:val="false"/>
+          <w:iCs w:val="false"/>
+          <w:color w:val="auto"/>
+          <w:kern w:val="2"/>
+          <w:sz w:val="16"/>
+          <w:szCs w:val="16"/>
+          <w:u w:val="none"/>
+          <w:lang w:val="en-US" w:eastAsia="zh-CN" w:bidi="hi-IN"/>
+        </w:rPr>
+      </w:r>
+    </w:p>
+    <w:p>
+      <w:pPr>
+        <w:pStyle w:val="Normal"/>
+        <w:ind w:hanging="0" w:left="0" w:right="0"/>
+        <w:rPr>
+          <w:rFonts w:ascii="Andale Mono" w:hAnsi="Andale Mono"/>
+          <w:sz w:val="12"/>
+          <w:szCs w:val="12"/>
+        </w:rPr>
+      </w:pPr>
+      <w:r>
+        <w:rPr>
+          <w:rFonts w:eastAsia="Songti SC" w:cs="Arial Unicode MS" w:ascii="Andale Mono" w:hAnsi="Andale Mono"/>
+          <w:b w:val="false"/>
+          <w:bCs w:val="false"/>
+          <w:i w:val="false"/>
+          <w:iCs w:val="false"/>
+          <w:color w:val="auto"/>
+          <w:kern w:val="2"/>
+          <w:sz w:val="12"/>
+          <w:szCs w:val="12"/>
+          <w:u w:val="none"/>
+          <w:lang w:val="en-US" w:eastAsia="zh-CN" w:bidi="hi-IN"/>
+        </w:rPr>
+        <w:t xml:space="preserve">   </w:t>
+      </w:r>
+      <w:r>
+        <w:rPr>
+          <w:rFonts w:eastAsia="Songti SC" w:cs="Arial Unicode MS" w:ascii="Andale Mono" w:hAnsi="Andale Mono"/>
+          <w:b w:val="false"/>
+          <w:bCs w:val="false"/>
+          <w:i w:val="false"/>
+          <w:iCs w:val="false"/>
+          <w:color w:val="auto"/>
+          <w:kern w:val="2"/>
+          <w:sz w:val="12"/>
+          <w:szCs w:val="12"/>
+          <w:u w:val="none"/>
+          <w:lang w:val="en-US" w:eastAsia="zh-CN" w:bidi="hi-IN"/>
+        </w:rPr>
+        <w:t>The configuration syntax can specify three options, none</w:t>
+      </w:r>
+    </w:p>
+    <w:p>
+      <w:pPr>
+        <w:pStyle w:val="Normal"/>
+        <w:ind w:hanging="0" w:left="0" w:right="0"/>
+        <w:rPr>
+          <w:rFonts w:ascii="Andale Mono" w:hAnsi="Andale Mono"/>
+          <w:sz w:val="12"/>
+          <w:szCs w:val="12"/>
+        </w:rPr>
+      </w:pPr>
+      <w:r>
+        <w:rPr>
+          <w:rFonts w:eastAsia="Songti SC" w:cs="Arial Unicode MS" w:ascii="Andale Mono" w:hAnsi="Andale Mono"/>
+          <w:b w:val="false"/>
+          <w:bCs w:val="false"/>
+          <w:i w:val="false"/>
+          <w:iCs w:val="false"/>
+          <w:color w:val="auto"/>
+          <w:kern w:val="2"/>
+          <w:sz w:val="12"/>
+          <w:szCs w:val="12"/>
+          <w:u w:val="none"/>
+          <w:lang w:val="en-US" w:eastAsia="zh-CN" w:bidi="hi-IN"/>
+        </w:rPr>
+        <w:t xml:space="preserve">   </w:t>
+      </w:r>
+      <w:r>
+        <w:rPr>
+          <w:rFonts w:eastAsia="Songti SC" w:cs="Arial Unicode MS" w:ascii="Andale Mono" w:hAnsi="Andale Mono"/>
+          <w:b w:val="false"/>
+          <w:bCs w:val="false"/>
+          <w:i w:val="false"/>
+          <w:iCs w:val="false"/>
+          <w:color w:val="auto"/>
+          <w:kern w:val="2"/>
+          <w:sz w:val="12"/>
+          <w:szCs w:val="12"/>
+          <w:u w:val="none"/>
+          <w:lang w:val="en-US" w:eastAsia="zh-CN" w:bidi="hi-IN"/>
+        </w:rPr>
+        <w:t>of which are required.</w:t>
+      </w:r>
+    </w:p>
+    <w:p>
+      <w:pPr>
+        <w:pStyle w:val="Normal"/>
+        <w:ind w:hanging="0" w:left="0" w:right="0"/>
+        <w:rPr>
+          <w:rFonts w:ascii="Andale Mono" w:hAnsi="Andale Mono" w:eastAsia="Songti SC" w:cs="Arial Unicode MS"/>
+          <w:b w:val="false"/>
+          <w:bCs w:val="false"/>
+          <w:i w:val="false"/>
+          <w:iCs w:val="false"/>
+          <w:color w:val="auto"/>
+          <w:kern w:val="2"/>
+          <w:sz w:val="16"/>
+          <w:szCs w:val="16"/>
+          <w:u w:val="none"/>
+          <w:lang w:val="en-US" w:eastAsia="zh-CN" w:bidi="hi-IN"/>
+        </w:rPr>
+      </w:pPr>
+      <w:r>
+        <w:rPr>
+          <w:rFonts w:eastAsia="Songti SC" w:cs="Arial Unicode MS" w:ascii="Andale Mono" w:hAnsi="Andale Mono"/>
+          <w:b w:val="false"/>
+          <w:bCs w:val="false"/>
+          <w:i w:val="false"/>
+          <w:iCs w:val="false"/>
+          <w:color w:val="auto"/>
+          <w:kern w:val="2"/>
+          <w:sz w:val="16"/>
+          <w:szCs w:val="16"/>
+          <w:u w:val="none"/>
+          <w:lang w:val="en-US" w:eastAsia="zh-CN" w:bidi="hi-IN"/>
+        </w:rPr>
+      </w:r>
+    </w:p>
+    <w:p>
+      <w:pPr>
+        <w:pStyle w:val="Normal"/>
+        <w:ind w:hanging="0" w:left="0" w:right="0"/>
+        <w:rPr>
+          <w:rFonts w:ascii="Andale Mono" w:hAnsi="Andale Mono"/>
+          <w:sz w:val="12"/>
+          <w:szCs w:val="12"/>
+        </w:rPr>
+      </w:pPr>
+      <w:r>
+        <w:rPr>
+          <w:rFonts w:eastAsia="Songti SC" w:cs="Arial Unicode MS" w:ascii="Andale Mono" w:hAnsi="Andale Mono"/>
+          <w:b w:val="false"/>
+          <w:bCs w:val="false"/>
+          <w:i w:val="false"/>
+          <w:iCs w:val="false"/>
+          <w:color w:val="auto"/>
+          <w:kern w:val="2"/>
+          <w:sz w:val="12"/>
+          <w:szCs w:val="12"/>
+          <w:u w:val="none"/>
+          <w:lang w:val="en-US" w:eastAsia="zh-CN" w:bidi="hi-IN"/>
+        </w:rPr>
+        <w:t xml:space="preserve">   </w:t>
+      </w:r>
+      <w:r>
+        <w:rPr>
+          <w:rFonts w:eastAsia="Songti SC" w:cs="Arial Unicode MS" w:ascii="Andale Mono" w:hAnsi="Andale Mono"/>
+          <w:b w:val="false"/>
+          <w:bCs w:val="false"/>
+          <w:i w:val="false"/>
+          <w:iCs w:val="false"/>
+          <w:color w:val="auto"/>
+          <w:kern w:val="2"/>
+          <w:sz w:val="12"/>
+          <w:szCs w:val="12"/>
+          <w:u w:val="none"/>
+          <w:lang w:val="en-US" w:eastAsia="zh-CN" w:bidi="hi-IN"/>
+        </w:rPr>
+        <w:t xml:space="preserve">The </w:t>
+      </w:r>
+      <w:r>
+        <w:rPr>
+          <w:rFonts w:eastAsia="Songti SC" w:cs="Arial Unicode MS" w:ascii="Andale Mono" w:hAnsi="Andale Mono"/>
+          <w:b w:val="false"/>
+          <w:bCs w:val="false"/>
+          <w:i/>
+          <w:iCs/>
+          <w:color w:val="auto"/>
+          <w:kern w:val="2"/>
+          <w:sz w:val="12"/>
+          <w:szCs w:val="12"/>
+          <w:u w:val="none"/>
+          <w:lang w:val="en-US" w:eastAsia="zh-CN" w:bidi="hi-IN"/>
+        </w:rPr>
+        <w:t>config</w:t>
+      </w:r>
+      <w:r>
+        <w:rPr>
+          <w:rFonts w:eastAsia="Songti SC" w:cs="Arial Unicode MS" w:ascii="Andale Mono" w:hAnsi="Andale Mono"/>
+          <w:b w:val="false"/>
+          <w:bCs w:val="false"/>
+          <w:i w:val="false"/>
+          <w:iCs w:val="false"/>
+          <w:color w:val="auto"/>
+          <w:kern w:val="2"/>
+          <w:sz w:val="12"/>
+          <w:szCs w:val="12"/>
+          <w:u w:val="none"/>
+          <w:lang w:val="en-US" w:eastAsia="zh-CN" w:bidi="hi-IN"/>
+        </w:rPr>
+        <w:t xml:space="preserve"> option supplies a </w:t>
+      </w:r>
+      <w:r>
+        <w:rPr>
+          <w:rFonts w:eastAsia="Songti SC" w:cs="Arial Unicode MS" w:ascii="Andale Mono" w:hAnsi="Andale Mono"/>
+          <w:b w:val="false"/>
+          <w:bCs w:val="false"/>
+          <w:i/>
+          <w:iCs/>
+          <w:color w:val="auto"/>
+          <w:kern w:val="2"/>
+          <w:sz w:val="12"/>
+          <w:szCs w:val="12"/>
+          <w:u w:val="none"/>
+          <w:lang w:val="en-US" w:eastAsia="zh-CN" w:bidi="hi-IN"/>
+        </w:rPr>
+        <w:t>mu</w:t>
+      </w:r>
+      <w:r>
+        <w:rPr>
+          <w:rFonts w:eastAsia="Songti SC" w:cs="Arial Unicode MS" w:ascii="Andale Mono" w:hAnsi="Andale Mono"/>
+          <w:b w:val="false"/>
+          <w:bCs w:val="false"/>
+          <w:i w:val="false"/>
+          <w:iCs w:val="false"/>
+          <w:color w:val="auto"/>
+          <w:kern w:val="2"/>
+          <w:sz w:val="12"/>
+          <w:szCs w:val="12"/>
+          <w:u w:val="none"/>
+          <w:lang w:val="en-US" w:eastAsia="zh-CN" w:bidi="hi-IN"/>
+        </w:rPr>
+        <w:t xml:space="preserve"> Env configuration</w:t>
+      </w:r>
+    </w:p>
+    <w:p>
+      <w:pPr>
+        <w:pStyle w:val="Normal"/>
+        <w:ind w:hanging="0" w:left="0" w:right="0"/>
+        <w:rPr>
+          <w:rFonts w:ascii="Andale Mono" w:hAnsi="Andale Mono"/>
+          <w:sz w:val="12"/>
+          <w:szCs w:val="12"/>
+        </w:rPr>
+      </w:pPr>
+      <w:r>
+        <w:rPr>
+          <w:rFonts w:eastAsia="Songti SC" w:cs="Arial Unicode MS" w:ascii="Andale Mono" w:hAnsi="Andale Mono"/>
+          <w:b w:val="false"/>
+          <w:bCs w:val="false"/>
+          <w:i w:val="false"/>
+          <w:iCs w:val="false"/>
+          <w:color w:val="auto"/>
+          <w:kern w:val="2"/>
+          <w:sz w:val="12"/>
+          <w:szCs w:val="12"/>
+          <w:u w:val="none"/>
+          <w:lang w:val="en-US" w:eastAsia="zh-CN" w:bidi="hi-IN"/>
+        </w:rPr>
+        <w:t xml:space="preserve">   </w:t>
+      </w:r>
+      <w:r>
+        <w:rPr>
+          <w:rFonts w:eastAsia="Songti SC" w:cs="Arial Unicode MS" w:ascii="Andale Mono" w:hAnsi="Andale Mono"/>
+          <w:b w:val="false"/>
+          <w:bCs w:val="false"/>
+          <w:i w:val="false"/>
+          <w:iCs w:val="false"/>
+          <w:color w:val="auto"/>
+          <w:kern w:val="2"/>
+          <w:sz w:val="12"/>
+          <w:szCs w:val="12"/>
+          <w:u w:val="none"/>
+          <w:lang w:val="en-US" w:eastAsia="zh-CN" w:bidi="hi-IN"/>
+        </w:rPr>
+        <w:t xml:space="preserve">specification in </w:t>
+      </w:r>
+      <w:r>
+        <w:rPr>
+          <w:rFonts w:eastAsia="Songti SC" w:cs="Arial Unicode MS" w:ascii="Andale Mono" w:hAnsi="Andale Mono"/>
+          <w:b w:val="false"/>
+          <w:bCs w:val="false"/>
+          <w:i/>
+          <w:iCs/>
+          <w:color w:val="auto"/>
+          <w:kern w:val="2"/>
+          <w:sz w:val="12"/>
+          <w:szCs w:val="12"/>
+          <w:u w:val="none"/>
+          <w:lang w:val="en-US" w:eastAsia="zh-CN" w:bidi="hi-IN"/>
+        </w:rPr>
+        <w:t>JSON</w:t>
+      </w:r>
+      <w:r>
+        <w:rPr>
+          <w:rFonts w:eastAsia="Songti SC" w:cs="Arial Unicode MS" w:ascii="Andale Mono" w:hAnsi="Andale Mono"/>
+          <w:b w:val="false"/>
+          <w:bCs w:val="false"/>
+          <w:i w:val="false"/>
+          <w:iCs w:val="false"/>
+          <w:color w:val="auto"/>
+          <w:kern w:val="2"/>
+          <w:sz w:val="12"/>
+          <w:szCs w:val="12"/>
+          <w:u w:val="none"/>
+          <w:lang w:val="en-US" w:eastAsia="zh-CN" w:bidi="hi-IN"/>
+        </w:rPr>
+        <w:t xml:space="preserve"> format, see the </w:t>
+      </w:r>
+      <w:r>
+        <w:rPr>
+          <w:rFonts w:eastAsia="Songti SC" w:cs="Arial Unicode MS" w:ascii="Andale Mono" w:hAnsi="Andale Mono"/>
+          <w:b w:val="false"/>
+          <w:bCs w:val="false"/>
+          <w:i/>
+          <w:iCs/>
+          <w:color w:val="auto"/>
+          <w:kern w:val="2"/>
+          <w:sz w:val="12"/>
+          <w:szCs w:val="12"/>
+          <w:u w:val="none"/>
+          <w:lang w:val="en-US" w:eastAsia="zh-CN" w:bidi="hi-IN"/>
+        </w:rPr>
+        <w:t xml:space="preserve">mu-ref </w:t>
+      </w:r>
+      <w:r>
+        <w:rPr>
+          <w:rFonts w:eastAsia="Songti SC" w:cs="Arial Unicode MS" w:ascii="Andale Mono" w:hAnsi="Andale Mono"/>
+          <w:b w:val="false"/>
+          <w:bCs w:val="false"/>
+          <w:i w:val="false"/>
+          <w:iCs w:val="false"/>
+          <w:color w:val="auto"/>
+          <w:kern w:val="2"/>
+          <w:sz w:val="12"/>
+          <w:szCs w:val="12"/>
+          <w:u w:val="none"/>
+          <w:lang w:val="en-US" w:eastAsia="zh-CN" w:bidi="hi-IN"/>
+        </w:rPr>
+        <w:t>refcard</w:t>
+      </w:r>
+    </w:p>
+    <w:p>
+      <w:pPr>
+        <w:pStyle w:val="Normal"/>
+        <w:ind w:hanging="0" w:left="0" w:right="0"/>
+        <w:rPr>
+          <w:rFonts w:ascii="Andale Mono" w:hAnsi="Andale Mono"/>
+          <w:sz w:val="12"/>
+          <w:szCs w:val="12"/>
+        </w:rPr>
+      </w:pPr>
+      <w:r>
+        <w:rPr>
+          <w:rFonts w:eastAsia="Songti SC" w:cs="Arial Unicode MS" w:ascii="Andale Mono" w:hAnsi="Andale Mono"/>
+          <w:b w:val="false"/>
+          <w:bCs w:val="false"/>
+          <w:i w:val="false"/>
+          <w:iCs w:val="false"/>
+          <w:color w:val="auto"/>
+          <w:kern w:val="2"/>
+          <w:sz w:val="12"/>
+          <w:szCs w:val="12"/>
+          <w:u w:val="none"/>
+          <w:lang w:val="en-US" w:eastAsia="zh-CN" w:bidi="hi-IN"/>
+        </w:rPr>
+        <w:t xml:space="preserve">  </w:t>
+      </w:r>
+      <w:r>
+        <w:rPr>
+          <w:rFonts w:eastAsia="Songti SC" w:cs="Arial Unicode MS" w:ascii="Andale Mono" w:hAnsi="Andale Mono"/>
+          <w:b w:val="false"/>
+          <w:bCs w:val="false"/>
+          <w:i/>
+          <w:iCs/>
+          <w:color w:val="auto"/>
+          <w:kern w:val="2"/>
+          <w:sz w:val="12"/>
+          <w:szCs w:val="12"/>
+          <w:u w:val="none"/>
+          <w:lang w:val="en-US" w:eastAsia="zh-CN" w:bidi="hi-IN"/>
+        </w:rPr>
+        <w:t xml:space="preserve"> </w:t>
+      </w:r>
+      <w:r>
+        <w:rPr>
+          <w:rFonts w:eastAsia="Songti SC" w:cs="Arial Unicode MS" w:ascii="Andale Mono" w:hAnsi="Andale Mono"/>
+          <w:b w:val="false"/>
+          <w:bCs w:val="false"/>
+          <w:i/>
+          <w:iCs/>
+          <w:color w:val="auto"/>
+          <w:kern w:val="2"/>
+          <w:sz w:val="12"/>
+          <w:szCs w:val="12"/>
+          <w:u w:val="none"/>
+          <w:lang w:val="en-US" w:eastAsia="zh-CN" w:bidi="hi-IN"/>
+        </w:rPr>
+        <w:t xml:space="preserve">environment </w:t>
+      </w:r>
+      <w:r>
+        <w:rPr>
+          <w:rFonts w:eastAsia="Songti SC" w:cs="Arial Unicode MS" w:ascii="Andale Mono" w:hAnsi="Andale Mono"/>
+          <w:b w:val="false"/>
+          <w:bCs w:val="false"/>
+          <w:i w:val="false"/>
+          <w:iCs w:val="false"/>
+          <w:color w:val="auto"/>
+          <w:kern w:val="2"/>
+          <w:sz w:val="12"/>
+          <w:szCs w:val="12"/>
+          <w:u w:val="none"/>
+          <w:lang w:val="en-US" w:eastAsia="zh-CN" w:bidi="hi-IN"/>
+        </w:rPr>
+        <w:t>section for details. If this option is not</w:t>
+      </w:r>
+    </w:p>
+    <w:p>
+      <w:pPr>
+        <w:pStyle w:val="Normal"/>
+        <w:ind w:hanging="0" w:left="0" w:right="0"/>
+        <w:rPr>
+          <w:rFonts w:ascii="Andale Mono" w:hAnsi="Andale Mono"/>
+          <w:sz w:val="12"/>
+          <w:szCs w:val="12"/>
+        </w:rPr>
+      </w:pPr>
+      <w:r>
+        <w:rPr>
+          <w:rFonts w:eastAsia="Songti SC" w:cs="Arial Unicode MS" w:ascii="Andale Mono" w:hAnsi="Andale Mono"/>
+          <w:b w:val="false"/>
+          <w:bCs w:val="false"/>
+          <w:i w:val="false"/>
+          <w:iCs w:val="false"/>
+          <w:color w:val="auto"/>
+          <w:kern w:val="2"/>
+          <w:sz w:val="12"/>
+          <w:szCs w:val="12"/>
+          <w:u w:val="none"/>
+          <w:lang w:val="en-US" w:eastAsia="zh-CN" w:bidi="hi-IN"/>
+        </w:rPr>
+        <w:t xml:space="preserve">   </w:t>
+      </w:r>
+      <w:r>
+        <w:rPr>
+          <w:rFonts w:eastAsia="Songti SC" w:cs="Arial Unicode MS" w:ascii="Andale Mono" w:hAnsi="Andale Mono"/>
+          <w:b w:val="false"/>
+          <w:bCs w:val="false"/>
+          <w:i w:val="false"/>
+          <w:iCs w:val="false"/>
+          <w:color w:val="auto"/>
+          <w:kern w:val="2"/>
+          <w:sz w:val="12"/>
+          <w:szCs w:val="12"/>
+          <w:u w:val="none"/>
+          <w:lang w:val="en-US" w:eastAsia="zh-CN" w:bidi="hi-IN"/>
+        </w:rPr>
+        <w:t xml:space="preserve">specified, the </w:t>
+      </w:r>
+      <w:r>
+        <w:rPr>
+          <w:rFonts w:eastAsia="Songti SC" w:cs="Arial Unicode MS" w:ascii="Andale Mono" w:hAnsi="Andale Mono"/>
+          <w:b w:val="false"/>
+          <w:bCs w:val="false"/>
+          <w:i/>
+          <w:iCs/>
+          <w:color w:val="auto"/>
+          <w:kern w:val="2"/>
+          <w:sz w:val="12"/>
+          <w:szCs w:val="12"/>
+          <w:u w:val="none"/>
+          <w:lang w:val="en-US" w:eastAsia="zh-CN" w:bidi="hi-IN"/>
+        </w:rPr>
+        <w:t>mu</w:t>
+      </w:r>
+      <w:r>
+        <w:rPr>
+          <w:rFonts w:eastAsia="Songti SC" w:cs="Arial Unicode MS" w:ascii="Andale Mono" w:hAnsi="Andale Mono"/>
+          <w:b w:val="false"/>
+          <w:bCs w:val="false"/>
+          <w:i w:val="false"/>
+          <w:iCs w:val="false"/>
+          <w:color w:val="auto"/>
+          <w:kern w:val="2"/>
+          <w:sz w:val="12"/>
+          <w:szCs w:val="12"/>
+          <w:u w:val="none"/>
+          <w:lang w:val="en-US" w:eastAsia="zh-CN" w:bidi="hi-IN"/>
+        </w:rPr>
+        <w:t xml:space="preserve"> Env will be created with default values.</w:t>
+      </w:r>
+    </w:p>
+    <w:p>
+      <w:pPr>
+        <w:pStyle w:val="Normal"/>
+        <w:ind w:hanging="0" w:left="0" w:right="0"/>
+        <w:rPr>
+          <w:rFonts w:ascii="Andale Mono" w:hAnsi="Andale Mono" w:eastAsia="Songti SC" w:cs="Arial Unicode MS"/>
+          <w:b w:val="false"/>
+          <w:bCs w:val="false"/>
+          <w:i w:val="false"/>
+          <w:iCs w:val="false"/>
+          <w:color w:val="auto"/>
+          <w:kern w:val="2"/>
+          <w:sz w:val="16"/>
+          <w:szCs w:val="16"/>
+          <w:u w:val="none"/>
+          <w:lang w:val="en-US" w:eastAsia="zh-CN" w:bidi="hi-IN"/>
+        </w:rPr>
+      </w:pPr>
+      <w:r>
+        <w:rPr>
+          <w:rFonts w:eastAsia="Songti SC" w:cs="Arial Unicode MS" w:ascii="Andale Mono" w:hAnsi="Andale Mono"/>
+          <w:b w:val="false"/>
+          <w:bCs w:val="false"/>
+          <w:i w:val="false"/>
+          <w:iCs w:val="false"/>
+          <w:color w:val="auto"/>
+          <w:kern w:val="2"/>
+          <w:sz w:val="16"/>
+          <w:szCs w:val="16"/>
+          <w:u w:val="none"/>
+          <w:lang w:val="en-US" w:eastAsia="zh-CN" w:bidi="hi-IN"/>
+        </w:rPr>
+      </w:r>
+    </w:p>
+    <w:p>
+      <w:pPr>
+        <w:pStyle w:val="Normal"/>
+        <w:ind w:hanging="0" w:left="0" w:right="0"/>
+        <w:rPr>
+          <w:rFonts w:ascii="Andale Mono" w:hAnsi="Andale Mono"/>
+          <w:sz w:val="12"/>
+          <w:szCs w:val="12"/>
+        </w:rPr>
+      </w:pPr>
+      <w:r>
+        <w:rPr>
+          <w:rFonts w:eastAsia="Songti SC" w:cs="Arial Unicode MS" w:ascii="Andale Mono" w:hAnsi="Andale Mono"/>
+          <w:b w:val="false"/>
+          <w:bCs w:val="false"/>
+          <w:i w:val="false"/>
+          <w:iCs w:val="false"/>
+          <w:color w:val="auto"/>
+          <w:kern w:val="2"/>
+          <w:sz w:val="12"/>
+          <w:szCs w:val="12"/>
+          <w:u w:val="none"/>
+          <w:lang w:val="en-US" w:eastAsia="zh-CN" w:bidi="hi-IN"/>
+        </w:rPr>
+        <w:t xml:space="preserve">   </w:t>
+      </w:r>
+      <w:r>
+        <w:rPr>
+          <w:rFonts w:eastAsia="Songti SC" w:cs="Arial Unicode MS" w:ascii="Andale Mono" w:hAnsi="Andale Mono"/>
+          <w:b w:val="false"/>
+          <w:bCs w:val="false"/>
+          <w:i w:val="false"/>
+          <w:iCs w:val="false"/>
+          <w:color w:val="auto"/>
+          <w:kern w:val="2"/>
+          <w:sz w:val="12"/>
+          <w:szCs w:val="12"/>
+          <w:u w:val="none"/>
+          <w:lang w:val="en-US" w:eastAsia="zh-CN" w:bidi="hi-IN"/>
+        </w:rPr>
+        <w:t xml:space="preserve">The </w:t>
+      </w:r>
+      <w:r>
+        <w:rPr>
+          <w:rFonts w:eastAsia="Songti SC" w:cs="Arial Unicode MS" w:ascii="Andale Mono" w:hAnsi="Andale Mono"/>
+          <w:b w:val="false"/>
+          <w:bCs w:val="false"/>
+          <w:i/>
+          <w:iCs/>
+          <w:color w:val="auto"/>
+          <w:kern w:val="2"/>
+          <w:sz w:val="12"/>
+          <w:szCs w:val="12"/>
+          <w:u w:val="none"/>
+          <w:lang w:val="en-US" w:eastAsia="zh-CN" w:bidi="hi-IN"/>
+        </w:rPr>
+        <w:t>namespace</w:t>
+      </w:r>
+      <w:r>
+        <w:rPr>
+          <w:rFonts w:eastAsia="Songti SC" w:cs="Arial Unicode MS" w:ascii="Andale Mono" w:hAnsi="Andale Mono"/>
+          <w:b w:val="false"/>
+          <w:bCs w:val="false"/>
+          <w:i w:val="false"/>
+          <w:iCs w:val="false"/>
+          <w:color w:val="auto"/>
+          <w:kern w:val="2"/>
+          <w:sz w:val="12"/>
+          <w:szCs w:val="12"/>
+          <w:u w:val="none"/>
+          <w:lang w:val="en-US" w:eastAsia="zh-CN" w:bidi="hi-IN"/>
+        </w:rPr>
+        <w:t xml:space="preserve"> option supplies the namespace that should be</w:t>
+      </w:r>
+    </w:p>
+    <w:p>
+      <w:pPr>
+        <w:pStyle w:val="Normal"/>
+        <w:ind w:hanging="0" w:left="0" w:right="0"/>
+        <w:rPr>
+          <w:sz w:val="12"/>
+          <w:szCs w:val="12"/>
+        </w:rPr>
+      </w:pPr>
+      <w:r>
+        <w:rPr>
+          <w:rFonts w:eastAsia="Songti SC" w:cs="Arial Unicode MS" w:ascii="Andale Mono" w:hAnsi="Andale Mono"/>
+          <w:b w:val="false"/>
+          <w:bCs w:val="false"/>
+          <w:i w:val="false"/>
+          <w:iCs w:val="false"/>
+          <w:color w:val="auto"/>
+          <w:kern w:val="2"/>
+          <w:sz w:val="12"/>
+          <w:szCs w:val="12"/>
+          <w:u w:val="none"/>
+          <w:lang w:val="en-US" w:eastAsia="zh-CN" w:bidi="hi-IN"/>
+        </w:rPr>
+        <w:t xml:space="preserve">   </w:t>
+      </w:r>
+      <w:r>
+        <w:rPr>
+          <w:rFonts w:eastAsia="Songti SC" w:cs="Arial Unicode MS" w:ascii="Andale Mono" w:hAnsi="Andale Mono"/>
+          <w:b w:val="false"/>
+          <w:bCs w:val="false"/>
+          <w:i w:val="false"/>
+          <w:iCs w:val="false"/>
+          <w:color w:val="auto"/>
+          <w:kern w:val="2"/>
+          <w:sz w:val="12"/>
+          <w:szCs w:val="12"/>
+          <w:u w:val="none"/>
+          <w:lang w:val="en-US" w:eastAsia="zh-CN" w:bidi="hi-IN"/>
+        </w:rPr>
+        <w:t xml:space="preserve">loaded, see the </w:t>
+      </w:r>
+      <w:r>
+        <w:rPr>
+          <w:rFonts w:eastAsia="Songti SC" w:cs="Arial Unicode MS" w:ascii="Andale Mono" w:hAnsi="Andale Mono"/>
+          <w:b w:val="false"/>
+          <w:bCs w:val="false"/>
+          <w:i/>
+          <w:iCs/>
+          <w:color w:val="auto"/>
+          <w:kern w:val="2"/>
+          <w:sz w:val="12"/>
+          <w:szCs w:val="12"/>
+          <w:u w:val="none"/>
+          <w:lang w:val="en-US" w:eastAsia="zh-CN" w:bidi="hi-IN"/>
+        </w:rPr>
+        <w:t xml:space="preserve">mu-ref </w:t>
+      </w:r>
+      <w:r>
+        <w:rPr>
+          <w:rFonts w:eastAsia="Songti SC" w:cs="Arial Unicode MS" w:ascii="Andale Mono" w:hAnsi="Andale Mono"/>
+          <w:b w:val="false"/>
+          <w:bCs w:val="false"/>
+          <w:i w:val="false"/>
+          <w:iCs w:val="false"/>
+          <w:color w:val="auto"/>
+          <w:kern w:val="2"/>
+          <w:sz w:val="12"/>
+          <w:szCs w:val="12"/>
+          <w:u w:val="none"/>
+          <w:lang w:val="en-US" w:eastAsia="zh-CN" w:bidi="hi-IN"/>
+        </w:rPr>
+        <w:t>refcard</w:t>
+      </w:r>
+      <w:r>
+        <w:rPr>
+          <w:rFonts w:eastAsia="Songti SC" w:cs="Arial Unicode MS" w:ascii="Andale Mono" w:hAnsi="Andale Mono"/>
+          <w:b w:val="false"/>
+          <w:bCs w:val="false"/>
+          <w:i/>
+          <w:iCs/>
+          <w:color w:val="auto"/>
+          <w:kern w:val="2"/>
+          <w:sz w:val="12"/>
+          <w:szCs w:val="12"/>
+          <w:u w:val="none"/>
+          <w:lang w:val="en-US" w:eastAsia="zh-CN" w:bidi="hi-IN"/>
+        </w:rPr>
+        <w:t xml:space="preserve"> namespaces </w:t>
+      </w:r>
+      <w:r>
+        <w:rPr>
+          <w:rFonts w:eastAsia="Songti SC" w:cs="Arial Unicode MS" w:ascii="Andale Mono" w:hAnsi="Andale Mono"/>
+          <w:b w:val="false"/>
+          <w:bCs w:val="false"/>
+          <w:i w:val="false"/>
+          <w:iCs w:val="false"/>
+          <w:color w:val="auto"/>
+          <w:kern w:val="2"/>
+          <w:sz w:val="12"/>
+          <w:szCs w:val="12"/>
+          <w:u w:val="none"/>
+          <w:lang w:val="en-US" w:eastAsia="zh-CN" w:bidi="hi-IN"/>
+        </w:rPr>
+        <w:t>section for</w:t>
+      </w:r>
+    </w:p>
+    <w:p>
+      <w:pPr>
+        <w:pStyle w:val="Normal"/>
+        <w:ind w:hanging="0" w:left="0" w:right="0"/>
+        <w:rPr>
+          <w:sz w:val="12"/>
+          <w:szCs w:val="12"/>
+        </w:rPr>
+      </w:pPr>
+      <w:r>
+        <w:rPr>
+          <w:rFonts w:eastAsia="Songti SC" w:cs="Arial Unicode MS" w:ascii="Andale Mono" w:hAnsi="Andale Mono"/>
+          <w:b w:val="false"/>
+          <w:bCs w:val="false"/>
+          <w:i w:val="false"/>
+          <w:iCs w:val="false"/>
+          <w:color w:val="auto"/>
+          <w:kern w:val="2"/>
+          <w:sz w:val="12"/>
+          <w:szCs w:val="12"/>
+          <w:u w:val="none"/>
+          <w:lang w:val="en-US" w:eastAsia="zh-CN" w:bidi="hi-IN"/>
+        </w:rPr>
+        <w:t xml:space="preserve">   </w:t>
+      </w:r>
+      <w:r>
+        <w:rPr>
+          <w:rFonts w:eastAsia="Songti SC" w:cs="Arial Unicode MS" w:ascii="Andale Mono" w:hAnsi="Andale Mono"/>
+          <w:b w:val="false"/>
+          <w:bCs w:val="false"/>
+          <w:i w:val="false"/>
+          <w:iCs w:val="false"/>
+          <w:color w:val="auto"/>
+          <w:kern w:val="2"/>
+          <w:sz w:val="12"/>
+          <w:szCs w:val="12"/>
+          <w:u w:val="none"/>
+          <w:lang w:val="en-US" w:eastAsia="zh-CN" w:bidi="hi-IN"/>
+        </w:rPr>
+        <w:t xml:space="preserve">details. If this option is not specified </w:t>
+      </w:r>
+      <w:r>
+        <w:rPr>
+          <w:rFonts w:eastAsia="Songti SC" w:cs="Arial Unicode MS" w:ascii="Andale Mono" w:hAnsi="Andale Mono"/>
+          <w:b w:val="false"/>
+          <w:bCs w:val="false"/>
+          <w:i/>
+          <w:iCs/>
+          <w:color w:val="auto"/>
+          <w:kern w:val="2"/>
+          <w:sz w:val="12"/>
+          <w:szCs w:val="12"/>
+          <w:u w:val="none"/>
+          <w:lang w:val="en-US" w:eastAsia="zh-CN" w:bidi="hi-IN"/>
+        </w:rPr>
+        <w:t>mu-listener</w:t>
+      </w:r>
+      <w:r>
+        <w:rPr>
+          <w:rFonts w:eastAsia="Songti SC" w:cs="Arial Unicode MS" w:ascii="Andale Mono" w:hAnsi="Andale Mono"/>
+          <w:b w:val="false"/>
+          <w:bCs w:val="false"/>
+          <w:i w:val="false"/>
+          <w:iCs w:val="false"/>
+          <w:color w:val="auto"/>
+          <w:kern w:val="2"/>
+          <w:sz w:val="12"/>
+          <w:szCs w:val="12"/>
+          <w:u w:val="none"/>
+          <w:lang w:val="en-US" w:eastAsia="zh-CN" w:bidi="hi-IN"/>
+        </w:rPr>
+        <w:t xml:space="preserve"> will</w:t>
+      </w:r>
+    </w:p>
+    <w:p>
+      <w:pPr>
+        <w:pStyle w:val="Normal"/>
+        <w:ind w:hanging="0" w:left="0" w:right="0"/>
+        <w:rPr>
+          <w:sz w:val="12"/>
+          <w:szCs w:val="12"/>
+        </w:rPr>
+      </w:pPr>
+      <w:r>
+        <w:rPr>
+          <w:rFonts w:eastAsia="Songti SC" w:cs="Arial Unicode MS" w:ascii="Andale Mono" w:hAnsi="Andale Mono"/>
+          <w:b w:val="false"/>
+          <w:bCs w:val="false"/>
+          <w:i w:val="false"/>
+          <w:iCs w:val="false"/>
+          <w:color w:val="auto"/>
+          <w:kern w:val="2"/>
+          <w:sz w:val="12"/>
+          <w:szCs w:val="12"/>
+          <w:u w:val="none"/>
+          <w:lang w:val="en-US" w:eastAsia="zh-CN" w:bidi="hi-IN"/>
+        </w:rPr>
+        <w:t xml:space="preserve">   </w:t>
+      </w:r>
+      <w:r>
+        <w:rPr>
+          <w:rFonts w:eastAsia="Songti SC" w:cs="Arial Unicode MS" w:ascii="Andale Mono" w:hAnsi="Andale Mono"/>
+          <w:b w:val="false"/>
+          <w:bCs w:val="false"/>
+          <w:i w:val="false"/>
+          <w:iCs w:val="false"/>
+          <w:color w:val="auto"/>
+          <w:kern w:val="2"/>
+          <w:sz w:val="12"/>
+          <w:szCs w:val="12"/>
+          <w:u w:val="none"/>
+          <w:lang w:val="en-US" w:eastAsia="zh-CN" w:bidi="hi-IN"/>
+        </w:rPr>
+        <w:t xml:space="preserve">load only the </w:t>
+      </w:r>
+      <w:r>
+        <w:rPr>
+          <w:rFonts w:eastAsia="Songti SC" w:cs="Arial Unicode MS" w:ascii="Andale Mono" w:hAnsi="Andale Mono"/>
+          <w:b w:val="false"/>
+          <w:bCs w:val="false"/>
+          <w:i/>
+          <w:iCs/>
+          <w:color w:val="auto"/>
+          <w:kern w:val="2"/>
+          <w:sz w:val="12"/>
+          <w:szCs w:val="12"/>
+          <w:u w:val="none"/>
+          <w:lang w:val="en-US" w:eastAsia="zh-CN" w:bidi="hi-IN"/>
+        </w:rPr>
+        <w:t>mu</w:t>
+      </w:r>
+      <w:r>
+        <w:rPr>
+          <w:rFonts w:eastAsia="Songti SC" w:cs="Arial Unicode MS" w:ascii="Andale Mono" w:hAnsi="Andale Mono"/>
+          <w:b w:val="false"/>
+          <w:bCs w:val="false"/>
+          <w:i w:val="false"/>
+          <w:iCs w:val="false"/>
+          <w:color w:val="auto"/>
+          <w:kern w:val="2"/>
+          <w:sz w:val="12"/>
+          <w:szCs w:val="12"/>
+          <w:u w:val="none"/>
+          <w:lang w:val="en-US" w:eastAsia="zh-CN" w:bidi="hi-IN"/>
+        </w:rPr>
+        <w:t xml:space="preserve"> namespace.</w:t>
+      </w:r>
+    </w:p>
+    <w:p>
+      <w:pPr>
+        <w:pStyle w:val="Normal"/>
+        <w:rPr>
+          <w:rFonts w:ascii="Andale Mono" w:hAnsi="Andale Mono" w:eastAsia="Songti SC" w:cs="Arial Unicode MS"/>
+          <w:b w:val="false"/>
+          <w:bCs w:val="false"/>
+          <w:i w:val="false"/>
+          <w:iCs w:val="false"/>
+          <w:color w:val="auto"/>
+          <w:kern w:val="2"/>
+          <w:sz w:val="16"/>
+          <w:szCs w:val="16"/>
+          <w:u w:val="none"/>
+          <w:lang w:val="en-US" w:eastAsia="zh-CN" w:bidi="hi-IN"/>
+        </w:rPr>
+      </w:pPr>
+      <w:r>
+        <w:rPr>
+          <w:rFonts w:eastAsia="Songti SC" w:cs="Arial Unicode MS" w:ascii="Andale Mono" w:hAnsi="Andale Mono"/>
+          <w:b w:val="false"/>
+          <w:bCs w:val="false"/>
+          <w:i w:val="false"/>
+          <w:iCs w:val="false"/>
+          <w:color w:val="auto"/>
+          <w:kern w:val="2"/>
+          <w:sz w:val="16"/>
+          <w:szCs w:val="16"/>
+          <w:u w:val="none"/>
+          <w:lang w:val="en-US" w:eastAsia="zh-CN" w:bidi="hi-IN"/>
+        </w:rPr>
+      </w:r>
+    </w:p>
+    <w:p>
+      <w:pPr>
+        <w:pStyle w:val="Normal"/>
+        <w:rPr>
+          <w:sz w:val="12"/>
+          <w:szCs w:val="12"/>
+        </w:rPr>
+      </w:pPr>
+      <w:r>
+        <w:rPr>
+          <w:rFonts w:eastAsia="Songti SC" w:cs="Arial Unicode MS" w:ascii="Andale Mono" w:hAnsi="Andale Mono"/>
+          <w:b w:val="false"/>
+          <w:bCs w:val="false"/>
+          <w:i w:val="false"/>
+          <w:iCs w:val="false"/>
+          <w:color w:val="auto"/>
+          <w:kern w:val="2"/>
+          <w:sz w:val="12"/>
+          <w:szCs w:val="12"/>
+          <w:u w:val="none"/>
+          <w:lang w:val="en-US" w:eastAsia="zh-CN" w:bidi="hi-IN"/>
+        </w:rPr>
+        <w:t xml:space="preserve">   </w:t>
+      </w:r>
+      <w:r>
+        <w:rPr>
+          <w:rFonts w:eastAsia="Songti SC" w:cs="Arial Unicode MS" w:ascii="Andale Mono" w:hAnsi="Andale Mono"/>
+          <w:b w:val="false"/>
+          <w:bCs w:val="false"/>
+          <w:i w:val="false"/>
+          <w:iCs w:val="false"/>
+          <w:color w:val="auto"/>
+          <w:kern w:val="2"/>
+          <w:sz w:val="12"/>
+          <w:szCs w:val="12"/>
+          <w:u w:val="none"/>
+          <w:lang w:val="en-US" w:eastAsia="zh-CN" w:bidi="hi-IN"/>
+        </w:rPr>
+        <w:t xml:space="preserve">The </w:t>
+      </w:r>
+      <w:r>
+        <w:rPr>
+          <w:rFonts w:eastAsia="Songti SC" w:cs="Arial Unicode MS" w:ascii="Andale Mono" w:hAnsi="Andale Mono"/>
+          <w:b w:val="false"/>
+          <w:bCs w:val="false"/>
+          <w:i/>
+          <w:iCs/>
+          <w:color w:val="auto"/>
+          <w:kern w:val="2"/>
+          <w:sz w:val="12"/>
+          <w:szCs w:val="12"/>
           <w:u w:val="none"/>
           <w:lang w:val="en-US" w:eastAsia="zh-CN" w:bidi="hi-IN"/>
         </w:rPr>
@@ -7112,1135 +7557,12 @@
           <w:iCs w:val="false"/>
           <w:color w:val="auto"/>
           <w:kern w:val="2"/>
-          <w:sz w:val="16"/>
-          <w:szCs w:val="16"/>
-          <w:u w:val="none"/>
-          <w:lang w:val="en-US" w:eastAsia="zh-CN" w:bidi="hi-IN"/>
-        </w:rPr>
-        <w:t xml:space="preserve">": </w:t>
-      </w:r>
-      <w:r>
-        <w:rPr>
-          <w:rFonts w:eastAsia="Songti SC" w:cs="Arial Unicode MS" w:ascii="Andale Mono" w:hAnsi="Andale Mono"/>
-          <w:b w:val="false"/>
-          <w:bCs w:val="false"/>
-          <w:i w:val="false"/>
-          <w:iCs w:val="false"/>
-          <w:color w:val="auto"/>
-          <w:kern w:val="2"/>
-          <w:sz w:val="16"/>
-          <w:szCs w:val="16"/>
-          <w:u w:val="none"/>
-          <w:lang w:val="en-US" w:eastAsia="zh-CN" w:bidi="hi-IN"/>
-        </w:rPr>
-        <w:t>[ “file”… ]</w:t>
-      </w:r>
-    </w:p>
-    <w:p>
-      <w:pPr>
-        <w:pStyle w:val="Normal"/>
-        <w:ind w:hanging="0" w:start="0" w:end="0"/>
-        <w:rPr>
-          <w:rFonts w:ascii="Andale Mono" w:hAnsi="Andale Mono" w:eastAsia="Songti SC" w:cs="Arial Unicode MS"/>
-          <w:b w:val="false"/>
-          <w:bCs w:val="false"/>
-          <w:i w:val="false"/>
-          <w:i w:val="false"/>
-          <w:iCs w:val="false"/>
-          <w:color w:val="auto"/>
-          <w:kern w:val="2"/>
-          <w:sz w:val="16"/>
-          <w:szCs w:val="16"/>
-          <w:u w:val="none"/>
-          <w:lang w:val="en-US" w:eastAsia="zh-CN" w:bidi="hi-IN"/>
-        </w:rPr>
-      </w:pPr>
-      <w:r>
-        <w:rPr>
-          <w:rFonts w:eastAsia="Songti SC" w:cs="Arial Unicode MS" w:ascii="Andale Mono" w:hAnsi="Andale Mono"/>
-          <w:b w:val="false"/>
-          <w:bCs w:val="false"/>
-          <w:i w:val="false"/>
-          <w:iCs w:val="false"/>
-          <w:color w:val="auto"/>
-          <w:kern w:val="2"/>
-          <w:sz w:val="16"/>
-          <w:szCs w:val="16"/>
-          <w:u w:val="none"/>
-          <w:lang w:val="en-US" w:eastAsia="zh-CN" w:bidi="hi-IN"/>
-        </w:rPr>
-        <w:t xml:space="preserve">   </w:t>
-      </w:r>
-      <w:r>
-        <w:rPr>
-          <w:rFonts w:eastAsia="Songti SC" w:cs="Arial Unicode MS" w:ascii="Andale Mono" w:hAnsi="Andale Mono"/>
-          <w:b w:val="false"/>
-          <w:bCs w:val="false"/>
-          <w:i w:val="false"/>
-          <w:iCs w:val="false"/>
-          <w:color w:val="auto"/>
-          <w:kern w:val="2"/>
-          <w:sz w:val="16"/>
-          <w:szCs w:val="16"/>
-          <w:u w:val="none"/>
-          <w:lang w:val="en-US" w:eastAsia="zh-CN" w:bidi="hi-IN"/>
-        </w:rPr>
-        <w:t>}</w:t>
-      </w:r>
-    </w:p>
-    <w:p>
-      <w:pPr>
-        <w:pStyle w:val="Normal"/>
-        <w:ind w:hanging="0" w:start="0" w:end="0"/>
-        <w:rPr>
-          <w:rFonts w:ascii="Andale Mono" w:hAnsi="Andale Mono" w:eastAsia="Songti SC" w:cs="Arial Unicode MS"/>
-          <w:b w:val="false"/>
-          <w:bCs w:val="false"/>
-          <w:i w:val="false"/>
-          <w:i w:val="false"/>
-          <w:iCs w:val="false"/>
-          <w:color w:val="auto"/>
-          <w:kern w:val="2"/>
-          <w:sz w:val="16"/>
-          <w:szCs w:val="16"/>
-          <w:u w:val="none"/>
-          <w:lang w:val="en-US" w:eastAsia="zh-CN" w:bidi="hi-IN"/>
-        </w:rPr>
-      </w:pPr>
-      <w:r>
-        <w:rPr>
-          <w:rFonts w:eastAsia="Songti SC" w:cs="Arial Unicode MS" w:ascii="Andale Mono" w:hAnsi="Andale Mono"/>
-          <w:b w:val="false"/>
-          <w:bCs w:val="false"/>
-          <w:i w:val="false"/>
-          <w:iCs w:val="false"/>
-          <w:color w:val="auto"/>
-          <w:kern w:val="2"/>
-          <w:sz w:val="16"/>
-          <w:szCs w:val="16"/>
-          <w:u w:val="none"/>
-          <w:lang w:val="en-US" w:eastAsia="zh-CN" w:bidi="hi-IN"/>
-        </w:rPr>
-      </w:r>
-    </w:p>
-    <w:p>
-      <w:pPr>
-        <w:pStyle w:val="Normal"/>
-        <w:ind w:hanging="0" w:start="0" w:end="0"/>
-        <w:rPr>
-          <w:rFonts w:ascii="Andale Mono" w:hAnsi="Andale Mono"/>
-          <w:sz w:val="12"/>
-          <w:szCs w:val="12"/>
-        </w:rPr>
-      </w:pPr>
-      <w:r>
-        <w:rPr>
-          <w:rFonts w:eastAsia="Songti SC" w:cs="Arial Unicode MS" w:ascii="Andale Mono" w:hAnsi="Andale Mono"/>
-          <w:b w:val="false"/>
-          <w:bCs w:val="false"/>
-          <w:i w:val="false"/>
-          <w:iCs w:val="false"/>
-          <w:color w:val="auto"/>
-          <w:kern w:val="2"/>
-          <w:sz w:val="12"/>
-          <w:szCs w:val="12"/>
-          <w:u w:val="none"/>
-          <w:lang w:val="en-US" w:eastAsia="zh-CN" w:bidi="hi-IN"/>
-        </w:rPr>
-        <w:t xml:space="preserve">   </w:t>
-      </w:r>
-      <w:r>
-        <w:rPr>
-          <w:rFonts w:eastAsia="Songti SC" w:cs="Arial Unicode MS" w:ascii="Andale Mono" w:hAnsi="Andale Mono"/>
-          <w:b w:val="false"/>
-          <w:bCs w:val="false"/>
-          <w:i w:val="false"/>
-          <w:iCs w:val="false"/>
-          <w:color w:val="auto"/>
-          <w:kern w:val="2"/>
-          <w:sz w:val="12"/>
-          <w:szCs w:val="12"/>
-          <w:u w:val="none"/>
-          <w:lang w:val="en-US" w:eastAsia="zh-CN" w:bidi="hi-IN"/>
-        </w:rPr>
-        <w:t>The configuration syntax can specify three options, none</w:t>
-      </w:r>
-    </w:p>
-    <w:p>
-      <w:pPr>
-        <w:pStyle w:val="Normal"/>
-        <w:ind w:hanging="0" w:start="0" w:end="0"/>
-        <w:rPr>
-          <w:rFonts w:ascii="Andale Mono" w:hAnsi="Andale Mono"/>
-          <w:sz w:val="12"/>
-          <w:szCs w:val="12"/>
-        </w:rPr>
-      </w:pPr>
-      <w:r>
-        <w:rPr>
-          <w:rFonts w:eastAsia="Songti SC" w:cs="Arial Unicode MS" w:ascii="Andale Mono" w:hAnsi="Andale Mono"/>
-          <w:b w:val="false"/>
-          <w:bCs w:val="false"/>
-          <w:i w:val="false"/>
-          <w:iCs w:val="false"/>
-          <w:color w:val="auto"/>
-          <w:kern w:val="2"/>
-          <w:sz w:val="12"/>
-          <w:szCs w:val="12"/>
-          <w:u w:val="none"/>
-          <w:lang w:val="en-US" w:eastAsia="zh-CN" w:bidi="hi-IN"/>
-        </w:rPr>
-        <w:t xml:space="preserve">   </w:t>
-      </w:r>
-      <w:r>
-        <w:rPr>
-          <w:rFonts w:eastAsia="Songti SC" w:cs="Arial Unicode MS" w:ascii="Andale Mono" w:hAnsi="Andale Mono"/>
-          <w:b w:val="false"/>
-          <w:bCs w:val="false"/>
-          <w:i w:val="false"/>
-          <w:iCs w:val="false"/>
-          <w:color w:val="auto"/>
-          <w:kern w:val="2"/>
-          <w:sz w:val="12"/>
-          <w:szCs w:val="12"/>
-          <w:u w:val="none"/>
-          <w:lang w:val="en-US" w:eastAsia="zh-CN" w:bidi="hi-IN"/>
-        </w:rPr>
-        <w:t>of which are required.</w:t>
-      </w:r>
-    </w:p>
-    <w:p>
-      <w:pPr>
-        <w:pStyle w:val="Normal"/>
-        <w:ind w:hanging="0" w:start="0" w:end="0"/>
-        <w:rPr>
-          <w:rFonts w:ascii="Andale Mono" w:hAnsi="Andale Mono" w:eastAsia="Songti SC" w:cs="Arial Unicode MS"/>
-          <w:b w:val="false"/>
-          <w:bCs w:val="false"/>
-          <w:i w:val="false"/>
-          <w:i w:val="false"/>
-          <w:iCs w:val="false"/>
-          <w:color w:val="auto"/>
-          <w:kern w:val="2"/>
-          <w:sz w:val="16"/>
-          <w:szCs w:val="16"/>
-          <w:u w:val="none"/>
-          <w:lang w:val="en-US" w:eastAsia="zh-CN" w:bidi="hi-IN"/>
-        </w:rPr>
-      </w:pPr>
-      <w:r>
-        <w:rPr>
-          <w:rFonts w:eastAsia="Songti SC" w:cs="Arial Unicode MS" w:ascii="Andale Mono" w:hAnsi="Andale Mono"/>
-          <w:b w:val="false"/>
-          <w:bCs w:val="false"/>
-          <w:i w:val="false"/>
-          <w:iCs w:val="false"/>
-          <w:color w:val="auto"/>
-          <w:kern w:val="2"/>
-          <w:sz w:val="16"/>
-          <w:szCs w:val="16"/>
-          <w:u w:val="none"/>
-          <w:lang w:val="en-US" w:eastAsia="zh-CN" w:bidi="hi-IN"/>
-        </w:rPr>
-      </w:r>
-    </w:p>
-    <w:p>
-      <w:pPr>
-        <w:pStyle w:val="Normal"/>
-        <w:ind w:hanging="0" w:start="0" w:end="0"/>
-        <w:rPr>
-          <w:rFonts w:ascii="Andale Mono" w:hAnsi="Andale Mono"/>
-          <w:sz w:val="12"/>
-          <w:szCs w:val="12"/>
-        </w:rPr>
-      </w:pPr>
-      <w:r>
-        <w:rPr>
-          <w:rFonts w:eastAsia="Songti SC" w:cs="Arial Unicode MS" w:ascii="Andale Mono" w:hAnsi="Andale Mono"/>
-          <w:b w:val="false"/>
-          <w:bCs w:val="false"/>
-          <w:i w:val="false"/>
-          <w:iCs w:val="false"/>
-          <w:color w:val="auto"/>
-          <w:kern w:val="2"/>
-          <w:sz w:val="12"/>
-          <w:szCs w:val="12"/>
-          <w:u w:val="none"/>
-          <w:lang w:val="en-US" w:eastAsia="zh-CN" w:bidi="hi-IN"/>
-        </w:rPr>
-        <w:t xml:space="preserve">   </w:t>
-      </w:r>
-      <w:r>
-        <w:rPr>
-          <w:rFonts w:eastAsia="Songti SC" w:cs="Arial Unicode MS" w:ascii="Andale Mono" w:hAnsi="Andale Mono"/>
-          <w:b w:val="false"/>
-          <w:bCs w:val="false"/>
-          <w:i w:val="false"/>
-          <w:iCs w:val="false"/>
-          <w:color w:val="auto"/>
-          <w:kern w:val="2"/>
-          <w:sz w:val="12"/>
-          <w:szCs w:val="12"/>
-          <w:u w:val="none"/>
-          <w:lang w:val="en-US" w:eastAsia="zh-CN" w:bidi="hi-IN"/>
-        </w:rPr>
-        <w:t xml:space="preserve">The </w:t>
-      </w:r>
-      <w:r>
-        <w:rPr>
-          <w:rFonts w:eastAsia="Songti SC" w:cs="Arial Unicode MS" w:ascii="Andale Mono" w:hAnsi="Andale Mono"/>
-          <w:b w:val="false"/>
-          <w:bCs w:val="false"/>
-          <w:i/>
-          <w:iCs/>
-          <w:color w:val="auto"/>
-          <w:kern w:val="2"/>
-          <w:sz w:val="12"/>
-          <w:szCs w:val="12"/>
-          <w:u w:val="none"/>
-          <w:lang w:val="en-US" w:eastAsia="zh-CN" w:bidi="hi-IN"/>
-        </w:rPr>
-        <w:t>config</w:t>
-      </w:r>
-      <w:r>
-        <w:rPr>
-          <w:rFonts w:eastAsia="Songti SC" w:cs="Arial Unicode MS" w:ascii="Andale Mono" w:hAnsi="Andale Mono"/>
-          <w:b w:val="false"/>
-          <w:bCs w:val="false"/>
-          <w:i w:val="false"/>
-          <w:iCs w:val="false"/>
-          <w:color w:val="auto"/>
-          <w:kern w:val="2"/>
-          <w:sz w:val="12"/>
-          <w:szCs w:val="12"/>
-          <w:u w:val="none"/>
-          <w:lang w:val="en-US" w:eastAsia="zh-CN" w:bidi="hi-IN"/>
-        </w:rPr>
-        <w:t xml:space="preserve"> option supplies a </w:t>
-      </w:r>
-      <w:r>
-        <w:rPr>
-          <w:rFonts w:eastAsia="Songti SC" w:cs="Arial Unicode MS" w:ascii="Andale Mono" w:hAnsi="Andale Mono"/>
-          <w:b w:val="false"/>
-          <w:bCs w:val="false"/>
-          <w:i/>
-          <w:iCs/>
-          <w:color w:val="auto"/>
-          <w:kern w:val="2"/>
-          <w:sz w:val="12"/>
-          <w:szCs w:val="12"/>
-          <w:u w:val="none"/>
-          <w:lang w:val="en-US" w:eastAsia="zh-CN" w:bidi="hi-IN"/>
-        </w:rPr>
-        <w:t>mu</w:t>
-      </w:r>
-      <w:r>
-        <w:rPr>
-          <w:rFonts w:eastAsia="Songti SC" w:cs="Arial Unicode MS" w:ascii="Andale Mono" w:hAnsi="Andale Mono"/>
-          <w:b w:val="false"/>
-          <w:bCs w:val="false"/>
-          <w:i w:val="false"/>
-          <w:iCs w:val="false"/>
-          <w:color w:val="auto"/>
-          <w:kern w:val="2"/>
-          <w:sz w:val="12"/>
-          <w:szCs w:val="12"/>
-          <w:u w:val="none"/>
-          <w:lang w:val="en-US" w:eastAsia="zh-CN" w:bidi="hi-IN"/>
-        </w:rPr>
-        <w:t xml:space="preserve"> Env configuration</w:t>
-      </w:r>
-    </w:p>
-    <w:p>
-      <w:pPr>
-        <w:pStyle w:val="Normal"/>
-        <w:ind w:hanging="0" w:start="0" w:end="0"/>
-        <w:rPr>
-          <w:rFonts w:ascii="Andale Mono" w:hAnsi="Andale Mono"/>
-          <w:sz w:val="12"/>
-          <w:szCs w:val="12"/>
-        </w:rPr>
-      </w:pPr>
-      <w:r>
-        <w:rPr>
-          <w:rFonts w:eastAsia="Songti SC" w:cs="Arial Unicode MS" w:ascii="Andale Mono" w:hAnsi="Andale Mono"/>
-          <w:b w:val="false"/>
-          <w:bCs w:val="false"/>
-          <w:i w:val="false"/>
-          <w:iCs w:val="false"/>
-          <w:color w:val="auto"/>
-          <w:kern w:val="2"/>
-          <w:sz w:val="12"/>
-          <w:szCs w:val="12"/>
-          <w:u w:val="none"/>
-          <w:lang w:val="en-US" w:eastAsia="zh-CN" w:bidi="hi-IN"/>
-        </w:rPr>
-        <w:t xml:space="preserve">   </w:t>
-      </w:r>
-      <w:r>
-        <w:rPr>
-          <w:rFonts w:eastAsia="Songti SC" w:cs="Arial Unicode MS" w:ascii="Andale Mono" w:hAnsi="Andale Mono"/>
-          <w:b w:val="false"/>
-          <w:bCs w:val="false"/>
-          <w:i w:val="false"/>
-          <w:iCs w:val="false"/>
-          <w:color w:val="auto"/>
-          <w:kern w:val="2"/>
-          <w:sz w:val="12"/>
-          <w:szCs w:val="12"/>
-          <w:u w:val="none"/>
-          <w:lang w:val="en-US" w:eastAsia="zh-CN" w:bidi="hi-IN"/>
-        </w:rPr>
-        <w:t xml:space="preserve">specification in </w:t>
-      </w:r>
-      <w:r>
-        <w:rPr>
-          <w:rFonts w:eastAsia="Songti SC" w:cs="Arial Unicode MS" w:ascii="Andale Mono" w:hAnsi="Andale Mono"/>
-          <w:b w:val="false"/>
-          <w:bCs w:val="false"/>
-          <w:i/>
-          <w:iCs/>
-          <w:color w:val="auto"/>
-          <w:kern w:val="2"/>
-          <w:sz w:val="12"/>
-          <w:szCs w:val="12"/>
-          <w:u w:val="none"/>
-          <w:lang w:val="en-US" w:eastAsia="zh-CN" w:bidi="hi-IN"/>
-        </w:rPr>
-        <w:t>JSON</w:t>
-      </w:r>
-      <w:r>
-        <w:rPr>
-          <w:rFonts w:eastAsia="Songti SC" w:cs="Arial Unicode MS" w:ascii="Andale Mono" w:hAnsi="Andale Mono"/>
-          <w:b w:val="false"/>
-          <w:bCs w:val="false"/>
-          <w:i w:val="false"/>
-          <w:iCs w:val="false"/>
-          <w:color w:val="auto"/>
-          <w:kern w:val="2"/>
-          <w:sz w:val="12"/>
-          <w:szCs w:val="12"/>
-          <w:u w:val="none"/>
-          <w:lang w:val="en-US" w:eastAsia="zh-CN" w:bidi="hi-IN"/>
-        </w:rPr>
-        <w:t xml:space="preserve"> format, see the </w:t>
-      </w:r>
-      <w:r>
-        <w:rPr>
-          <w:rFonts w:eastAsia="Songti SC" w:cs="Arial Unicode MS" w:ascii="Andale Mono" w:hAnsi="Andale Mono"/>
-          <w:b w:val="false"/>
-          <w:bCs w:val="false"/>
-          <w:i/>
-          <w:iCs/>
-          <w:color w:val="auto"/>
-          <w:kern w:val="2"/>
-          <w:sz w:val="12"/>
-          <w:szCs w:val="12"/>
-          <w:u w:val="none"/>
-          <w:lang w:val="en-US" w:eastAsia="zh-CN" w:bidi="hi-IN"/>
-        </w:rPr>
-        <w:t xml:space="preserve">mu-ref </w:t>
-      </w:r>
-      <w:r>
-        <w:rPr>
-          <w:rFonts w:eastAsia="Songti SC" w:cs="Arial Unicode MS" w:ascii="Andale Mono" w:hAnsi="Andale Mono"/>
-          <w:b w:val="false"/>
-          <w:bCs w:val="false"/>
-          <w:i w:val="false"/>
-          <w:iCs w:val="false"/>
-          <w:color w:val="auto"/>
-          <w:kern w:val="2"/>
-          <w:sz w:val="12"/>
-          <w:szCs w:val="12"/>
-          <w:u w:val="none"/>
-          <w:lang w:val="en-US" w:eastAsia="zh-CN" w:bidi="hi-IN"/>
-        </w:rPr>
-        <w:t>refcard</w:t>
-      </w:r>
-    </w:p>
-    <w:p>
-      <w:pPr>
-        <w:pStyle w:val="Normal"/>
-        <w:ind w:hanging="0" w:start="0" w:end="0"/>
-        <w:rPr>
-          <w:rFonts w:ascii="Andale Mono" w:hAnsi="Andale Mono"/>
-          <w:sz w:val="12"/>
-          <w:szCs w:val="12"/>
-        </w:rPr>
-      </w:pPr>
-      <w:r>
-        <w:rPr>
-          <w:rFonts w:eastAsia="Songti SC" w:cs="Arial Unicode MS" w:ascii="Andale Mono" w:hAnsi="Andale Mono"/>
-          <w:b w:val="false"/>
-          <w:bCs w:val="false"/>
-          <w:i w:val="false"/>
-          <w:iCs w:val="false"/>
-          <w:color w:val="auto"/>
-          <w:kern w:val="2"/>
-          <w:sz w:val="12"/>
-          <w:szCs w:val="12"/>
-          <w:u w:val="none"/>
-          <w:lang w:val="en-US" w:eastAsia="zh-CN" w:bidi="hi-IN"/>
-        </w:rPr>
-        <w:t xml:space="preserve">  </w:t>
-      </w:r>
-      <w:r>
-        <w:rPr>
-          <w:rFonts w:eastAsia="Songti SC" w:cs="Arial Unicode MS" w:ascii="Andale Mono" w:hAnsi="Andale Mono"/>
-          <w:b w:val="false"/>
-          <w:bCs w:val="false"/>
-          <w:i/>
-          <w:iCs/>
-          <w:color w:val="auto"/>
-          <w:kern w:val="2"/>
-          <w:sz w:val="12"/>
-          <w:szCs w:val="12"/>
-          <w:u w:val="none"/>
-          <w:lang w:val="en-US" w:eastAsia="zh-CN" w:bidi="hi-IN"/>
-        </w:rPr>
-        <w:t xml:space="preserve"> </w:t>
-      </w:r>
-      <w:r>
-        <w:rPr>
-          <w:rFonts w:eastAsia="Songti SC" w:cs="Arial Unicode MS" w:ascii="Andale Mono" w:hAnsi="Andale Mono"/>
-          <w:b w:val="false"/>
-          <w:bCs w:val="false"/>
-          <w:i/>
-          <w:iCs/>
-          <w:color w:val="auto"/>
-          <w:kern w:val="2"/>
-          <w:sz w:val="12"/>
-          <w:szCs w:val="12"/>
-          <w:u w:val="none"/>
-          <w:lang w:val="en-US" w:eastAsia="zh-CN" w:bidi="hi-IN"/>
-        </w:rPr>
-        <w:t xml:space="preserve">environment </w:t>
-      </w:r>
-      <w:r>
-        <w:rPr>
-          <w:rFonts w:eastAsia="Songti SC" w:cs="Arial Unicode MS" w:ascii="Andale Mono" w:hAnsi="Andale Mono"/>
-          <w:b w:val="false"/>
-          <w:bCs w:val="false"/>
-          <w:i w:val="false"/>
-          <w:iCs w:val="false"/>
-          <w:color w:val="auto"/>
-          <w:kern w:val="2"/>
-          <w:sz w:val="12"/>
-          <w:szCs w:val="12"/>
-          <w:u w:val="none"/>
-          <w:lang w:val="en-US" w:eastAsia="zh-CN" w:bidi="hi-IN"/>
-        </w:rPr>
-        <w:t>section for details. If this option is not</w:t>
-      </w:r>
-    </w:p>
-    <w:p>
-      <w:pPr>
-        <w:pStyle w:val="Normal"/>
-        <w:ind w:hanging="0" w:start="0" w:end="0"/>
-        <w:rPr>
-          <w:rFonts w:ascii="Andale Mono" w:hAnsi="Andale Mono"/>
-          <w:sz w:val="12"/>
-          <w:szCs w:val="12"/>
-        </w:rPr>
-      </w:pPr>
-      <w:r>
-        <w:rPr>
-          <w:rFonts w:eastAsia="Songti SC" w:cs="Arial Unicode MS" w:ascii="Andale Mono" w:hAnsi="Andale Mono"/>
-          <w:b w:val="false"/>
-          <w:bCs w:val="false"/>
-          <w:i w:val="false"/>
-          <w:iCs w:val="false"/>
-          <w:color w:val="auto"/>
-          <w:kern w:val="2"/>
-          <w:sz w:val="12"/>
-          <w:szCs w:val="12"/>
-          <w:u w:val="none"/>
-          <w:lang w:val="en-US" w:eastAsia="zh-CN" w:bidi="hi-IN"/>
-        </w:rPr>
-        <w:t xml:space="preserve">   </w:t>
-      </w:r>
-      <w:r>
-        <w:rPr>
-          <w:rFonts w:eastAsia="Songti SC" w:cs="Arial Unicode MS" w:ascii="Andale Mono" w:hAnsi="Andale Mono"/>
-          <w:b w:val="false"/>
-          <w:bCs w:val="false"/>
-          <w:i w:val="false"/>
-          <w:iCs w:val="false"/>
-          <w:color w:val="auto"/>
-          <w:kern w:val="2"/>
-          <w:sz w:val="12"/>
-          <w:szCs w:val="12"/>
-          <w:u w:val="none"/>
-          <w:lang w:val="en-US" w:eastAsia="zh-CN" w:bidi="hi-IN"/>
-        </w:rPr>
-        <w:t xml:space="preserve">specified, the </w:t>
-      </w:r>
-      <w:r>
-        <w:rPr>
-          <w:rFonts w:eastAsia="Songti SC" w:cs="Arial Unicode MS" w:ascii="Andale Mono" w:hAnsi="Andale Mono"/>
-          <w:b w:val="false"/>
-          <w:bCs w:val="false"/>
-          <w:i/>
-          <w:iCs/>
-          <w:color w:val="auto"/>
-          <w:kern w:val="2"/>
-          <w:sz w:val="12"/>
-          <w:szCs w:val="12"/>
-          <w:u w:val="none"/>
-          <w:lang w:val="en-US" w:eastAsia="zh-CN" w:bidi="hi-IN"/>
-        </w:rPr>
-        <w:t>mu</w:t>
-      </w:r>
-      <w:r>
-        <w:rPr>
-          <w:rFonts w:eastAsia="Songti SC" w:cs="Arial Unicode MS" w:ascii="Andale Mono" w:hAnsi="Andale Mono"/>
-          <w:b w:val="false"/>
-          <w:bCs w:val="false"/>
-          <w:i w:val="false"/>
-          <w:iCs w:val="false"/>
-          <w:color w:val="auto"/>
-          <w:kern w:val="2"/>
-          <w:sz w:val="12"/>
-          <w:szCs w:val="12"/>
-          <w:u w:val="none"/>
-          <w:lang w:val="en-US" w:eastAsia="zh-CN" w:bidi="hi-IN"/>
-        </w:rPr>
-        <w:t xml:space="preserve"> Env will be created with default values.</w:t>
-      </w:r>
-    </w:p>
-    <w:p>
-      <w:pPr>
-        <w:pStyle w:val="Normal"/>
-        <w:ind w:hanging="0" w:start="0" w:end="0"/>
-        <w:rPr>
-          <w:rFonts w:ascii="Andale Mono" w:hAnsi="Andale Mono" w:eastAsia="Songti SC" w:cs="Arial Unicode MS"/>
-          <w:b w:val="false"/>
-          <w:bCs w:val="false"/>
-          <w:i w:val="false"/>
-          <w:i w:val="false"/>
-          <w:iCs w:val="false"/>
-          <w:color w:val="auto"/>
-          <w:kern w:val="2"/>
-          <w:sz w:val="16"/>
-          <w:szCs w:val="16"/>
-          <w:u w:val="none"/>
-          <w:lang w:val="en-US" w:eastAsia="zh-CN" w:bidi="hi-IN"/>
-        </w:rPr>
-      </w:pPr>
-      <w:r>
-        <w:rPr>
-          <w:rFonts w:eastAsia="Songti SC" w:cs="Arial Unicode MS" w:ascii="Andale Mono" w:hAnsi="Andale Mono"/>
-          <w:b w:val="false"/>
-          <w:bCs w:val="false"/>
-          <w:i w:val="false"/>
-          <w:iCs w:val="false"/>
-          <w:color w:val="auto"/>
-          <w:kern w:val="2"/>
-          <w:sz w:val="16"/>
-          <w:szCs w:val="16"/>
-          <w:u w:val="none"/>
-          <w:lang w:val="en-US" w:eastAsia="zh-CN" w:bidi="hi-IN"/>
-        </w:rPr>
-      </w:r>
-    </w:p>
-    <w:p>
-      <w:pPr>
-        <w:pStyle w:val="Normal"/>
-        <w:ind w:hanging="0" w:start="0" w:end="0"/>
-        <w:rPr>
-          <w:rFonts w:ascii="Andale Mono" w:hAnsi="Andale Mono"/>
-          <w:sz w:val="12"/>
-          <w:szCs w:val="12"/>
-        </w:rPr>
-      </w:pPr>
-      <w:r>
-        <w:rPr>
-          <w:rFonts w:eastAsia="Songti SC" w:cs="Arial Unicode MS" w:ascii="Andale Mono" w:hAnsi="Andale Mono"/>
-          <w:b w:val="false"/>
-          <w:bCs w:val="false"/>
-          <w:i w:val="false"/>
-          <w:iCs w:val="false"/>
-          <w:color w:val="auto"/>
-          <w:kern w:val="2"/>
-          <w:sz w:val="12"/>
-          <w:szCs w:val="12"/>
-          <w:u w:val="none"/>
-          <w:lang w:val="en-US" w:eastAsia="zh-CN" w:bidi="hi-IN"/>
-        </w:rPr>
-        <w:t xml:space="preserve">   </w:t>
-      </w:r>
-      <w:r>
-        <w:rPr>
-          <w:rFonts w:eastAsia="Songti SC" w:cs="Arial Unicode MS" w:ascii="Andale Mono" w:hAnsi="Andale Mono"/>
-          <w:b w:val="false"/>
-          <w:bCs w:val="false"/>
-          <w:i w:val="false"/>
-          <w:iCs w:val="false"/>
-          <w:color w:val="auto"/>
-          <w:kern w:val="2"/>
-          <w:sz w:val="12"/>
-          <w:szCs w:val="12"/>
-          <w:u w:val="none"/>
-          <w:lang w:val="en-US" w:eastAsia="zh-CN" w:bidi="hi-IN"/>
-        </w:rPr>
-        <w:t xml:space="preserve">The </w:t>
-      </w:r>
-      <w:r>
-        <w:rPr>
-          <w:rFonts w:eastAsia="Songti SC" w:cs="Arial Unicode MS" w:ascii="Andale Mono" w:hAnsi="Andale Mono"/>
-          <w:b w:val="false"/>
-          <w:bCs w:val="false"/>
-          <w:i/>
-          <w:iCs/>
-          <w:color w:val="auto"/>
-          <w:kern w:val="2"/>
-          <w:sz w:val="12"/>
-          <w:szCs w:val="12"/>
-          <w:u w:val="none"/>
-          <w:lang w:val="en-US" w:eastAsia="zh-CN" w:bidi="hi-IN"/>
-        </w:rPr>
-        <w:t>namespace</w:t>
-      </w:r>
-      <w:r>
-        <w:rPr>
-          <w:rFonts w:eastAsia="Songti SC" w:cs="Arial Unicode MS" w:ascii="Andale Mono" w:hAnsi="Andale Mono"/>
-          <w:b w:val="false"/>
-          <w:bCs w:val="false"/>
-          <w:i w:val="false"/>
-          <w:iCs w:val="false"/>
-          <w:color w:val="auto"/>
-          <w:kern w:val="2"/>
-          <w:sz w:val="12"/>
-          <w:szCs w:val="12"/>
-          <w:u w:val="none"/>
-          <w:lang w:val="en-US" w:eastAsia="zh-CN" w:bidi="hi-IN"/>
-        </w:rPr>
-        <w:t xml:space="preserve"> option supplies the namespace that should be</w:t>
-      </w:r>
-    </w:p>
-    <w:p>
-      <w:pPr>
-        <w:pStyle w:val="Normal"/>
-        <w:ind w:hanging="0" w:start="0" w:end="0"/>
-        <w:rPr>
-          <w:sz w:val="12"/>
-          <w:szCs w:val="12"/>
-        </w:rPr>
-      </w:pPr>
-      <w:r>
-        <w:rPr>
-          <w:rFonts w:eastAsia="Songti SC" w:cs="Arial Unicode MS" w:ascii="Andale Mono" w:hAnsi="Andale Mono"/>
-          <w:b w:val="false"/>
-          <w:bCs w:val="false"/>
-          <w:i w:val="false"/>
-          <w:iCs w:val="false"/>
-          <w:color w:val="auto"/>
-          <w:kern w:val="2"/>
-          <w:sz w:val="12"/>
-          <w:szCs w:val="12"/>
-          <w:u w:val="none"/>
-          <w:lang w:val="en-US" w:eastAsia="zh-CN" w:bidi="hi-IN"/>
-        </w:rPr>
-        <w:t xml:space="preserve">   </w:t>
-      </w:r>
-      <w:r>
-        <w:rPr>
-          <w:rFonts w:eastAsia="Songti SC" w:cs="Arial Unicode MS" w:ascii="Andale Mono" w:hAnsi="Andale Mono"/>
-          <w:b w:val="false"/>
-          <w:bCs w:val="false"/>
-          <w:i w:val="false"/>
-          <w:iCs w:val="false"/>
-          <w:color w:val="auto"/>
-          <w:kern w:val="2"/>
-          <w:sz w:val="12"/>
-          <w:szCs w:val="12"/>
-          <w:u w:val="none"/>
-          <w:lang w:val="en-US" w:eastAsia="zh-CN" w:bidi="hi-IN"/>
-        </w:rPr>
-        <w:t xml:space="preserve">loaded, see the </w:t>
-      </w:r>
-      <w:r>
-        <w:rPr>
-          <w:rFonts w:eastAsia="Songti SC" w:cs="Arial Unicode MS" w:ascii="Andale Mono" w:hAnsi="Andale Mono"/>
-          <w:b w:val="false"/>
-          <w:bCs w:val="false"/>
-          <w:i/>
-          <w:iCs/>
-          <w:color w:val="auto"/>
-          <w:kern w:val="2"/>
-          <w:sz w:val="12"/>
-          <w:szCs w:val="12"/>
-          <w:u w:val="none"/>
-          <w:lang w:val="en-US" w:eastAsia="zh-CN" w:bidi="hi-IN"/>
-        </w:rPr>
-        <w:t xml:space="preserve">mu-ref </w:t>
-      </w:r>
-      <w:r>
-        <w:rPr>
-          <w:rFonts w:eastAsia="Songti SC" w:cs="Arial Unicode MS" w:ascii="Andale Mono" w:hAnsi="Andale Mono"/>
-          <w:b w:val="false"/>
-          <w:bCs w:val="false"/>
-          <w:i w:val="false"/>
-          <w:iCs w:val="false"/>
-          <w:color w:val="auto"/>
-          <w:kern w:val="2"/>
-          <w:sz w:val="12"/>
-          <w:szCs w:val="12"/>
-          <w:u w:val="none"/>
-          <w:lang w:val="en-US" w:eastAsia="zh-CN" w:bidi="hi-IN"/>
-        </w:rPr>
-        <w:t>refcard</w:t>
-      </w:r>
-      <w:r>
-        <w:rPr>
-          <w:rFonts w:eastAsia="Songti SC" w:cs="Arial Unicode MS" w:ascii="Andale Mono" w:hAnsi="Andale Mono"/>
-          <w:b w:val="false"/>
-          <w:bCs w:val="false"/>
-          <w:i/>
-          <w:iCs/>
-          <w:color w:val="auto"/>
-          <w:kern w:val="2"/>
-          <w:sz w:val="12"/>
-          <w:szCs w:val="12"/>
-          <w:u w:val="none"/>
-          <w:lang w:val="en-US" w:eastAsia="zh-CN" w:bidi="hi-IN"/>
-        </w:rPr>
-        <w:t xml:space="preserve"> namespaces </w:t>
-      </w:r>
-      <w:r>
-        <w:rPr>
-          <w:rFonts w:eastAsia="Songti SC" w:cs="Arial Unicode MS" w:ascii="Andale Mono" w:hAnsi="Andale Mono"/>
-          <w:b w:val="false"/>
-          <w:bCs w:val="false"/>
-          <w:i w:val="false"/>
-          <w:iCs w:val="false"/>
-          <w:color w:val="auto"/>
-          <w:kern w:val="2"/>
-          <w:sz w:val="12"/>
-          <w:szCs w:val="12"/>
-          <w:u w:val="none"/>
-          <w:lang w:val="en-US" w:eastAsia="zh-CN" w:bidi="hi-IN"/>
-        </w:rPr>
-        <w:t>section for</w:t>
-      </w:r>
-    </w:p>
-    <w:p>
-      <w:pPr>
-        <w:pStyle w:val="Normal"/>
-        <w:ind w:hanging="0" w:start="0" w:end="0"/>
-        <w:rPr>
-          <w:sz w:val="12"/>
-          <w:szCs w:val="12"/>
-        </w:rPr>
-      </w:pPr>
-      <w:r>
-        <w:rPr>
-          <w:rFonts w:eastAsia="Songti SC" w:cs="Arial Unicode MS" w:ascii="Andale Mono" w:hAnsi="Andale Mono"/>
-          <w:b w:val="false"/>
-          <w:bCs w:val="false"/>
-          <w:i w:val="false"/>
-          <w:iCs w:val="false"/>
-          <w:color w:val="auto"/>
-          <w:kern w:val="2"/>
-          <w:sz w:val="12"/>
-          <w:szCs w:val="12"/>
-          <w:u w:val="none"/>
-          <w:lang w:val="en-US" w:eastAsia="zh-CN" w:bidi="hi-IN"/>
-        </w:rPr>
-        <w:t xml:space="preserve">   </w:t>
-      </w:r>
-      <w:r>
-        <w:rPr>
-          <w:rFonts w:eastAsia="Songti SC" w:cs="Arial Unicode MS" w:ascii="Andale Mono" w:hAnsi="Andale Mono"/>
-          <w:b w:val="false"/>
-          <w:bCs w:val="false"/>
-          <w:i w:val="false"/>
-          <w:iCs w:val="false"/>
-          <w:color w:val="auto"/>
-          <w:kern w:val="2"/>
-          <w:sz w:val="12"/>
-          <w:szCs w:val="12"/>
-          <w:u w:val="none"/>
-          <w:lang w:val="en-US" w:eastAsia="zh-CN" w:bidi="hi-IN"/>
-        </w:rPr>
-        <w:t xml:space="preserve">details. If this option is not specified </w:t>
-      </w:r>
-      <w:r>
-        <w:rPr>
-          <w:rFonts w:eastAsia="Songti SC" w:cs="Arial Unicode MS" w:ascii="Andale Mono" w:hAnsi="Andale Mono"/>
-          <w:b w:val="false"/>
-          <w:bCs w:val="false"/>
-          <w:i/>
-          <w:iCs/>
-          <w:color w:val="auto"/>
-          <w:kern w:val="2"/>
-          <w:sz w:val="12"/>
-          <w:szCs w:val="12"/>
-          <w:u w:val="none"/>
-          <w:lang w:val="en-US" w:eastAsia="zh-CN" w:bidi="hi-IN"/>
-        </w:rPr>
-        <w:t>mu-listener</w:t>
-      </w:r>
-      <w:r>
-        <w:rPr>
-          <w:rFonts w:eastAsia="Songti SC" w:cs="Arial Unicode MS" w:ascii="Andale Mono" w:hAnsi="Andale Mono"/>
-          <w:b w:val="false"/>
-          <w:bCs w:val="false"/>
-          <w:i w:val="false"/>
-          <w:iCs w:val="false"/>
-          <w:color w:val="auto"/>
-          <w:kern w:val="2"/>
-          <w:sz w:val="12"/>
-          <w:szCs w:val="12"/>
-          <w:u w:val="none"/>
-          <w:lang w:val="en-US" w:eastAsia="zh-CN" w:bidi="hi-IN"/>
-        </w:rPr>
-        <w:t xml:space="preserve"> will</w:t>
-      </w:r>
-    </w:p>
-    <w:p>
-      <w:pPr>
-        <w:pStyle w:val="Normal"/>
-        <w:ind w:hanging="0" w:start="0" w:end="0"/>
-        <w:rPr>
-          <w:sz w:val="12"/>
-          <w:szCs w:val="12"/>
-        </w:rPr>
-      </w:pPr>
-      <w:r>
-        <w:rPr>
-          <w:rFonts w:eastAsia="Songti SC" w:cs="Arial Unicode MS" w:ascii="Andale Mono" w:hAnsi="Andale Mono"/>
-          <w:b w:val="false"/>
-          <w:bCs w:val="false"/>
-          <w:i w:val="false"/>
-          <w:iCs w:val="false"/>
-          <w:color w:val="auto"/>
-          <w:kern w:val="2"/>
-          <w:sz w:val="12"/>
-          <w:szCs w:val="12"/>
-          <w:u w:val="none"/>
-          <w:lang w:val="en-US" w:eastAsia="zh-CN" w:bidi="hi-IN"/>
-        </w:rPr>
-        <w:t xml:space="preserve">   </w:t>
-      </w:r>
-      <w:r>
-        <w:rPr>
-          <w:rFonts w:eastAsia="Songti SC" w:cs="Arial Unicode MS" w:ascii="Andale Mono" w:hAnsi="Andale Mono"/>
-          <w:b w:val="false"/>
-          <w:bCs w:val="false"/>
-          <w:i w:val="false"/>
-          <w:iCs w:val="false"/>
-          <w:color w:val="auto"/>
-          <w:kern w:val="2"/>
-          <w:sz w:val="12"/>
-          <w:szCs w:val="12"/>
-          <w:u w:val="none"/>
-          <w:lang w:val="en-US" w:eastAsia="zh-CN" w:bidi="hi-IN"/>
-        </w:rPr>
-        <w:t xml:space="preserve">load only the </w:t>
-      </w:r>
-      <w:r>
-        <w:rPr>
-          <w:rFonts w:eastAsia="Songti SC" w:cs="Arial Unicode MS" w:ascii="Andale Mono" w:hAnsi="Andale Mono"/>
-          <w:b w:val="false"/>
-          <w:bCs w:val="false"/>
-          <w:i/>
-          <w:iCs/>
-          <w:color w:val="auto"/>
-          <w:kern w:val="2"/>
-          <w:sz w:val="12"/>
-          <w:szCs w:val="12"/>
-          <w:u w:val="none"/>
-          <w:lang w:val="en-US" w:eastAsia="zh-CN" w:bidi="hi-IN"/>
-        </w:rPr>
-        <w:t>mu</w:t>
-      </w:r>
-      <w:r>
-        <w:rPr>
-          <w:rFonts w:eastAsia="Songti SC" w:cs="Arial Unicode MS" w:ascii="Andale Mono" w:hAnsi="Andale Mono"/>
-          <w:b w:val="false"/>
-          <w:bCs w:val="false"/>
-          <w:i w:val="false"/>
-          <w:iCs w:val="false"/>
-          <w:color w:val="auto"/>
-          <w:kern w:val="2"/>
-          <w:sz w:val="12"/>
-          <w:szCs w:val="12"/>
-          <w:u w:val="none"/>
-          <w:lang w:val="en-US" w:eastAsia="zh-CN" w:bidi="hi-IN"/>
-        </w:rPr>
-        <w:t xml:space="preserve"> namespace.</w:t>
-      </w:r>
-    </w:p>
-    <w:p>
-      <w:pPr>
-        <w:pStyle w:val="Normal"/>
-        <w:rPr>
-          <w:rFonts w:ascii="Andale Mono" w:hAnsi="Andale Mono" w:eastAsia="Songti SC" w:cs="Arial Unicode MS"/>
-          <w:b w:val="false"/>
-          <w:bCs w:val="false"/>
-          <w:i w:val="false"/>
-          <w:i w:val="false"/>
-          <w:iCs w:val="false"/>
-          <w:color w:val="auto"/>
-          <w:kern w:val="2"/>
-          <w:sz w:val="16"/>
-          <w:szCs w:val="16"/>
-          <w:u w:val="none"/>
-          <w:lang w:val="en-US" w:eastAsia="zh-CN" w:bidi="hi-IN"/>
-        </w:rPr>
-      </w:pPr>
-      <w:r>
-        <w:rPr>
-          <w:rFonts w:eastAsia="Songti SC" w:cs="Arial Unicode MS" w:ascii="Andale Mono" w:hAnsi="Andale Mono"/>
-          <w:b w:val="false"/>
-          <w:bCs w:val="false"/>
-          <w:i w:val="false"/>
-          <w:iCs w:val="false"/>
-          <w:color w:val="auto"/>
-          <w:kern w:val="2"/>
-          <w:sz w:val="16"/>
-          <w:szCs w:val="16"/>
-          <w:u w:val="none"/>
-          <w:lang w:val="en-US" w:eastAsia="zh-CN" w:bidi="hi-IN"/>
-        </w:rPr>
-      </w:r>
-    </w:p>
-    <w:p>
-      <w:pPr>
-        <w:pStyle w:val="Normal"/>
-        <w:rPr>
-          <w:sz w:val="12"/>
-          <w:szCs w:val="12"/>
-        </w:rPr>
-      </w:pPr>
-      <w:r>
-        <w:rPr>
-          <w:rFonts w:eastAsia="Songti SC" w:cs="Arial Unicode MS" w:ascii="Andale Mono" w:hAnsi="Andale Mono"/>
-          <w:b w:val="false"/>
-          <w:bCs w:val="false"/>
-          <w:i w:val="false"/>
-          <w:iCs w:val="false"/>
-          <w:color w:val="auto"/>
-          <w:kern w:val="2"/>
-          <w:sz w:val="12"/>
-          <w:szCs w:val="12"/>
-          <w:u w:val="none"/>
-          <w:lang w:val="en-US" w:eastAsia="zh-CN" w:bidi="hi-IN"/>
-        </w:rPr>
-        <w:t xml:space="preserve">   </w:t>
-      </w:r>
-      <w:r>
-        <w:rPr>
-          <w:rFonts w:eastAsia="Songti SC" w:cs="Arial Unicode MS" w:ascii="Andale Mono" w:hAnsi="Andale Mono"/>
-          <w:b w:val="false"/>
-          <w:bCs w:val="false"/>
-          <w:i w:val="false"/>
-          <w:iCs w:val="false"/>
-          <w:color w:val="auto"/>
-          <w:kern w:val="2"/>
-          <w:sz w:val="12"/>
-          <w:szCs w:val="12"/>
-          <w:u w:val="none"/>
-          <w:lang w:val="en-US" w:eastAsia="zh-CN" w:bidi="hi-IN"/>
-        </w:rPr>
-        <w:t xml:space="preserve">The </w:t>
-      </w:r>
-      <w:r>
-        <w:rPr>
-          <w:rFonts w:eastAsia="Songti SC" w:cs="Arial Unicode MS" w:ascii="Andale Mono" w:hAnsi="Andale Mono"/>
-          <w:b w:val="false"/>
-          <w:bCs w:val="false"/>
-          <w:i/>
-          <w:iCs/>
-          <w:color w:val="auto"/>
-          <w:kern w:val="2"/>
-          <w:sz w:val="12"/>
-          <w:szCs w:val="12"/>
-          <w:u w:val="none"/>
-          <w:lang w:val="en-US" w:eastAsia="zh-CN" w:bidi="hi-IN"/>
-        </w:rPr>
-        <w:t>load</w:t>
-      </w:r>
-      <w:r>
-        <w:rPr>
-          <w:rFonts w:eastAsia="Songti SC" w:cs="Arial Unicode MS" w:ascii="Andale Mono" w:hAnsi="Andale Mono"/>
-          <w:b w:val="false"/>
-          <w:bCs w:val="false"/>
-          <w:i w:val="false"/>
-          <w:iCs w:val="false"/>
-          <w:color w:val="auto"/>
-          <w:kern w:val="2"/>
-          <w:sz w:val="12"/>
-          <w:szCs w:val="12"/>
-          <w:u w:val="none"/>
-          <w:lang w:val="en-US" w:eastAsia="zh-CN" w:bidi="hi-IN"/>
-        </w:rPr>
-        <w:t xml:space="preserve"> option supplies </w:t>
-      </w:r>
-      <w:r>
-        <w:rPr>
-          <w:rFonts w:eastAsia="Songti SC" w:cs="Arial Unicode MS" w:ascii="Andale Mono" w:hAnsi="Andale Mono"/>
-          <w:b w:val="false"/>
-          <w:bCs w:val="false"/>
-          <w:i w:val="false"/>
-          <w:iCs w:val="false"/>
-          <w:color w:val="auto"/>
-          <w:kern w:val="2"/>
-          <w:sz w:val="12"/>
-          <w:szCs w:val="12"/>
-          <w:u w:val="none"/>
-          <w:lang w:val="en-US" w:eastAsia="zh-CN" w:bidi="hi-IN"/>
-        </w:rPr>
-        <w:t xml:space="preserve">a list of </w:t>
-      </w:r>
-      <w:r>
-        <w:rPr>
-          <w:rFonts w:eastAsia="Songti SC" w:cs="Arial Unicode MS" w:ascii="Andale Mono" w:hAnsi="Andale Mono"/>
-          <w:b w:val="false"/>
-          <w:bCs w:val="false"/>
-          <w:i w:val="false"/>
-          <w:iCs w:val="false"/>
-          <w:color w:val="auto"/>
-          <w:kern w:val="2"/>
-          <w:sz w:val="12"/>
-          <w:szCs w:val="12"/>
-          <w:u w:val="none"/>
-          <w:lang w:val="en-US" w:eastAsia="zh-CN" w:bidi="hi-IN"/>
-        </w:rPr>
-        <w:t>the source file</w:t>
-      </w:r>
-      <w:r>
-        <w:rPr>
-          <w:rFonts w:eastAsia="Songti SC" w:cs="Arial Unicode MS" w:ascii="Andale Mono" w:hAnsi="Andale Mono"/>
-          <w:b w:val="false"/>
-          <w:bCs w:val="false"/>
-          <w:i w:val="false"/>
-          <w:iCs w:val="false"/>
-          <w:color w:val="auto"/>
-          <w:kern w:val="2"/>
-          <w:sz w:val="12"/>
-          <w:szCs w:val="12"/>
-          <w:u w:val="none"/>
-          <w:lang w:val="en-US" w:eastAsia="zh-CN" w:bidi="hi-IN"/>
-        </w:rPr>
-        <w:t>s</w:t>
-      </w:r>
-      <w:r>
-        <w:rPr>
-          <w:rFonts w:eastAsia="Songti SC" w:cs="Arial Unicode MS" w:ascii="Andale Mono" w:hAnsi="Andale Mono"/>
-          <w:b w:val="false"/>
-          <w:bCs w:val="false"/>
-          <w:i w:val="false"/>
-          <w:iCs w:val="false"/>
-          <w:color w:val="auto"/>
-          <w:kern w:val="2"/>
-          <w:sz w:val="12"/>
-          <w:szCs w:val="12"/>
-          <w:u w:val="none"/>
-          <w:lang w:val="en-US" w:eastAsia="zh-CN" w:bidi="hi-IN"/>
-        </w:rPr>
-        <w:t xml:space="preserve"> to be</w:t>
+          <w:sz w:val="12"/>
+          <w:szCs w:val="12"/>
+          <w:u w:val="none"/>
+          <w:lang w:val="en-US" w:eastAsia="zh-CN" w:bidi="hi-IN"/>
+        </w:rPr>
+        <w:t xml:space="preserve"> option supplies a list of the source files to be</w:t>
       </w:r>
     </w:p>
     <w:p>
@@ -8346,12 +7668,12 @@
       <w:numFmt w:val="none"/>
       <w:suff w:val="nothing"/>
       <w:lvlText w:val=""/>
-      <w:lvlJc w:val="start"/>
+      <w:lvlJc w:val="left"/>
       <w:pPr>
         <w:tabs>
           <w:tab w:val="num" w:pos="0"/>
         </w:tabs>
-        <w:ind w:start="0" w:hanging="0"/>
+        <w:ind w:left="0" w:hanging="0"/>
       </w:pPr>
       <w:rPr/>
     </w:lvl>
@@ -8360,12 +7682,12 @@
       <w:numFmt w:val="none"/>
       <w:suff w:val="nothing"/>
       <w:lvlText w:val=""/>
-      <w:lvlJc w:val="start"/>
+      <w:lvlJc w:val="left"/>
       <w:pPr>
         <w:tabs>
           <w:tab w:val="num" w:pos="0"/>
         </w:tabs>
-        <w:ind w:start="0" w:hanging="0"/>
+        <w:ind w:left="0" w:hanging="0"/>
       </w:pPr>
       <w:rPr/>
     </w:lvl>
@@ -8374,12 +7696,12 @@
       <w:numFmt w:val="none"/>
       <w:suff w:val="nothing"/>
       <w:lvlText w:val=""/>
-      <w:lvlJc w:val="start"/>
+      <w:lvlJc w:val="left"/>
       <w:pPr>
         <w:tabs>
           <w:tab w:val="num" w:pos="0"/>
         </w:tabs>
-        <w:ind w:start="0" w:hanging="0"/>
+        <w:ind w:left="0" w:hanging="0"/>
       </w:pPr>
       <w:rPr/>
     </w:lvl>
@@ -8388,12 +7710,12 @@
       <w:numFmt w:val="none"/>
       <w:suff w:val="nothing"/>
       <w:lvlText w:val=""/>
-      <w:lvlJc w:val="start"/>
+      <w:lvlJc w:val="left"/>
       <w:pPr>
         <w:tabs>
           <w:tab w:val="num" w:pos="0"/>
         </w:tabs>
-        <w:ind w:start="0" w:hanging="0"/>
+        <w:ind w:left="0" w:hanging="0"/>
       </w:pPr>
       <w:rPr/>
     </w:lvl>
@@ -8402,12 +7724,12 @@
       <w:numFmt w:val="none"/>
       <w:suff w:val="nothing"/>
       <w:lvlText w:val=""/>
-      <w:lvlJc w:val="start"/>
+      <w:lvlJc w:val="left"/>
       <w:pPr>
         <w:tabs>
           <w:tab w:val="num" w:pos="0"/>
         </w:tabs>
-        <w:ind w:start="0" w:hanging="0"/>
+        <w:ind w:left="0" w:hanging="0"/>
       </w:pPr>
       <w:rPr/>
     </w:lvl>
@@ -8416,12 +7738,12 @@
       <w:numFmt w:val="none"/>
       <w:suff w:val="nothing"/>
       <w:lvlText w:val=""/>
-      <w:lvlJc w:val="start"/>
+      <w:lvlJc w:val="left"/>
       <w:pPr>
         <w:tabs>
           <w:tab w:val="num" w:pos="0"/>
         </w:tabs>
-        <w:ind w:start="0" w:hanging="0"/>
+        <w:ind w:left="0" w:hanging="0"/>
       </w:pPr>
       <w:rPr/>
     </w:lvl>
@@ -8430,12 +7752,12 @@
       <w:numFmt w:val="none"/>
       <w:suff w:val="nothing"/>
       <w:lvlText w:val=""/>
-      <w:lvlJc w:val="start"/>
+      <w:lvlJc w:val="left"/>
       <w:pPr>
         <w:tabs>
           <w:tab w:val="num" w:pos="0"/>
         </w:tabs>
-        <w:ind w:start="0" w:hanging="0"/>
+        <w:ind w:left="0" w:hanging="0"/>
       </w:pPr>
       <w:rPr/>
     </w:lvl>
@@ -8444,12 +7766,12 @@
       <w:numFmt w:val="none"/>
       <w:suff w:val="nothing"/>
       <w:lvlText w:val=""/>
-      <w:lvlJc w:val="start"/>
+      <w:lvlJc w:val="left"/>
       <w:pPr>
         <w:tabs>
           <w:tab w:val="num" w:pos="0"/>
         </w:tabs>
-        <w:ind w:start="0" w:hanging="0"/>
+        <w:ind w:left="0" w:hanging="0"/>
       </w:pPr>
       <w:rPr/>
     </w:lvl>
@@ -8458,12 +7780,12 @@
       <w:numFmt w:val="none"/>
       <w:suff w:val="nothing"/>
       <w:lvlText w:val=""/>
-      <w:lvlJc w:val="start"/>
+      <w:lvlJc w:val="left"/>
       <w:pPr>
         <w:tabs>
           <w:tab w:val="num" w:pos="0"/>
         </w:tabs>
-        <w:ind w:start="0" w:hanging="0"/>
+        <w:ind w:left="0" w:hanging="0"/>
       </w:pPr>
       <w:rPr/>
     </w:lvl>
@@ -8474,12 +7796,12 @@
       <w:numFmt w:val="none"/>
       <w:suff w:val="nothing"/>
       <w:lvlText w:val=""/>
-      <w:lvlJc w:val="start"/>
+      <w:lvlJc w:val="left"/>
       <w:pPr>
         <w:tabs>
           <w:tab w:val="num" w:pos="0"/>
         </w:tabs>
-        <w:ind w:start="0" w:hanging="0"/>
+        <w:ind w:left="0" w:hanging="0"/>
       </w:pPr>
     </w:lvl>
     <w:lvl w:ilvl="1">
@@ -8487,12 +7809,12 @@
       <w:numFmt w:val="none"/>
       <w:suff w:val="nothing"/>
       <w:lvlText w:val=""/>
-      <w:lvlJc w:val="start"/>
+      <w:lvlJc w:val="left"/>
       <w:pPr>
         <w:tabs>
           <w:tab w:val="num" w:pos="0"/>
         </w:tabs>
-        <w:ind w:start="0" w:hanging="0"/>
+        <w:ind w:left="0" w:hanging="0"/>
       </w:pPr>
     </w:lvl>
     <w:lvl w:ilvl="2">
@@ -8500,12 +7822,12 @@
       <w:numFmt w:val="none"/>
       <w:suff w:val="nothing"/>
       <w:lvlText w:val=""/>
-      <w:lvlJc w:val="start"/>
+      <w:lvlJc w:val="left"/>
       <w:pPr>
         <w:tabs>
           <w:tab w:val="num" w:pos="0"/>
         </w:tabs>
-        <w:ind w:start="0" w:hanging="0"/>
+        <w:ind w:left="0" w:hanging="0"/>
       </w:pPr>
     </w:lvl>
     <w:lvl w:ilvl="3">
@@ -8513,12 +7835,12 @@
       <w:numFmt w:val="none"/>
       <w:suff w:val="nothing"/>
       <w:lvlText w:val=""/>
-      <w:lvlJc w:val="start"/>
+      <w:lvlJc w:val="left"/>
       <w:pPr>
         <w:tabs>
           <w:tab w:val="num" w:pos="0"/>
         </w:tabs>
-        <w:ind w:start="0" w:hanging="0"/>
+        <w:ind w:left="0" w:hanging="0"/>
       </w:pPr>
     </w:lvl>
     <w:lvl w:ilvl="4">
@@ -8526,12 +7848,12 @@
       <w:numFmt w:val="none"/>
       <w:suff w:val="nothing"/>
       <w:lvlText w:val=""/>
-      <w:lvlJc w:val="start"/>
+      <w:lvlJc w:val="left"/>
       <w:pPr>
         <w:tabs>
           <w:tab w:val="num" w:pos="0"/>
         </w:tabs>
-        <w:ind w:start="0" w:hanging="0"/>
+        <w:ind w:left="0" w:hanging="0"/>
       </w:pPr>
     </w:lvl>
     <w:lvl w:ilvl="5">
@@ -8539,12 +7861,12 @@
       <w:numFmt w:val="none"/>
       <w:suff w:val="nothing"/>
       <w:lvlText w:val=""/>
-      <w:lvlJc w:val="start"/>
+      <w:lvlJc w:val="left"/>
       <w:pPr>
         <w:tabs>
           <w:tab w:val="num" w:pos="0"/>
         </w:tabs>
-        <w:ind w:start="0" w:hanging="0"/>
+        <w:ind w:left="0" w:hanging="0"/>
       </w:pPr>
     </w:lvl>
     <w:lvl w:ilvl="6">
@@ -8552,12 +7874,12 @@
       <w:numFmt w:val="none"/>
       <w:suff w:val="nothing"/>
       <w:lvlText w:val=""/>
-      <w:lvlJc w:val="start"/>
+      <w:lvlJc w:val="left"/>
       <w:pPr>
         <w:tabs>
           <w:tab w:val="num" w:pos="0"/>
         </w:tabs>
-        <w:ind w:start="0" w:hanging="0"/>
+        <w:ind w:left="0" w:hanging="0"/>
       </w:pPr>
     </w:lvl>
     <w:lvl w:ilvl="7">
@@ -8565,12 +7887,12 @@
       <w:numFmt w:val="none"/>
       <w:suff w:val="nothing"/>
       <w:lvlText w:val=""/>
-      <w:lvlJc w:val="start"/>
+      <w:lvlJc w:val="left"/>
       <w:pPr>
         <w:tabs>
           <w:tab w:val="num" w:pos="0"/>
         </w:tabs>
-        <w:ind w:start="0" w:hanging="0"/>
+        <w:ind w:left="0" w:hanging="0"/>
       </w:pPr>
     </w:lvl>
     <w:lvl w:ilvl="8">
@@ -8578,12 +7900,12 @@
       <w:numFmt w:val="none"/>
       <w:suff w:val="nothing"/>
       <w:lvlText w:val=""/>
-      <w:lvlJc w:val="start"/>
+      <w:lvlJc w:val="left"/>
       <w:pPr>
         <w:tabs>
           <w:tab w:val="num" w:pos="0"/>
         </w:tabs>
-        <w:ind w:start="0" w:hanging="0"/>
+        <w:ind w:left="0" w:hanging="0"/>
       </w:pPr>
     </w:lvl>
   </w:abstractNum>
@@ -8619,10 +7941,10 @@
     <w:pPr>
       <w:widowControl/>
       <w:suppressAutoHyphens w:val="true"/>
-      <w:overflowPunct w:val="false"/>
+      <w:overflowPunct w:val="true"/>
       <w:bidi w:val="0"/>
       <w:spacing w:before="0" w:after="0"/>
-      <w:jc w:val="start"/>
+      <w:jc w:val="left"/>
     </w:pPr>
     <w:rPr>
       <w:rFonts w:ascii="Liberation Serif" w:hAnsi="Liberation Serif" w:eastAsia="Songti SC" w:cs="Arial Unicode MS"/>
@@ -8785,8 +8107,8 @@
     </w:pPr>
     <w:rPr/>
   </w:style>
-  <w:style w:type="paragraph" w:styleId="FrameContentsuser">
-    <w:name w:val="Frame Contents (user)"/>
+  <w:style w:type="paragraph" w:styleId="FrameContents">
+    <w:name w:val="Frame Contents"/>
     <w:basedOn w:val="Normal"/>
     <w:qFormat/>
     <w:pPr/>
